--- a/docs/week-2/cen429-week-2-ders-notu.en.docx
+++ b/docs/week-2/cen429-week-2-ders-notu.en.docx
@@ -5073,7 +5073,7 @@
       <w:r>
         <w:t xml:space="preserve"> </w:t>
       </w:r>
-      <w:hyperlink w:anchor="Xa9779df7f68a8fe0c5e898572ea879119790b91">
+      <w:hyperlink w:anchor="Xd2c8ecf281ae819b3ec13a8ca723c37c7780f0d">
         <w:r>
           <w:rPr>
             <w:rStyle w:val="Hyperlink"/>
@@ -5265,7 +5265,7 @@
       <w:r>
         <w:t xml:space="preserve"> </w:t>
       </w:r>
-      <w:hyperlink w:anchor="X47c925b3be3ae325145f3e98f5271a4ea7a8f2d">
+      <w:hyperlink w:anchor="X4723d3d9eefa717246993f55d42efcec28ae2e7">
         <w:r>
           <w:rPr>
             <w:rStyle w:val="Hyperlink"/>
@@ -6071,7 +6071,7 @@
       <w:r>
         <w:t xml:space="preserve"> </w:t>
       </w:r>
-      <w:hyperlink w:anchor="X47c925b3be3ae325145f3e98f5271a4ea7a8f2d">
+      <w:hyperlink w:anchor="X4723d3d9eefa717246993f55d42efcec28ae2e7">
         <w:r>
           <w:rPr>
             <w:rStyle w:val="Hyperlink"/>
@@ -7784,7 +7784,7 @@
       <w:r>
         <w:t xml:space="preserve"> </w:t>
       </w:r>
-      <w:hyperlink w:anchor="X47c925b3be3ae325145f3e98f5271a4ea7a8f2d">
+      <w:hyperlink w:anchor="X4723d3d9eefa717246993f55d42efcec28ae2e7">
         <w:r>
           <w:rPr>
             <w:rStyle w:val="Hyperlink"/>
@@ -18075,7 +18075,7 @@
       <w:r>
         <w:t xml:space="preserve"> </w:t>
       </w:r>
-      <w:hyperlink w:anchor="demo-6-toctou-yaris-durumu">
+      <w:hyperlink w:anchor="demo-06-toctou-yaris-durumu">
         <w:r>
           <w:rPr>
             <w:rStyle w:val="Hyperlink"/>

--- a/docs/week-2/cen429-week-2-ders-notu.en.docx
+++ b/docs/week-2/cen429-week-2-ders-notu.en.docx
@@ -4114,14 +4114,14 @@
       <w:r>
         <w:drawing>
           <wp:inline>
-            <wp:extent cx="5759999" cy="1329026"/>
+            <wp:extent cx="5759999" cy="2283460"/>
             <wp:effectExtent b="0" l="0" r="0" t="0"/>
-            <wp:docPr descr="" title="" id="41" name="Picture"/>
+            <wp:docPr descr="Tehdit, savunma ve ortak dil: haftanın üç parçası" title="" id="41" name="Picture"/>
             <a:graphic>
               <a:graphicData uri="http://schemas.openxmlformats.org/drawingml/2006/picture">
                 <pic:pic>
                   <pic:nvPicPr>
-                    <pic:cNvPr descr="diyagram-1.png" id="42" name="Picture"/>
+                    <pic:cNvPr descr="h02-01-haftanin-resmi.png" id="42" name="Picture"/>
                     <pic:cNvPicPr>
                       <a:picLocks noChangeArrowheads="1" noChangeAspect="1"/>
                     </pic:cNvPicPr>
@@ -4135,7 +4135,7 @@
                   <pic:spPr bwMode="auto">
                     <a:xfrm>
                       <a:off x="0" y="0"/>
-                      <a:ext cx="5759999" cy="1329026"/>
+                      <a:ext cx="5759999" cy="2283460"/>
                     </a:xfrm>
                     <a:prstGeom prst="rect">
                       <a:avLst/>
@@ -5654,14 +5654,14 @@
       <w:r>
         <w:drawing>
           <wp:inline>
-            <wp:extent cx="5759999" cy="1123350"/>
+            <wp:extent cx="5759999" cy="2470728"/>
             <wp:effectExtent b="0" l="0" r="0" t="0"/>
-            <wp:docPr descr="" title="" id="46" name="Picture"/>
+            <wp:docPr descr="Virüsün üç parçası: bulaştırıcı, tetikleyici, yük" title="" id="46" name="Picture"/>
             <a:graphic>
               <a:graphicData uri="http://schemas.openxmlformats.org/drawingml/2006/picture">
                 <pic:pic>
                   <pic:nvPicPr>
-                    <pic:cNvPr descr="diyagram-2.png" id="47" name="Picture"/>
+                    <pic:cNvPr descr="h02-02-virus-uc-parca.png" id="47" name="Picture"/>
                     <pic:cNvPicPr>
                       <a:picLocks noChangeArrowheads="1" noChangeAspect="1"/>
                     </pic:cNvPicPr>
@@ -5675,7 +5675,7 @@
                   <pic:spPr bwMode="auto">
                     <a:xfrm>
                       <a:off x="0" y="0"/>
-                      <a:ext cx="5759999" cy="1123350"/>
+                      <a:ext cx="5759999" cy="2470728"/>
                     </a:xfrm>
                     <a:prstGeom prst="rect">
                       <a:avLst/>
@@ -6603,14 +6603,14 @@
       <w:r>
         <w:drawing>
           <wp:inline>
-            <wp:extent cx="5759999" cy="1018591"/>
+            <wp:extent cx="5759999" cy="2283460"/>
             <wp:effectExtent b="0" l="0" r="0" t="0"/>
-            <wp:docPr descr="" title="" id="52" name="Picture"/>
+            <wp:docPr descr="Solucan salgınının üç evresi: açılış, patlama, doygunluk" title="" id="52" name="Picture"/>
             <a:graphic>
               <a:graphicData uri="http://schemas.openxmlformats.org/drawingml/2006/picture">
                 <pic:pic>
                   <pic:nvPicPr>
-                    <pic:cNvPr descr="diyagram-3.png" id="53" name="Picture"/>
+                    <pic:cNvPr descr="h02-03-salgin-modeli.png" id="53" name="Picture"/>
                     <pic:cNvPicPr>
                       <a:picLocks noChangeArrowheads="1" noChangeAspect="1"/>
                     </pic:cNvPicPr>
@@ -6624,7 +6624,7 @@
                   <pic:spPr bwMode="auto">
                     <a:xfrm>
                       <a:off x="0" y="0"/>
-                      <a:ext cx="5759999" cy="1018591"/>
+                      <a:ext cx="5759999" cy="2283460"/>
                     </a:xfrm>
                     <a:prstGeom prst="rect">
                       <a:avLst/>
@@ -7825,14 +7825,14 @@
       <w:r>
         <w:drawing>
           <wp:inline>
-            <wp:extent cx="3239999" cy="6413489"/>
+            <wp:extent cx="5759999" cy="2748610"/>
             <wp:effectExtent b="0" l="0" r="0" t="0"/>
-            <wp:docPr descr="" title="" id="59" name="Picture"/>
+            <wp:docPr descr="Polimorfik virüste çözücü ve gövde değişir, açık gövde aynı kalır" title="" id="59" name="Picture"/>
             <a:graphic>
               <a:graphicData uri="http://schemas.openxmlformats.org/drawingml/2006/picture">
                 <pic:pic>
                   <pic:nvPicPr>
-                    <pic:cNvPr descr="diyagram-4.png" id="60" name="Picture"/>
+                    <pic:cNvPr descr="h02-04-polimorfik.png" id="60" name="Picture"/>
                     <pic:cNvPicPr>
                       <a:picLocks noChangeArrowheads="1" noChangeAspect="1"/>
                     </pic:cNvPicPr>
@@ -7846,7 +7846,7 @@
                   <pic:spPr bwMode="auto">
                     <a:xfrm>
                       <a:off x="0" y="0"/>
-                      <a:ext cx="3239999" cy="6413489"/>
+                      <a:ext cx="5759999" cy="2748610"/>
                     </a:xfrm>
                     <a:prstGeom prst="rect">
                       <a:avLst/>
@@ -16551,14 +16551,14 @@
       <w:r>
         <w:drawing>
           <wp:inline>
-            <wp:extent cx="4355999" cy="4246504"/>
+            <wp:extent cx="5759999" cy="2654976"/>
             <wp:effectExtent b="0" l="0" r="0" t="0"/>
-            <wp:docPr descr="" title="" id="81" name="Picture"/>
+            <wp:docPr descr="Bell-LaPadula ve Biba modellerinin ters okuma/yazma kuralları" title="" id="81" name="Picture"/>
             <a:graphic>
               <a:graphicData uri="http://schemas.openxmlformats.org/drawingml/2006/picture">
                 <pic:pic>
                   <pic:nvPicPr>
-                    <pic:cNvPr descr="diyagram-5.png" id="82" name="Picture"/>
+                    <pic:cNvPr descr="h02-05-blp-biba.png" id="82" name="Picture"/>
                     <pic:cNvPicPr>
                       <a:picLocks noChangeArrowheads="1" noChangeAspect="1"/>
                     </pic:cNvPicPr>
@@ -16572,7 +16572,7 @@
                   <pic:spPr bwMode="auto">
                     <a:xfrm>
                       <a:off x="0" y="0"/>
-                      <a:ext cx="4355999" cy="4246504"/>
+                      <a:ext cx="5759999" cy="2654976"/>
                     </a:xfrm>
                     <a:prstGeom prst="rect">
                       <a:avLst/>
@@ -22808,10 +22808,10 @@
           <w:b/>
           <w:bCs/>
         </w:rPr>
-        <w:t xml:space="preserve">isim</w:t>
-      </w:r>
-      <w:r>
-        <w:t xml:space="preserve">dir, ciddiyet değil. Bir CVE, bir ya da birden çok CWE</w:t>
+        <w:t xml:space="preserve">isimdir</w:t>
+      </w:r>
+      <w:r>
+        <w:t xml:space="preserve">, ciddiyet değil. Bir CVE, bir ya da birden çok CWE</w:t>
       </w:r>
       <w:r>
         <w:t xml:space="preserve"> </w:t>
@@ -24053,10 +24053,13 @@
           <w:b/>
           <w:bCs/>
         </w:rPr>
-        <w:t xml:space="preserve">saldırı potansiyeli</w:t>
-      </w:r>
-      <w:r>
-        <w:t xml:space="preserve">ni (harcanan</w:t>
+        <w:t xml:space="preserve">saldırı potansiyelini</w:t>
+      </w:r>
+      <w:r>
+        <w:t xml:space="preserve"> </w:t>
+      </w:r>
+      <w:r>
+        <w:t xml:space="preserve">(harcanan</w:t>
       </w:r>
       <w:r>
         <w:t xml:space="preserve"> </w:t>
@@ -24126,14 +24129,14 @@
       <w:r>
         <w:drawing>
           <wp:inline>
-            <wp:extent cx="5759999" cy="898899"/>
+            <wp:extent cx="5759999" cy="2748610"/>
             <wp:effectExtent b="0" l="0" r="0" t="0"/>
-            <wp:docPr descr="" title="" id="99" name="Picture"/>
+            <wp:docPr descr="Zafiyet yaşam döngüsü: keşiften yama uygulanmasına" title="" id="99" name="Picture"/>
             <a:graphic>
               <a:graphicData uri="http://schemas.openxmlformats.org/drawingml/2006/picture">
                 <pic:pic>
                   <pic:nvPicPr>
-                    <pic:cNvPr descr="diyagram-6.png" id="100" name="Picture"/>
+                    <pic:cNvPr descr="h02-06-zafiyet-yasam-dongusu.png" id="100" name="Picture"/>
                     <pic:cNvPicPr>
                       <a:picLocks noChangeArrowheads="1" noChangeAspect="1"/>
                     </pic:cNvPicPr>
@@ -24147,7 +24150,7 @@
                   <pic:spPr bwMode="auto">
                     <a:xfrm>
                       <a:off x="0" y="0"/>
-                      <a:ext cx="5759999" cy="898899"/>
+                      <a:ext cx="5759999" cy="2748610"/>
                     </a:xfrm>
                     <a:prstGeom prst="rect">
                       <a:avLst/>
@@ -29154,14 +29157,14 @@
       <w:r>
         <w:drawing>
           <wp:inline>
-            <wp:extent cx="5759999" cy="2058770"/>
+            <wp:extent cx="5759999" cy="2730559"/>
             <wp:effectExtent b="0" l="0" r="0" t="0"/>
-            <wp:docPr descr="" title="" id="110" name="Picture"/>
+            <wp:docPr descr="Başkasının hesabından ödeme saldırı ağacı ve maliyetleri" title="" id="110" name="Picture"/>
             <a:graphic>
               <a:graphicData uri="http://schemas.openxmlformats.org/drawingml/2006/picture">
                 <pic:pic>
                   <pic:nvPicPr>
-                    <pic:cNvPr descr="diyagram-7.png" id="111" name="Picture"/>
+                    <pic:cNvPr descr="h02-07-saldiri-agaci.png" id="111" name="Picture"/>
                     <pic:cNvPicPr>
                       <a:picLocks noChangeArrowheads="1" noChangeAspect="1"/>
                     </pic:cNvPicPr>
@@ -29175,7 +29178,7 @@
                   <pic:spPr bwMode="auto">
                     <a:xfrm>
                       <a:off x="0" y="0"/>
-                      <a:ext cx="5759999" cy="2058770"/>
+                      <a:ext cx="5759999" cy="2730559"/>
                     </a:xfrm>
                     <a:prstGeom prst="rect">
                       <a:avLst/>

--- a/docs/week-2/cen429-week-2-ders-notu.en.docx
+++ b/docs/week-2/cen429-week-2-ders-notu.en.docx
@@ -2,7 +2,7 @@
 <file path=word/document.xml><?xml version="1.0" encoding="utf-8"?>
 <w:document xmlns:w="http://schemas.openxmlformats.org/wordprocessingml/2006/main" xmlns:m="http://schemas.openxmlformats.org/officeDocument/2006/math" xmlns:r="http://schemas.openxmlformats.org/officeDocument/2006/relationships" xmlns:o="urn:schemas-microsoft-com:office:office" xmlns:v="urn:schemas-microsoft-com:vml" xmlns:w10="urn:schemas-microsoft-com:office:word" xmlns:a="http://schemas.openxmlformats.org/drawingml/2006/main" xmlns:pic="http://schemas.openxmlformats.org/drawingml/2006/picture" xmlns:wp="http://schemas.openxmlformats.org/drawingml/2006/wordprocessingDrawing">
   <w:body>
-    <w:bookmarkStart w:id="121" w:name="X9fc43fac701ae7cf0949f0e17f5d795998da5ac"/>
+    <w:bookmarkStart w:id="124" w:name="X9fc43fac701ae7cf0949f0e17f5d795998da5ac"/>
     <w:p>
       <w:pPr>
         <w:pStyle w:val="Heading1"/>
@@ -17710,7 +17710,7 @@
     </w:p>
     <w:bookmarkEnd w:id="85"/>
     <w:bookmarkEnd w:id="86"/>
-    <w:bookmarkStart w:id="93" w:name="X9163e2e81fd4af9d4c493b6550130bc1b0830cd"/>
+    <w:bookmarkStart w:id="96" w:name="X9163e2e81fd4af9d4c493b6550130bc1b0830cd"/>
     <w:p>
       <w:pPr>
         <w:pStyle w:val="Heading2"/>
@@ -17727,7 +17727,7 @@
         <w:t xml:space="preserve">Bu klasik modeller kâğıt üzerinde kalmadı; işletim sistemlerinin izin mimarisi onların pratik halidir.</w:t>
       </w:r>
     </w:p>
-    <w:bookmarkStart w:id="87" w:name="unix-modeli-tarif-2.1"/>
+    <w:bookmarkStart w:id="90" w:name="unix-modeli-tarif-2.1"/>
     <w:p>
       <w:pPr>
         <w:pStyle w:val="Heading3"/>
@@ -17832,63 +17832,54 @@
     </w:p>
     <w:p>
       <w:pPr>
-        <w:pStyle w:val="SourceCode"/>
-      </w:pPr>
-      <w:r>
-        <w:rPr>
-          <w:rStyle w:val="VerbatimChar"/>
-        </w:rPr>
-        <w:t xml:space="preserve"> -rwxr-x---   sahip: rwx   grup: r-x   diğerleri: ---</w:t>
-      </w:r>
-      <w:r>
-        <w:br/>
-      </w:r>
-      <w:r>
-        <w:rPr>
-          <w:rStyle w:val="VerbatimChar"/>
-        </w:rPr>
-        <w:t xml:space="preserve">  │└┬┘└┬┘└┬┘</w:t>
-      </w:r>
-      <w:r>
-        <w:br/>
-      </w:r>
-      <w:r>
-        <w:rPr>
-          <w:rStyle w:val="VerbatimChar"/>
-        </w:rPr>
-        <w:t xml:space="preserve">  │ │  │  └─ diğerleri (herkes): izin yok</w:t>
-      </w:r>
-      <w:r>
-        <w:br/>
-      </w:r>
-      <w:r>
-        <w:rPr>
-          <w:rStyle w:val="VerbatimChar"/>
-        </w:rPr>
-        <w:t xml:space="preserve">  │ │  └──── grup: oku + çalıştır</w:t>
-      </w:r>
-      <w:r>
-        <w:br/>
-      </w:r>
-      <w:r>
-        <w:rPr>
-          <w:rStyle w:val="VerbatimChar"/>
-        </w:rPr>
-        <w:t xml:space="preserve">  │ └─────── sahip: oku + yaz + çalıştır</w:t>
-      </w:r>
-      <w:r>
-        <w:br/>
-      </w:r>
-      <w:r>
-        <w:rPr>
-          <w:rStyle w:val="VerbatimChar"/>
-        </w:rPr>
-        <w:t xml:space="preserve">  └───────── dosya türü (- = normal dosya)</w:t>
-      </w:r>
-    </w:p>
-    <w:p>
-      <w:pPr>
-        <w:pStyle w:val="FirstParagraph"/>
+        <w:pStyle w:val="BodyText"/>
+      </w:pPr>
+      <w:r>
+        <w:drawing>
+          <wp:inline>
+            <wp:extent cx="5759999" cy="2379540"/>
+            <wp:effectExtent b="0" l="0" r="0" t="0"/>
+            <wp:docPr descr="Unix izin bitlerinin sahip, grup ve diğerleri olarak okunuşu" title="" id="88" name="Picture"/>
+            <a:graphic>
+              <a:graphicData uri="http://schemas.openxmlformats.org/drawingml/2006/picture">
+                <pic:pic>
+                  <pic:nvPicPr>
+                    <pic:cNvPr descr="h02-08-unix-izinleri.png" id="89" name="Picture"/>
+                    <pic:cNvPicPr>
+                      <a:picLocks noChangeArrowheads="1" noChangeAspect="1"/>
+                    </pic:cNvPicPr>
+                  </pic:nvPicPr>
+                  <pic:blipFill>
+                    <a:blip r:embed="rId87"/>
+                    <a:stretch>
+                      <a:fillRect/>
+                    </a:stretch>
+                  </pic:blipFill>
+                  <pic:spPr bwMode="auto">
+                    <a:xfrm>
+                      <a:off x="0" y="0"/>
+                      <a:ext cx="5759999" cy="2379540"/>
+                    </a:xfrm>
+                    <a:prstGeom prst="rect">
+                      <a:avLst/>
+                    </a:prstGeom>
+                    <a:noFill/>
+                    <a:ln w="9525">
+                      <a:noFill/>
+                      <a:headEnd/>
+                      <a:tailEnd/>
+                    </a:ln>
+                  </pic:spPr>
+                </pic:pic>
+              </a:graphicData>
+            </a:graphic>
+          </wp:inline>
+        </w:drawing>
+      </w:r>
+    </w:p>
+    <w:p>
+      <w:pPr>
+        <w:pStyle w:val="BodyText"/>
       </w:pPr>
       <w:r>
         <w:t xml:space="preserve">Ek olarak</w:t>
@@ -18093,8 +18084,8 @@
         <w:t xml:space="preserve">bunu güvenle göreceğiz.</w:t>
       </w:r>
     </w:p>
-    <w:bookmarkEnd w:id="87"/>
-    <w:bookmarkStart w:id="88" w:name="windows-modeli-tarif-2.2"/>
+    <w:bookmarkEnd w:id="90"/>
+    <w:bookmarkStart w:id="91" w:name="windows-modeli-tarif-2.2"/>
     <w:p>
       <w:pPr>
         <w:pStyle w:val="Heading3"/>
@@ -18602,8 +18593,8 @@
         <w:t xml:space="preserve">benzer zorunlu sınırlar ekler — yani biçimsel modeller pratikte hâlâ yaşıyor.</w:t>
       </w:r>
     </w:p>
-    <w:bookmarkEnd w:id="88"/>
-    <w:bookmarkStart w:id="89" w:name="demo-06-toctou-yarış-durumu"/>
+    <w:bookmarkEnd w:id="91"/>
+    <w:bookmarkStart w:id="92" w:name="demo-06-toctou-yarış-durumu"/>
     <w:p>
       <w:pPr>
         <w:pStyle w:val="Heading3"/>
@@ -19087,8 +19078,8 @@
         <w:t xml:space="preserve">kalıbının yerine geçer.</w:t>
       </w:r>
     </w:p>
-    <w:bookmarkEnd w:id="89"/>
-    <w:bookmarkStart w:id="90" w:name="Xb229a82dada25dcc9a3af9011891e8e16b136e9"/>
+    <w:bookmarkEnd w:id="92"/>
+    <w:bookmarkStart w:id="93" w:name="Xb229a82dada25dcc9a3af9011891e8e16b136e9"/>
     <w:p>
       <w:pPr>
         <w:pStyle w:val="Heading3"/>
@@ -19906,8 +19897,8 @@
         <w:t xml:space="preserve">hakkı, NULL DACL ve kanonik olmayan sıra arar.</w:t>
       </w:r>
     </w:p>
-    <w:bookmarkEnd w:id="90"/>
-    <w:bookmarkStart w:id="91" w:name="Xbf1f876cad9fdb68fae97466dfd91a89e441f03"/>
+    <w:bookmarkEnd w:id="93"/>
+    <w:bookmarkStart w:id="94" w:name="Xbf1f876cad9fdb68fae97466dfd91a89e441f03"/>
     <w:p>
       <w:pPr>
         <w:pStyle w:val="Heading3"/>
@@ -20680,8 +20671,8 @@
         <w:t xml:space="preserve">sonucun doğrulanması gerekir.</w:t>
       </w:r>
     </w:p>
-    <w:bookmarkEnd w:id="91"/>
-    <w:bookmarkStart w:id="92" w:name="X46071e9da5d4d6f1016bbcef6fd8515a696336d"/>
+    <w:bookmarkEnd w:id="94"/>
+    <w:bookmarkStart w:id="95" w:name="X46071e9da5d4d6f1016bbcef6fd8515a696336d"/>
     <w:p>
       <w:pPr>
         <w:pStyle w:val="Heading3"/>
@@ -21254,9 +21245,9 @@
         </w:pict>
       </w:r>
     </w:p>
-    <w:bookmarkEnd w:id="92"/>
-    <w:bookmarkEnd w:id="93"/>
-    <w:bookmarkStart w:id="94" w:name="X9fcc161e4ab3d07ad8ab53d3cd3b64c367fa9d3"/>
+    <w:bookmarkEnd w:id="95"/>
+    <w:bookmarkEnd w:id="96"/>
+    <w:bookmarkStart w:id="97" w:name="X9fcc161e4ab3d07ad8ab53d3cd3b64c367fa9d3"/>
     <w:p>
       <w:pPr>
         <w:pStyle w:val="Heading2"/>
@@ -22123,8 +22114,8 @@
         </w:pict>
       </w:r>
     </w:p>
-    <w:bookmarkEnd w:id="94"/>
-    <w:bookmarkStart w:id="95" w:name="owasp-top-10-ve-masvs"/>
+    <w:bookmarkEnd w:id="97"/>
+    <w:bookmarkStart w:id="98" w:name="owasp-top-10-ve-masvs"/>
     <w:p>
       <w:pPr>
         <w:pStyle w:val="Heading2"/>
@@ -22732,8 +22723,8 @@
         </w:pict>
       </w:r>
     </w:p>
-    <w:bookmarkEnd w:id="95"/>
-    <w:bookmarkStart w:id="97" w:name="cve-ve-cvss-hangi-açık-ne-kadar-ciddi"/>
+    <w:bookmarkEnd w:id="98"/>
+    <w:bookmarkStart w:id="100" w:name="cve-ve-cvss-hangi-açık-ne-kadar-ciddi"/>
     <w:p>
       <w:pPr>
         <w:pStyle w:val="Heading2"/>
@@ -23257,7 +23248,7 @@
         </w:tc>
       </w:tr>
     </w:tbl>
-    <w:bookmarkStart w:id="96" w:name="demo-05-cvss-v3.1-taban-puan-hesaplayıcı"/>
+    <w:bookmarkStart w:id="99" w:name="demo-05-cvss-v3.1-taban-puan-hesaplayıcı"/>
     <w:p>
       <w:pPr>
         <w:pStyle w:val="Heading3"/>
@@ -24081,9 +24072,9 @@
         </w:pict>
       </w:r>
     </w:p>
-    <w:bookmarkEnd w:id="96"/>
-    <w:bookmarkEnd w:id="97"/>
-    <w:bookmarkStart w:id="101" w:name="zafiyet-yaşam-döngüsü-ve-sorumlu-ifşa"/>
+    <w:bookmarkEnd w:id="99"/>
+    <w:bookmarkEnd w:id="100"/>
+    <w:bookmarkStart w:id="104" w:name="zafiyet-yaşam-döngüsü-ve-sorumlu-ifşa"/>
     <w:p>
       <w:pPr>
         <w:pStyle w:val="Heading2"/>
@@ -24131,18 +24122,18 @@
           <wp:inline>
             <wp:extent cx="5759999" cy="2748610"/>
             <wp:effectExtent b="0" l="0" r="0" t="0"/>
-            <wp:docPr descr="Zafiyet yaşam döngüsü: keşiften yama uygulanmasına" title="" id="99" name="Picture"/>
+            <wp:docPr descr="Zafiyet yaşam döngüsü: keşiften yama uygulanmasına" title="" id="102" name="Picture"/>
             <a:graphic>
               <a:graphicData uri="http://schemas.openxmlformats.org/drawingml/2006/picture">
                 <pic:pic>
                   <pic:nvPicPr>
-                    <pic:cNvPr descr="h02-06-zafiyet-yasam-dongusu.png" id="100" name="Picture"/>
+                    <pic:cNvPr descr="h02-06-zafiyet-yasam-dongusu.png" id="103" name="Picture"/>
                     <pic:cNvPicPr>
                       <a:picLocks noChangeArrowheads="1" noChangeAspect="1"/>
                     </pic:cNvPicPr>
                   </pic:nvPicPr>
                   <pic:blipFill>
-                    <a:blip r:embed="rId98"/>
+                    <a:blip r:embed="rId101"/>
                     <a:stretch>
                       <a:fillRect/>
                     </a:stretch>
@@ -24514,8 +24505,8 @@
         </w:pict>
       </w:r>
     </w:p>
-    <w:bookmarkEnd w:id="101"/>
-    <w:bookmarkStart w:id="106" w:name="sık-yapılan-hatalar-ve-kontrol-listeleri"/>
+    <w:bookmarkEnd w:id="104"/>
+    <w:bookmarkStart w:id="109" w:name="sık-yapılan-hatalar-ve-kontrol-listeleri"/>
     <w:p>
       <w:pPr>
         <w:pStyle w:val="Heading2"/>
@@ -24623,7 +24614,7 @@
         <w:t xml:space="preserve">anlatabiliyorsanız o konuyu öğrenmişsiniz demektir.</w:t>
       </w:r>
     </w:p>
-    <w:bookmarkStart w:id="102" w:name="zararlı-yazılım-ve-tespit"/>
+    <w:bookmarkStart w:id="105" w:name="zararlı-yazılım-ve-tespit"/>
     <w:p>
       <w:pPr>
         <w:pStyle w:val="Heading3"/>
@@ -25199,8 +25190,8 @@
         <w:t xml:space="preserve">dersi söyleyebiliyorum.</w:t>
       </w:r>
     </w:p>
-    <w:bookmarkEnd w:id="102"/>
-    <w:bookmarkStart w:id="103" w:name="Xe8938c5b47bcf22e431656218742db9d7891190"/>
+    <w:bookmarkEnd w:id="105"/>
+    <w:bookmarkStart w:id="106" w:name="Xe8938c5b47bcf22e431656218742db9d7891190"/>
     <w:p>
       <w:pPr>
         <w:pStyle w:val="Heading3"/>
@@ -25653,8 +25644,8 @@
         <w:t xml:space="preserve">neyi yakalayamadığını söyleyebiliyorum.</w:t>
       </w:r>
     </w:p>
-    <w:bookmarkEnd w:id="103"/>
-    <w:bookmarkStart w:id="104" w:name="erişim-denetimi-ve-güvenlik-modelleri"/>
+    <w:bookmarkEnd w:id="106"/>
+    <w:bookmarkStart w:id="107" w:name="erişim-denetimi-ve-güvenlik-modelleri"/>
     <w:p>
       <w:pPr>
         <w:pStyle w:val="Heading3"/>
@@ -26320,8 +26311,8 @@
         <w:t xml:space="preserve">kurabiliyorum.</w:t>
       </w:r>
     </w:p>
-    <w:bookmarkEnd w:id="104"/>
-    <w:bookmarkStart w:id="105" w:name="zafiyet-sınıflandırma-ve-önceliklendirme"/>
+    <w:bookmarkEnd w:id="107"/>
+    <w:bookmarkStart w:id="108" w:name="zafiyet-sınıflandırma-ve-önceliklendirme"/>
     <w:p>
       <w:pPr>
         <w:pStyle w:val="Heading3"/>
@@ -26819,9 +26810,9 @@
         </w:pict>
       </w:r>
     </w:p>
-    <w:bookmarkEnd w:id="105"/>
-    <w:bookmarkEnd w:id="106"/>
-    <w:bookmarkStart w:id="114" w:name="dönem-projesi-bu-hafta-s4"/>
+    <w:bookmarkEnd w:id="108"/>
+    <w:bookmarkEnd w:id="109"/>
+    <w:bookmarkStart w:id="117" w:name="dönem-projesi-bu-hafta-s4"/>
     <w:p>
       <w:pPr>
         <w:pStyle w:val="Heading2"/>
@@ -27086,7 +27077,7 @@
         <w:t xml:space="preserve">paragraflık gerekçesi.</w:t>
       </w:r>
     </w:p>
-    <w:bookmarkStart w:id="107" w:name="adım-adım-yöntem"/>
+    <w:bookmarkStart w:id="110" w:name="adım-adım-yöntem"/>
     <w:p>
       <w:pPr>
         <w:pStyle w:val="Heading3"/>
@@ -27388,8 +27379,8 @@
         <w:t xml:space="preserve">varlığın değeri birlikte karar verir. Gerekçeyi bir paragrafla yazın.</w:t>
       </w:r>
     </w:p>
-    <w:bookmarkEnd w:id="107"/>
-    <w:bookmarkStart w:id="108" w:name="tamamen-doldurulmuş-sentetik-örnek"/>
+    <w:bookmarkEnd w:id="110"/>
+    <w:bookmarkStart w:id="111" w:name="tamamen-doldurulmuş-sentetik-örnek"/>
     <w:p>
       <w:pPr>
         <w:pStyle w:val="Heading3"/>
@@ -29110,8 +29101,8 @@
         <w:t xml:space="preserve">kaynaklanır; bu iki tehdit, vize teslimindeki RASP ve güvenli silme önlemleriyle birlikte ele alınacaktır.</w:t>
       </w:r>
     </w:p>
-    <w:bookmarkEnd w:id="108"/>
-    <w:bookmarkStart w:id="112" w:name="saldırı-ağacı-örnek"/>
+    <w:bookmarkEnd w:id="111"/>
+    <w:bookmarkStart w:id="115" w:name="saldırı-ağacı-örnek"/>
     <w:p>
       <w:pPr>
         <w:pStyle w:val="Heading3"/>
@@ -29159,18 +29150,18 @@
           <wp:inline>
             <wp:extent cx="5759999" cy="2730559"/>
             <wp:effectExtent b="0" l="0" r="0" t="0"/>
-            <wp:docPr descr="Başkasının hesabından ödeme saldırı ağacı ve maliyetleri" title="" id="110" name="Picture"/>
+            <wp:docPr descr="Başkasının hesabından ödeme saldırı ağacı ve maliyetleri" title="" id="113" name="Picture"/>
             <a:graphic>
               <a:graphicData uri="http://schemas.openxmlformats.org/drawingml/2006/picture">
                 <pic:pic>
                   <pic:nvPicPr>
-                    <pic:cNvPr descr="h02-07-saldiri-agaci.png" id="111" name="Picture"/>
+                    <pic:cNvPr descr="h02-07-saldiri-agaci.png" id="114" name="Picture"/>
                     <pic:cNvPicPr>
                       <a:picLocks noChangeArrowheads="1" noChangeAspect="1"/>
                     </pic:cNvPicPr>
                   </pic:nvPicPr>
                   <pic:blipFill>
-                    <a:blip r:embed="rId109"/>
+                    <a:blip r:embed="rId112"/>
                     <a:stretch>
                       <a:fillRect/>
                     </a:stretch>
@@ -29699,8 +29690,8 @@
         <w:t xml:space="preserve">budur.</w:t>
       </w:r>
     </w:p>
-    <w:bookmarkEnd w:id="112"/>
-    <w:bookmarkStart w:id="113" w:name="değerlendirme-ölçütleri"/>
+    <w:bookmarkEnd w:id="115"/>
+    <w:bookmarkStart w:id="116" w:name="değerlendirme-ölçütleri"/>
     <w:p>
       <w:pPr>
         <w:pStyle w:val="Heading3"/>
@@ -30197,9 +30188,9 @@
         </w:pict>
       </w:r>
     </w:p>
-    <w:bookmarkEnd w:id="113"/>
-    <w:bookmarkEnd w:id="114"/>
-    <w:bookmarkStart w:id="115" w:name="sınıf-etkinlikleri"/>
+    <w:bookmarkEnd w:id="116"/>
+    <w:bookmarkEnd w:id="117"/>
+    <w:bookmarkStart w:id="118" w:name="sınıf-etkinlikleri"/>
     <w:p>
       <w:pPr>
         <w:pStyle w:val="Heading2"/>
@@ -32323,8 +32314,8 @@
         </w:pict>
       </w:r>
     </w:p>
-    <w:bookmarkEnd w:id="115"/>
-    <w:bookmarkStart w:id="116" w:name="kod-okuma-alıştırmaları-zafiyeti-bul"/>
+    <w:bookmarkEnd w:id="118"/>
+    <w:bookmarkStart w:id="119" w:name="kod-okuma-alıştırmaları-zafiyeti-bul"/>
     <w:p>
       <w:pPr>
         <w:pStyle w:val="Heading2"/>
@@ -33436,8 +33427,8 @@
         </w:pict>
       </w:r>
     </w:p>
-    <w:bookmarkEnd w:id="116"/>
-    <w:bookmarkStart w:id="117" w:name="kendi-başına-çalış"/>
+    <w:bookmarkEnd w:id="119"/>
+    <w:bookmarkStart w:id="120" w:name="kendi-başına-çalış"/>
     <w:p>
       <w:pPr>
         <w:pStyle w:val="Heading2"/>
@@ -34398,8 +34389,8 @@
         </w:pict>
       </w:r>
     </w:p>
-    <w:bookmarkEnd w:id="117"/>
-    <w:bookmarkStart w:id="118" w:name="kendini-sınama"/>
+    <w:bookmarkEnd w:id="120"/>
+    <w:bookmarkStart w:id="121" w:name="kendini-sınama"/>
     <w:p>
       <w:pPr>
         <w:pStyle w:val="Heading2"/>
@@ -35600,8 +35591,8 @@
         </w:pict>
       </w:r>
     </w:p>
-    <w:bookmarkEnd w:id="118"/>
-    <w:bookmarkStart w:id="119" w:name="quiz-1-tarzı-örnek-sorular"/>
+    <w:bookmarkEnd w:id="121"/>
+    <w:bookmarkStart w:id="122" w:name="quiz-1-tarzı-örnek-sorular"/>
     <w:p>
       <w:pPr>
         <w:pStyle w:val="Heading2"/>
@@ -35766,8 +35757,8 @@
         </w:pict>
       </w:r>
     </w:p>
-    <w:bookmarkEnd w:id="119"/>
-    <w:bookmarkStart w:id="120" w:name="kaynaklar-ve-ileri-okuma"/>
+    <w:bookmarkEnd w:id="122"/>
+    <w:bookmarkStart w:id="123" w:name="kaynaklar-ve-ileri-okuma"/>
     <w:p>
       <w:pPr>
         <w:pStyle w:val="Heading2"/>
@@ -36893,8 +36884,8 @@
         </w:tc>
       </w:tr>
     </w:tbl>
-    <w:bookmarkEnd w:id="120"/>
-    <w:bookmarkEnd w:id="121"/>
+    <w:bookmarkEnd w:id="123"/>
+    <w:bookmarkEnd w:id="124"/>
     <w:sectPr>
       <w:headerReference r:id="rId9" w:type="default"/>
       <w:footerReference r:id="rId10" w:type="default"/>

--- a/docs/week-2/cen429-week-2-ders-notu.en.docx
+++ b/docs/week-2/cen429-week-2-ders-notu.en.docx
@@ -2,7 +2,7 @@
 <file path=word/document.xml><?xml version="1.0" encoding="utf-8"?>
 <w:document xmlns:w="http://schemas.openxmlformats.org/wordprocessingml/2006/main" xmlns:m="http://schemas.openxmlformats.org/officeDocument/2006/math" xmlns:r="http://schemas.openxmlformats.org/officeDocument/2006/relationships" xmlns:o="urn:schemas-microsoft-com:office:office" xmlns:v="urn:schemas-microsoft-com:vml" xmlns:w10="urn:schemas-microsoft-com:office:word" xmlns:a="http://schemas.openxmlformats.org/drawingml/2006/main" xmlns:pic="http://schemas.openxmlformats.org/drawingml/2006/picture" xmlns:wp="http://schemas.openxmlformats.org/drawingml/2006/wordprocessingDrawing">
   <w:body>
-    <w:bookmarkStart w:id="147" w:name="Xed9bca35a0dc21f4fee6f470dcdfec88aac7f13"/>
+    <w:bookmarkStart w:id="186" w:name="Xed9bca35a0dc21f4fee6f470dcdfec88aac7f13"/>
     <w:p>
       <w:pPr>
         <w:pStyle w:val="Heading1"/>
@@ -1236,7 +1236,7 @@
         <w:rPr>
           <w:rStyle w:val="VerbatimChar"/>
         </w:rPr>
-        <w:t xml:space="preserve">code/common/cen429_kripto.h</w:t>
+        <w:t xml:space="preserve">code/common/cen429_crypto.h</w:t>
       </w:r>
       <w:r>
         <w:t xml:space="preserve">); on Windows you do not need to install OpenSSL separately.</w:t>
@@ -1397,7 +1397,7 @@
         <w:rPr>
           <w:rStyle w:val="NormalTok"/>
         </w:rPr>
-        <w:t xml:space="preserve">imza-tarayici </w:t>
+        <w:t xml:space="preserve">signature-scanner </w:t>
       </w:r>
       <w:r>
         <w:rPr>
@@ -1537,7 +1537,7 @@
         <w:rPr>
           <w:rStyle w:val="NormalTok"/>
         </w:rPr>
-        <w:t xml:space="preserve"> week-02/01-imza-tarayici </w:t>
+        <w:t xml:space="preserve"> week-02/01-signature-scanner </w:t>
       </w:r>
       <w:r>
         <w:rPr>
@@ -5607,7 +5607,7 @@
     </w:p>
     <w:bookmarkEnd w:id="40"/>
     <w:bookmarkEnd w:id="41"/>
-    <w:bookmarkStart w:id="48" w:name="X9c078bc052e7db3e45f70ff83c6a5bd5f804a61"/>
+    <w:bookmarkStart w:id="51" w:name="X9c078bc052e7db3e45f70ff83c6a5bd5f804a61"/>
     <w:p>
       <w:pPr>
         <w:pStyle w:val="Heading2"/>
@@ -6066,7 +6066,7 @@
       </w:r>
     </w:p>
     <w:bookmarkEnd w:id="46"/>
-    <w:bookmarkStart w:id="47" w:name="demo-09-worm-epidemic-simulation"/>
+    <w:bookmarkStart w:id="50" w:name="demo-09-worm-epidemic-simulation"/>
     <w:p>
       <w:pPr>
         <w:pStyle w:val="Heading3"/>
@@ -6099,7 +6099,7 @@
           <w:b/>
           <w:bCs/>
         </w:rPr>
-        <w:t xml:space="preserve">code/week-02/09-salgin-simulasyonu</w:t>
+        <w:t xml:space="preserve">code/week-02/09-outbreak-simulation</w:t>
       </w:r>
       <w:r>
         <w:rPr>
@@ -6196,7 +6196,7 @@
         <w:rPr>
           <w:rStyle w:val="NormalTok"/>
         </w:rPr>
-        <w:t xml:space="preserve">salgin-simulasyonu</w:t>
+        <w:t xml:space="preserve">outbreak-simulation</w:t>
       </w:r>
       <w:r>
         <w:br/>
@@ -6252,7 +6252,7 @@
         <w:rPr>
           <w:rStyle w:val="NormalTok"/>
         </w:rPr>
-        <w:t xml:space="preserve"> code/week-02/09-salgin-simulasyonu</w:t>
+        <w:t xml:space="preserve"> code/week-02/09-outbreak-simulation</w:t>
       </w:r>
       <w:r>
         <w:br/>
@@ -6290,7 +6290,7 @@
         <w:rPr>
           <w:rStyle w:val="VerbatimChar"/>
         </w:rPr>
-        <w:t xml:space="preserve">  Senaryo: Slammer benzeri (rastgele tarama, hizli UDP)</w:t>
+        <w:t xml:space="preserve">  Scenario: Slammer-like (random scanning, fast UDP)</w:t>
       </w:r>
       <w:r>
         <w:br/>
@@ -6299,7 +6299,7 @@
         <w:rPr>
           <w:rStyle w:val="VerbatimChar"/>
         </w:rPr>
-        <w:t xml:space="preserve">    N=75000 savunmasiz  i0=1  ikilenme=8.50 s</w:t>
+        <w:t xml:space="preserve">    N=75000 susceptible  i0=1  doubling=8.50 s</w:t>
       </w:r>
       <w:r>
         <w:br/>
@@ -6308,7 +6308,7 @@
         <w:rPr>
           <w:rStyle w:val="VerbatimChar"/>
         </w:rPr>
-        <w:t xml:space="preserve">      zaman        enfekte    oran</w:t>
+        <w:t xml:space="preserve">      time        infected  fraction</w:t>
       </w:r>
       <w:r>
         <w:br/>
@@ -6326,7 +6326,7 @@
         <w:rPr>
           <w:rStyle w:val="VerbatimChar"/>
         </w:rPr>
-        <w:t xml:space="preserve">         1.5 dk       1430    1.9% |#.............................|</w:t>
+        <w:t xml:space="preserve">         1.5 min       1430    1.9% |#.............................|</w:t>
       </w:r>
       <w:r>
         <w:br/>
@@ -6335,7 +6335,7 @@
         <w:rPr>
           <w:rStyle w:val="VerbatimChar"/>
         </w:rPr>
-        <w:t xml:space="preserve">         2.1 dk      19700   26.3% |########......................|</w:t>
+        <w:t xml:space="preserve">         2.1 min      19700   26.3% |########......................|</w:t>
       </w:r>
       <w:r>
         <w:br/>
@@ -6344,7 +6344,7 @@
         <w:rPr>
           <w:rStyle w:val="VerbatimChar"/>
         </w:rPr>
-        <w:t xml:space="preserve">         2.4 dk      45601   60.8% |##################............|</w:t>
+        <w:t xml:space="preserve">         2.4 min      45601   60.8% |##################............|</w:t>
       </w:r>
       <w:r>
         <w:br/>
@@ -6353,7 +6353,7 @@
         <w:rPr>
           <w:rStyle w:val="VerbatimChar"/>
         </w:rPr>
-        <w:t xml:space="preserve">         2.7 dk      65251   87.0% |##########################....|</w:t>
+        <w:t xml:space="preserve">         2.7 min      65251   87.0% |##########################....|</w:t>
       </w:r>
       <w:r>
         <w:br/>
@@ -6362,7 +6362,7 @@
         <w:rPr>
           <w:rStyle w:val="VerbatimChar"/>
         </w:rPr>
-        <w:t xml:space="preserve">         3.3 dk      74429   99.2% |##############################|</w:t>
+        <w:t xml:space="preserve">         3.3 min      74429   99.2% |##############################|</w:t>
       </w:r>
       <w:r>
         <w:br/>
@@ -6371,7 +6371,7 @@
         <w:rPr>
           <w:rStyle w:val="VerbatimChar"/>
         </w:rPr>
-        <w:t xml:space="preserve">      -&gt; %90 doygunluk:    2.7 dk</w:t>
+        <w:t xml:space="preserve">      -&gt; 90% saturation:    2.7 min</w:t>
       </w:r>
       <w:r>
         <w:br/>
@@ -6383,7 +6383,7 @@
         <w:rPr>
           <w:rStyle w:val="VerbatimChar"/>
         </w:rPr>
-        <w:t xml:space="preserve">  KARSILASTIRMA (%90 doygunluga ulasma):</w:t>
+        <w:t xml:space="preserve">  COMPARISON (time to reach 90% saturation):</w:t>
       </w:r>
       <w:r>
         <w:br/>
@@ -6392,7 +6392,7 @@
         <w:rPr>
           <w:rStyle w:val="VerbatimChar"/>
         </w:rPr>
-        <w:t xml:space="preserve">    Code Red benzeri : 48013 s (~13.3 saat)</w:t>
+        <w:t xml:space="preserve">    Code-Red-like : 48013 s (~13.3 hours)</w:t>
       </w:r>
       <w:r>
         <w:br/>
@@ -6401,7 +6401,7 @@
         <w:rPr>
           <w:rStyle w:val="VerbatimChar"/>
         </w:rPr>
-        <w:t xml:space="preserve">    Slammer benzeri  : 165 s (~2.7 dakika)</w:t>
+        <w:t xml:space="preserve">    Slammer-like  : 165 s (~2.7 minutes)</w:t>
       </w:r>
       <w:r>
         <w:br/>
@@ -6410,12 +6410,240 @@
         <w:rPr>
           <w:rStyle w:val="VerbatimChar"/>
         </w:rPr>
-        <w:t xml:space="preserve">    Hitlist          : 50 s (~0.8 dakika)</w:t>
+        <w:t xml:space="preserve">    Hitlist       : 50 s (~0.8 minutes)</w:t>
       </w:r>
     </w:p>
     <w:p>
       <w:pPr>
         <w:pStyle w:val="FirstParagraph"/>
+      </w:pPr>
+      <w:r>
+        <w:t xml:space="preserve">On 25 January 2003,</w:t>
+      </w:r>
+      <w:r>
+        <w:t xml:space="preserve"> </w:t>
+      </w:r>
+      <w:r>
+        <w:rPr>
+          <w:b/>
+          <w:bCs/>
+        </w:rPr>
+        <w:t xml:space="preserve">SQL Slammer</w:t>
+      </w:r>
+      <w:r>
+        <w:t xml:space="preserve"> </w:t>
+      </w:r>
+      <w:r>
+        <w:t xml:space="preserve">(code name Sapphire) infected half of all vulnerable SQL Server copies</w:t>
+      </w:r>
+      <w:r>
+        <w:t xml:space="preserve"> </w:t>
+      </w:r>
+      <w:r>
+        <w:t xml:space="preserve">in</w:t>
+      </w:r>
+      <w:r>
+        <w:t xml:space="preserve"> </w:t>
+      </w:r>
+      <w:r>
+        <w:rPr>
+          <w:b/>
+          <w:bCs/>
+        </w:rPr>
+        <w:t xml:space="preserve">under 10 minutes</w:t>
+      </w:r>
+      <w:r>
+        <w:t xml:space="preserve"> </w:t>
+      </w:r>
+      <w:r>
+        <w:t xml:space="preserve">using a single 376-byte UDP packet — the fastest-spreading worm on record. The</w:t>
+      </w:r>
+      <w:r>
+        <w:t xml:space="preserve"> </w:t>
+      </w:r>
+      <w:r>
+        <w:t xml:space="preserve">animation below computes</w:t>
+      </w:r>
+      <w:r>
+        <w:t xml:space="preserve"> </w:t>
+      </w:r>
+      <w:r>
+        <w:rPr>
+          <w:rStyle w:val="VerbatimChar"/>
+        </w:rPr>
+        <w:t xml:space="preserve">outbreak.c</w:t>
+      </w:r>
+      <w:r>
+        <w:t xml:space="preserve">’s SI difference equation (</w:t>
+      </w:r>
+      <w:r>
+        <w:rPr>
+          <w:rStyle w:val="VerbatimChar"/>
+        </w:rPr>
+        <w:t xml:space="preserve">i(t+dt) = i(t) + beta·i(t)·(1-i(t)/N)·dt</w:t>
+      </w:r>
+      <w:r>
+        <w:t xml:space="preserve"> </w:t>
+      </w:r>
+      <w:r>
+        <w:t xml:space="preserve">above) step by step, and shows how changing</w:t>
+      </w:r>
+      <w:r>
+        <w:t xml:space="preserve"> </w:t>
+      </w:r>
+      <w:r>
+        <w:rPr>
+          <w:rStyle w:val="VerbatimChar"/>
+        </w:rPr>
+        <w:t xml:space="preserve">beta</w:t>
+      </w:r>
+      <w:r>
+        <w:t xml:space="preserve"> </w:t>
+      </w:r>
+      <w:r>
+        <w:t xml:space="preserve">pulls the saturation time from hours down to minutes.</w:t>
+      </w:r>
+    </w:p>
+    <w:p>
+      <w:pPr>
+        <w:pStyle w:val="BodyText"/>
+      </w:pPr>
+      <w:r>
+        <w:drawing>
+          <wp:inline>
+            <wp:extent cx="5111999" cy="7183405"/>
+            <wp:effectExtent b="0" l="0" r="0" t="0"/>
+            <wp:docPr descr="The SI epidemic model: spread, step by step — step by step" title="" id="48" name="Picture"/>
+            <a:graphic>
+              <a:graphicData uri="http://schemas.openxmlformats.org/drawingml/2006/picture">
+                <pic:pic>
+                  <pic:nvPicPr>
+                    <pic:cNvPr descr="epidemic-spread.en.png" id="49" name="Picture"/>
+                    <pic:cNvPicPr>
+                      <a:picLocks noChangeArrowheads="1" noChangeAspect="1"/>
+                    </pic:cNvPicPr>
+                  </pic:nvPicPr>
+                  <pic:blipFill>
+                    <a:blip r:embed="rId47"/>
+                    <a:stretch>
+                      <a:fillRect/>
+                    </a:stretch>
+                  </pic:blipFill>
+                  <pic:spPr bwMode="auto">
+                    <a:xfrm>
+                      <a:off x="0" y="0"/>
+                      <a:ext cx="5111999" cy="7183405"/>
+                    </a:xfrm>
+                    <a:prstGeom prst="rect">
+                      <a:avLst/>
+                    </a:prstGeom>
+                    <a:noFill/>
+                    <a:ln w="9525">
+                      <a:noFill/>
+                      <a:headEnd/>
+                      <a:tailEnd/>
+                    </a:ln>
+                  </pic:spPr>
+                </pic:pic>
+              </a:graphicData>
+            </a:graphic>
+          </wp:inline>
+        </w:drawing>
+      </w:r>
+    </w:p>
+    <w:p>
+      <w:pPr>
+        <w:pStyle w:val="BodyText"/>
+      </w:pPr>
+      <w:r>
+        <w:t xml:space="preserve">Try</w:t>
+      </w:r>
+      <w:r>
+        <w:t xml:space="preserve"> </w:t>
+      </w:r>
+      <w:r>
+        <w:rPr>
+          <w:b/>
+          <w:bCs/>
+        </w:rPr>
+        <w:t xml:space="preserve">Hard: Slammer-like fast spread, saturates in a few steps</w:t>
+      </w:r>
+      <w:r>
+        <w:t xml:space="preserve"> </w:t>
+      </w:r>
+      <w:r>
+        <w:t xml:space="preserve">and</w:t>
+      </w:r>
+      <w:r>
+        <w:t xml:space="preserve"> </w:t>
+      </w:r>
+      <w:r>
+        <w:rPr>
+          <w:b/>
+          <w:bCs/>
+        </w:rPr>
+        <w:t xml:space="preserve">Edge case: already half-infected at</w:t>
+      </w:r>
+      <w:r>
+        <w:rPr>
+          <w:b/>
+          <w:bCs/>
+        </w:rPr>
+        <w:t xml:space="preserve"> </w:t>
+      </w:r>
+      <w:r>
+        <w:rPr>
+          <w:b/>
+          <w:bCs/>
+        </w:rPr>
+        <w:t xml:space="preserve">the start (a hitlist)</w:t>
+      </w:r>
+      <w:r>
+        <w:t xml:space="preserve"> </w:t>
+      </w:r>
+      <w:r>
+        <w:t xml:space="preserve">from the preset picker; the 🎲 button also lets you test your own</w:t>
+      </w:r>
+      <w:r>
+        <w:t xml:space="preserve"> </w:t>
+      </w:r>
+      <w:r>
+        <w:rPr>
+          <w:rStyle w:val="VerbatimChar"/>
+        </w:rPr>
+        <w:t xml:space="preserve">N</w:t>
+      </w:r>
+      <w:r>
+        <w:t xml:space="preserve">,</w:t>
+      </w:r>
+      <w:r>
+        <w:t xml:space="preserve"> </w:t>
+      </w:r>
+      <w:r>
+        <w:rPr>
+          <w:rStyle w:val="VerbatimChar"/>
+        </w:rPr>
+        <w:t xml:space="preserve">i0</w:t>
+      </w:r>
+      <w:r>
+        <w:t xml:space="preserve">,</w:t>
+      </w:r>
+      <w:r>
+        <w:t xml:space="preserve"> </w:t>
+      </w:r>
+      <w:r>
+        <w:rPr>
+          <w:rStyle w:val="VerbatimChar"/>
+        </w:rPr>
+        <w:t xml:space="preserve">beta</w:t>
+      </w:r>
+      <w:r>
+        <w:t xml:space="preserve">.</w:t>
+      </w:r>
+    </w:p>
+    <w:p>
+      <w:pPr>
+        <w:pStyle w:val="BodyText"/>
       </w:pPr>
       <w:r>
         <w:t xml:space="preserve">When reading the output, look at three things:</w:t>
@@ -6657,7 +6885,7 @@
         <w:rPr>
           <w:rStyle w:val="VerbatimChar"/>
         </w:rPr>
-        <w:t xml:space="preserve">salgin.c</w:t>
+        <w:t xml:space="preserve">outbreak.c</w:t>
       </w:r>
       <w:r>
         <w:t xml:space="preserve"> </w:t>
@@ -6693,9 +6921,9 @@
         <w:t xml:space="preserve">how much difference is left?</w:t>
       </w:r>
     </w:p>
-    <w:bookmarkEnd w:id="47"/>
-    <w:bookmarkEnd w:id="48"/>
-    <w:bookmarkStart w:id="53" w:name="X3a3fc2851a06e17b77f083410e2b173ee33c540"/>
+    <w:bookmarkEnd w:id="50"/>
+    <w:bookmarkEnd w:id="51"/>
+    <w:bookmarkStart w:id="59" w:name="X3a3fc2851a06e17b77f083410e2b173ee33c540"/>
     <w:p>
       <w:pPr>
         <w:pStyle w:val="Heading2"/>
@@ -7104,18 +7332,18 @@
           <wp:inline>
             <wp:extent cx="5759999" cy="2811968"/>
             <wp:effectExtent b="0" l="0" r="0" t="0"/>
-            <wp:docPr descr="In a polymorphic virus, the decryptor and body change, but the decrypted body stays the same" title="" id="50" name="Picture"/>
+            <wp:docPr descr="In a polymorphic virus, the decryptor and body change, but the decrypted body stays the same" title="" id="53" name="Picture"/>
             <a:graphic>
               <a:graphicData uri="http://schemas.openxmlformats.org/drawingml/2006/picture">
                 <pic:pic>
                   <pic:nvPicPr>
-                    <pic:cNvPr descr="h02-04-polimorfik.png" id="51" name="Picture"/>
+                    <pic:cNvPr descr="h02-04-polimorfik.png" id="54" name="Picture"/>
                     <pic:cNvPicPr>
                       <a:picLocks noChangeArrowheads="1" noChangeAspect="1"/>
                     </pic:cNvPicPr>
                   </pic:nvPicPr>
                   <pic:blipFill>
-                    <a:blip r:embed="rId49"/>
+                    <a:blip r:embed="rId52"/>
                     <a:stretch>
                       <a:fillRect/>
                     </a:stretch>
@@ -7142,7 +7370,7 @@
         </w:drawing>
       </w:r>
     </w:p>
-    <w:bookmarkStart w:id="52" w:name="X714c8aefcc6bded413913be1f8228323eb58a7a"/>
+    <w:bookmarkStart w:id="58" w:name="X714c8aefcc6bded413913be1f8228323eb58a7a"/>
     <w:p>
       <w:pPr>
         <w:pStyle w:val="Heading3"/>
@@ -7175,7 +7403,7 @@
           <w:b/>
           <w:bCs/>
         </w:rPr>
-        <w:t xml:space="preserve">code/week-02/01-imza-tarayici</w:t>
+        <w:t xml:space="preserve">code/week-02/01-signature-scanner</w:t>
       </w:r>
       <w:r>
         <w:rPr>
@@ -7294,7 +7522,7 @@
         <w:rPr>
           <w:rStyle w:val="VerbatimChar"/>
         </w:rPr>
-        <w:t xml:space="preserve">KAPSUL/1</w:t>
+        <w:t xml:space="preserve">CAPSULE/1</w:t>
       </w:r>
       <w:r>
         <w:br/>
@@ -7303,7 +7531,7 @@
         <w:rPr>
           <w:rStyle w:val="VerbatimChar"/>
         </w:rPr>
-        <w:t xml:space="preserve">COZUCU: ALGO=xs32 TOHUM=1a2b3c4d UZUNLUK=3782 COZ</w:t>
+        <w:t xml:space="preserve">DECODER: ALGO=xs32 SEED=1a2b3c4d LENGTH=3782 DEC</w:t>
       </w:r>
       <w:r>
         <w:br/>
@@ -7312,7 +7540,7 @@
         <w:rPr>
           <w:rStyle w:val="VerbatimChar"/>
         </w:rPr>
-        <w:t xml:space="preserve">&lt;3782 bayt karıştırılmış gövde...&gt;</w:t>
+        <w:t xml:space="preserve">&lt;3782 bytes of scrambled body...&gt;</w:t>
       </w:r>
     </w:p>
     <w:p>
@@ -7326,7 +7554,7 @@
         <w:rPr>
           <w:rStyle w:val="VerbatimChar"/>
         </w:rPr>
-        <w:t xml:space="preserve">ornek_a.bin</w:t>
+        <w:t xml:space="preserve">sample_a.bin</w:t>
       </w:r>
       <w:r>
         <w:t xml:space="preserve">), a copy of it that differs by</w:t>
@@ -7470,7 +7698,7 @@
         <w:rPr>
           <w:rStyle w:val="NormalTok"/>
         </w:rPr>
-        <w:t xml:space="preserve">imza-tarayici </w:t>
+        <w:t xml:space="preserve">signature-scanner </w:t>
       </w:r>
       <w:r>
         <w:rPr>
@@ -7535,7 +7763,7 @@
         <w:rPr>
           <w:rStyle w:val="NormalTok"/>
         </w:rPr>
-        <w:t xml:space="preserve"> code/week-02/01-imza-tarayici </w:t>
+        <w:t xml:space="preserve"> code/week-02/01-signature-scanner </w:t>
       </w:r>
       <w:r>
         <w:rPr>
@@ -7600,7 +7828,7 @@
         <w:rPr>
           <w:rStyle w:val="VerbatimChar"/>
         </w:rPr>
-        <w:t xml:space="preserve">ADIM 2 — Hash (ozet) imzasi: birebir ayni dosyayi yakalar</w:t>
+        <w:t xml:space="preserve">STEP 2 - Hash (digest) signature: catches the exact same file</w:t>
       </w:r>
       <w:r>
         <w:br/>
@@ -7609,7 +7837,7 @@
         <w:rPr>
           <w:rStyle w:val="VerbatimChar"/>
         </w:rPr>
-        <w:t xml:space="preserve">  temiz.txt          TEMIZ      sha256=ce1f848e3795ae86...</w:t>
+        <w:t xml:space="preserve">  clean.txt          CLEAN      sha256=98eb0dc95503901a...</w:t>
       </w:r>
       <w:r>
         <w:br/>
@@ -7618,7 +7846,7 @@
         <w:rPr>
           <w:rStyle w:val="VerbatimChar"/>
         </w:rPr>
-        <w:t xml:space="preserve">  ornek_a.bin        YAKALANDI  Ornek.MaviKedi.A</w:t>
+        <w:t xml:space="preserve">  sample_a.bin       CAUGHT     Sample.BlueCat.A</w:t>
       </w:r>
       <w:r>
         <w:br/>
@@ -7627,7 +7855,7 @@
         <w:rPr>
           <w:rStyle w:val="VerbatimChar"/>
         </w:rPr>
-        <w:t xml:space="preserve">  ornek_a_1bayt.bin  TEMIZ      sha256=a4220c8a0a41a9ff...</w:t>
+        <w:t xml:space="preserve">  sample_a_1byte.bin CLEAN      sha256=53cdcf9fe2d6fd4b...</w:t>
       </w:r>
       <w:r>
         <w:br/>
@@ -7636,7 +7864,7 @@
         <w:rPr>
           <w:rStyle w:val="VerbatimChar"/>
         </w:rPr>
-        <w:t xml:space="preserve">   ^ Tek bir bayt degisince ozet bambaska: hash imzasi atlatildi.</w:t>
+        <w:t xml:space="preserve">   ^ Change a single byte and the digest is completely different: the hash signature is evaded.</w:t>
       </w:r>
     </w:p>
     <w:p>
@@ -7710,7 +7938,7 @@
         <w:rPr>
           <w:rStyle w:val="VerbatimChar"/>
         </w:rPr>
-        <w:t xml:space="preserve">ADIM 3 — Desen (bayt dizisi) imzasi: kucuk degisikliklere dayanikli</w:t>
+        <w:t xml:space="preserve">STEP 3 - Pattern (byte sequence) signature: survives small changes</w:t>
       </w:r>
       <w:r>
         <w:br/>
@@ -7719,7 +7947,7 @@
         <w:rPr>
           <w:rStyle w:val="VerbatimChar"/>
         </w:rPr>
-        <w:t xml:space="preserve">  ornek_a.bin        YAKALANDI  Ornek.MaviKedi.A</w:t>
+        <w:t xml:space="preserve">  sample_a.bin       CAUGHT     Sample.BlueCat.A</w:t>
       </w:r>
       <w:r>
         <w:br/>
@@ -7728,7 +7956,7 @@
         <w:rPr>
           <w:rStyle w:val="VerbatimChar"/>
         </w:rPr>
-        <w:t xml:space="preserve">  ornek_a_1bayt.bin  YAKALANDI  Ornek.MaviKedi.A</w:t>
+        <w:t xml:space="preserve">  sample_a_1byte.bin CAUGHT     Sample.BlueCat.A</w:t>
       </w:r>
       <w:r>
         <w:br/>
@@ -7737,7 +7965,7 @@
         <w:rPr>
           <w:rStyle w:val="VerbatimChar"/>
         </w:rPr>
-        <w:t xml:space="preserve">  poli_1.bin         YAKALANDI  Ornek.Cozucu.xs32</w:t>
+        <w:t xml:space="preserve">  poly_1.bin         CAUGHT     Sample.Decoder.xs32</w:t>
       </w:r>
       <w:r>
         <w:br/>
@@ -7746,7 +7974,7 @@
         <w:rPr>
           <w:rStyle w:val="VerbatimChar"/>
         </w:rPr>
-        <w:t xml:space="preserve">  poli_2.bin         YAKALANDI  Ornek.Cozucu.xs32</w:t>
+        <w:t xml:space="preserve">  poly_2.bin         CAUGHT     Sample.Decoder.xs32</w:t>
       </w:r>
       <w:r>
         <w:br/>
@@ -7755,7 +7983,7 @@
         <w:rPr>
           <w:rStyle w:val="VerbatimChar"/>
         </w:rPr>
-        <w:t xml:space="preserve">  poli_3.bin         TEMIZ</w:t>
+        <w:t xml:space="preserve">  poly_3.bin         CLEAN</w:t>
       </w:r>
       <w:r>
         <w:br/>
@@ -7764,7 +7992,7 @@
         <w:rPr>
           <w:rStyle w:val="VerbatimChar"/>
         </w:rPr>
-        <w:t xml:space="preserve">   ^ poli_1 ve poli_2 cozucu deseniyle yakalandi; cozucusu</w:t>
+        <w:t xml:space="preserve">   ^ poly_1/poly_2 were caught by the decoder pattern; poly_3, whose</w:t>
       </w:r>
       <w:r>
         <w:br/>
@@ -7773,7 +8001,7 @@
         <w:rPr>
           <w:rStyle w:val="VerbatimChar"/>
         </w:rPr>
-        <w:t xml:space="preserve">     degisen poli_3 hic yakalanamadi.</w:t>
+        <w:t xml:space="preserve">     decoder changed, was never caught at all (polymorphism).</w:t>
       </w:r>
     </w:p>
     <w:p>
@@ -7790,7 +8018,7 @@
         <w:rPr>
           <w:rStyle w:val="VerbatimChar"/>
         </w:rPr>
-        <w:t xml:space="preserve">poli_1</w:t>
+        <w:t xml:space="preserve">poly_1</w:t>
       </w:r>
       <w:r>
         <w:t xml:space="preserve">/</w:t>
@@ -7799,7 +8027,7 @@
         <w:rPr>
           <w:rStyle w:val="VerbatimChar"/>
         </w:rPr>
-        <w:t xml:space="preserve">poli_2</w:t>
+        <w:t xml:space="preserve">poly_2</w:t>
       </w:r>
       <w:r>
         <w:t xml:space="preserve"> </w:t>
@@ -7827,7 +8055,7 @@
         <w:rPr>
           <w:rStyle w:val="VerbatimChar"/>
         </w:rPr>
-        <w:t xml:space="preserve">poli_3</w:t>
+        <w:t xml:space="preserve">poly_3</w:t>
       </w:r>
       <w:r>
         <w:t xml:space="preserve"> </w:t>
@@ -7902,7 +8130,7 @@
         <w:rPr>
           <w:rStyle w:val="VerbatimChar"/>
         </w:rPr>
-        <w:t xml:space="preserve">  poli_1.bin   ilk 16 govde bayti: 6f 57 bc 28 e2 81 dd 85 87 e1 f4 3d ...</w:t>
+        <w:t xml:space="preserve">  poly_1.bin  body[0..15]: 70 5f a6 24 b0 91 dc 94 db bd 97 3b bd 9e 0b 3e</w:t>
       </w:r>
       <w:r>
         <w:br/>
@@ -7911,7 +8139,7 @@
         <w:rPr>
           <w:rStyle w:val="VerbatimChar"/>
         </w:rPr>
-        <w:t xml:space="preserve">  poli_2.bin   ilk 16 govde bayti: 83 b7 07 06 d8 38 3d 53 27 06 bc e8 ...</w:t>
+        <w:t xml:space="preserve">  poly_2.bin  body[0..15]: 9c bf 1d 0a 8a 28 3c 42 7b 5a df ee 63 94 df a8</w:t>
       </w:r>
       <w:r>
         <w:br/>
@@ -7920,7 +8148,7 @@
         <w:rPr>
           <w:rStyle w:val="VerbatimChar"/>
         </w:rPr>
-        <w:t xml:space="preserve">  poli_3.bin   ilk 16 govde bayti: bd 2c 85 32 f4 1f 3a 57 7f 6b 08 c0 ...</w:t>
+        <w:t xml:space="preserve">  poly_3.bin  body[0..15]: b6 34 7f 2e a2 2f 3b 46 db 0f 2b c2 fe 02 54 8b</w:t>
       </w:r>
     </w:p>
     <w:p>
@@ -8019,7 +8247,7 @@
         <w:rPr>
           <w:rStyle w:val="VerbatimChar"/>
         </w:rPr>
-        <w:t xml:space="preserve">  temiz.txt          TEMIZ      puan=  0 H=4.29</w:t>
+        <w:t xml:space="preserve">STEP 5 - Heuristic analysis: no signature, score suspicious traits</w:t>
       </w:r>
       <w:r>
         <w:br/>
@@ -8028,7 +8256,7 @@
         <w:rPr>
           <w:rStyle w:val="VerbatimChar"/>
         </w:rPr>
-        <w:t xml:space="preserve">  ornek_a.bin        TEMIZ      puan=  0 H=4.71</w:t>
+        <w:t xml:space="preserve">  clean.txt          CLEAN      score=  0 H=4.24</w:t>
       </w:r>
       <w:r>
         <w:br/>
@@ -8037,7 +8265,7 @@
         <w:rPr>
           <w:rStyle w:val="VerbatimChar"/>
         </w:rPr>
-        <w:t xml:space="preserve">  poli_1.bin         SUPHELI    puan= 80 H=7.95 entropi cozucu</w:t>
+        <w:t xml:space="preserve">  sample_a.bin       CLEAN      score=  0 H=4.76</w:t>
       </w:r>
       <w:r>
         <w:br/>
@@ -8046,7 +8274,7 @@
         <w:rPr>
           <w:rStyle w:val="VerbatimChar"/>
         </w:rPr>
-        <w:t xml:space="preserve">  poli_3.bin         SUPHELI    puan=100 H=7.95 entropi cozucu cop-komut</w:t>
+        <w:t xml:space="preserve">  poly_1.bin         SUSPICIOUS score= 80 H=7.95 entropy decoder</w:t>
       </w:r>
       <w:r>
         <w:br/>
@@ -8055,7 +8283,7 @@
         <w:rPr>
           <w:rStyle w:val="VerbatimChar"/>
         </w:rPr>
-        <w:t xml:space="preserve">  arsiv.bin          SUPHELI    puan= 50 H=7.88 entropi</w:t>
+        <w:t xml:space="preserve">  poly_3.bin         SUSPICIOUS score=100 H=7.95 entropy decoder junk-code</w:t>
       </w:r>
       <w:r>
         <w:br/>
@@ -8064,7 +8292,7 @@
         <w:rPr>
           <w:rStyle w:val="VerbatimChar"/>
         </w:rPr>
-        <w:t xml:space="preserve">   ^ arsiv.bin zararsiz yuksek-entropili dosya: YANLIS POZITIF.</w:t>
+        <w:t xml:space="preserve">  archive.bin        SUSPICIOUS score= 50 H=7.88 entropy</w:t>
       </w:r>
       <w:r>
         <w:br/>
@@ -8073,7 +8301,16 @@
         <w:rPr>
           <w:rStyle w:val="VerbatimChar"/>
         </w:rPr>
-        <w:t xml:space="preserve">     ornek_a.bin ise sezgisel olarak gozden kacti (yanlis negatif).</w:t>
+        <w:t xml:space="preserve">   ^ archive.bin is a harmless high-entropy file: a FALSE POSITIVE.</w:t>
+      </w:r>
+      <w:r>
+        <w:br/>
+      </w:r>
+      <w:r>
+        <w:rPr>
+          <w:rStyle w:val="VerbatimChar"/>
+        </w:rPr>
+        <w:t xml:space="preserve">     sample_a.bin slipped past the heuristic (a false negative).</w:t>
       </w:r>
     </w:p>
     <w:p>
@@ -8093,7 +8330,7 @@
         <w:rPr>
           <w:rStyle w:val="VerbatimChar"/>
         </w:rPr>
-        <w:t xml:space="preserve">arsiv.bin</w:t>
+        <w:t xml:space="preserve">archive.bin</w:t>
       </w:r>
       <w:r>
         <w:t xml:space="preserve">) as</w:t>
@@ -8140,7 +8377,7 @@
         <w:rPr>
           <w:rStyle w:val="VerbatimChar"/>
         </w:rPr>
-        <w:t xml:space="preserve">ornek_a.bin</w:t>
+        <w:t xml:space="preserve">sample_a.bin</w:t>
       </w:r>
       <w:r>
         <w:t xml:space="preserve"> </w:t>
@@ -8236,7 +8473,7 @@
         <w:rPr>
           <w:rStyle w:val="VerbatimChar"/>
         </w:rPr>
-        <w:t xml:space="preserve">  temiz.txt          TEMIZ      kapsul degil</w:t>
+        <w:t xml:space="preserve">STEP 6 - Emulation: run the decoder in a safe environment, then scan</w:t>
       </w:r>
       <w:r>
         <w:br/>
@@ -8245,7 +8482,7 @@
         <w:rPr>
           <w:rStyle w:val="VerbatimChar"/>
         </w:rPr>
-        <w:t xml:space="preserve">  ornek_a.bin        YAKALANDI  Ornek.MaviKedi.A | cozucu yok (duz govde)</w:t>
+        <w:t xml:space="preserve">  clean.txt          CLEAN      not a capsule</w:t>
       </w:r>
       <w:r>
         <w:br/>
@@ -8254,7 +8491,7 @@
         <w:rPr>
           <w:rStyle w:val="VerbatimChar"/>
         </w:rPr>
-        <w:t xml:space="preserve">  poli_1.bin         YAKALANDI  Ornek.MaviKedi.A | 5 komut, 0 BOS, xs32</w:t>
+        <w:t xml:space="preserve">  sample_a.bin       CAUGHT     Sample.BlueCat.A | no decoder (plain body)</w:t>
       </w:r>
       <w:r>
         <w:br/>
@@ -8263,7 +8500,7 @@
         <w:rPr>
           <w:rStyle w:val="VerbatimChar"/>
         </w:rPr>
-        <w:t xml:space="preserve">  poli_2.bin         YAKALANDI  Ornek.MaviKedi.A | 5 komut, 0 BOS, xs32</w:t>
+        <w:t xml:space="preserve">  poly_1.bin         CAUGHT     Sample.BlueCat.A | 5 commands, 0 NOP, xs32</w:t>
       </w:r>
       <w:r>
         <w:br/>
@@ -8272,7 +8509,7 @@
         <w:rPr>
           <w:rStyle w:val="VerbatimChar"/>
         </w:rPr>
-        <w:t xml:space="preserve">  poli_3.bin         YAKALANDI  Ornek.MaviKedi.A | 8 komut, 4 BOS, lcg8</w:t>
+        <w:t xml:space="preserve">  poly_2.bin         CAUGHT     Sample.BlueCat.A | 5 commands, 0 NOP, xs32</w:t>
       </w:r>
       <w:r>
         <w:br/>
@@ -8281,7 +8518,16 @@
         <w:rPr>
           <w:rStyle w:val="VerbatimChar"/>
         </w:rPr>
-        <w:t xml:space="preserve">  arsiv.bin          TEMIZ      kapsul degil</w:t>
+        <w:t xml:space="preserve">  poly_3.bin         CAUGHT     Sample.BlueCat.A | 8 commands, 4 NOP, lcg8</w:t>
+      </w:r>
+      <w:r>
+        <w:br/>
+      </w:r>
+      <w:r>
+        <w:rPr>
+          <w:rStyle w:val="VerbatimChar"/>
+        </w:rPr>
+        <w:t xml:space="preserve">  archive.bin        CLEAN      not a capsule</w:t>
       </w:r>
     </w:p>
     <w:p>
@@ -8337,274 +8583,70 @@
     </w:p>
     <w:p>
       <w:pPr>
-        <w:pStyle w:val="BlockText"/>
-      </w:pPr>
-      <w:r>
-        <w:rPr>
-          <w:b/>
-          <w:bCs/>
-        </w:rPr>
-        <w:t xml:space="preserve">Lesson</w:t>
-      </w:r>
-    </w:p>
-    <w:p>
-      <w:pPr>
-        <w:pStyle w:val="BlockText"/>
-      </w:pPr>
-      <w:r>
-        <w:t xml:space="preserve">A single method is not enough. Modern protection is</w:t>
-      </w:r>
-      <w:r>
-        <w:t xml:space="preserve"> </w:t>
-      </w:r>
-      <w:r>
-        <w:rPr>
-          <w:b/>
-          <w:bCs/>
-        </w:rPr>
-        <w:t xml:space="preserve">layered</w:t>
-      </w:r>
-      <w:r>
-        <w:t xml:space="preserve">: hash (fast, exact) → pattern</w:t>
-      </w:r>
-      <w:r>
-        <w:t xml:space="preserve"> </w:t>
-      </w:r>
-      <w:r>
-        <w:t xml:space="preserve">(resilient) → heuristic (signature-free) → emulation/sandbox (deep) → behaviour monitoring (while</w:t>
-      </w:r>
-      <w:r>
-        <w:t xml:space="preserve"> </w:t>
-      </w:r>
-      <w:r>
-        <w:t xml:space="preserve">running). Each layer exists to catch what the previous one missed — just like last week’s</w:t>
-      </w:r>
-      <w:r>
-        <w:t xml:space="preserve"> </w:t>
-      </w:r>
-      <w:r>
-        <w:rPr>
-          <w:b/>
-          <w:bCs/>
-        </w:rPr>
-        <w:t xml:space="preserve">defence in</w:t>
-      </w:r>
-      <w:r>
-        <w:rPr>
-          <w:b/>
-          <w:bCs/>
-        </w:rPr>
-        <w:t xml:space="preserve"> </w:t>
-      </w:r>
-      <w:r>
-        <w:rPr>
-          <w:b/>
-          <w:bCs/>
-        </w:rPr>
-        <w:t xml:space="preserve">depth</w:t>
-      </w:r>
-      <w:r>
-        <w:t xml:space="preserve">.</w:t>
-      </w:r>
-    </w:p>
-    <w:p>
-      <w:pPr>
-        <w:pStyle w:val="BlockText"/>
-      </w:pPr>
-      <w:r>
-        <w:rPr>
-          <w:b/>
-          <w:bCs/>
-        </w:rPr>
-        <w:t xml:space="preserve">How is this applied in the field?</w:t>
-      </w:r>
-    </w:p>
-    <w:p>
-      <w:pPr>
-        <w:pStyle w:val="BlockText"/>
-      </w:pPr>
-      <w:r>
-        <w:t xml:space="preserve">The other side of the coin, from the standpoint of protecting your own code: a mobile payment</w:t>
-      </w:r>
-      <w:r>
-        <w:t xml:space="preserve"> </w:t>
-      </w:r>
-      <w:r>
-        <w:t xml:space="preserve">application keeps sensitive strings and constants</w:t>
-      </w:r>
-      <w:r>
-        <w:t xml:space="preserve"> </w:t>
-      </w:r>
-      <w:r>
-        <w:rPr>
-          <w:b/>
-          <w:bCs/>
-        </w:rPr>
-        <w:t xml:space="preserve">encrypted</w:t>
-      </w:r>
-      <w:r>
-        <w:t xml:space="preserve"> </w:t>
-      </w:r>
-      <w:r>
-        <w:t xml:space="preserve">to make reverse engineering harder, and</w:t>
-      </w:r>
-      <w:r>
-        <w:t xml:space="preserve"> </w:t>
-      </w:r>
-      <w:r>
-        <w:t xml:space="preserve">decrypts them at the moment of use. That is, legitimate software also uses the</w:t>
-      </w:r>
-      <w:r>
-        <w:t xml:space="preserve"> </w:t>
-      </w:r>
-      <w:r>
-        <w:t xml:space="preserve">“encrypted body +</w:t>
-      </w:r>
-      <w:r>
-        <w:t xml:space="preserve"> </w:t>
-      </w:r>
-      <w:r>
-        <w:t xml:space="preserve">decryptor”</w:t>
-      </w:r>
-      <w:r>
-        <w:t xml:space="preserve"> </w:t>
-      </w:r>
-      <w:r>
-        <w:t xml:space="preserve">pattern (Weeks 9 and 11). The difference is that here it protects your asset, while in a</w:t>
-      </w:r>
-      <w:r>
-        <w:t xml:space="preserve"> </w:t>
-      </w:r>
-      <w:r>
-        <w:t xml:space="preserve">virus it evades signatures. This is exactly why a security assessor looks for</w:t>
-      </w:r>
-      <w:r>
-        <w:t xml:space="preserve"> </w:t>
-      </w:r>
-      <w:r>
-        <w:rPr>
-          <w:b/>
-          <w:bCs/>
-        </w:rPr>
-        <w:t xml:space="preserve">high-entropy regions</w:t>
-      </w:r>
-      <w:r>
-        <w:t xml:space="preserve">:</w:t>
-      </w:r>
-      <w:r>
-        <w:t xml:space="preserve"> </w:t>
-      </w:r>
-      <w:r>
-        <w:t xml:space="preserve">“there’s something encrypted here, where’s the decryptor, how does it find the key?”</w:t>
-      </w:r>
-    </w:p>
-    <w:p>
-      <w:pPr>
-        <w:pStyle w:val="BlockText"/>
-      </w:pPr>
-      <w:r>
-        <w:rPr>
-          <w:b/>
-          <w:bCs/>
-        </w:rPr>
-        <w:t xml:space="preserve">A common mistake</w:t>
-      </w:r>
-    </w:p>
-    <w:p>
-      <w:pPr>
-        <w:pStyle w:val="BlockText"/>
-      </w:pPr>
-      <w:r>
-        <w:t xml:space="preserve">The idea that</w:t>
-      </w:r>
-      <w:r>
-        <w:t xml:space="preserve"> </w:t>
-      </w:r>
-      <w:r>
-        <w:t xml:space="preserve">“my signature database is up to date, so I’m safe.”</w:t>
-      </w:r>
-      <w:r>
-        <w:t xml:space="preserve"> </w:t>
-      </w:r>
-      <w:r>
-        <w:t xml:space="preserve">Signature-based detection</w:t>
-      </w:r>
-      <w:r>
-        <w:t xml:space="preserve"> </w:t>
-      </w:r>
-      <w:r>
-        <w:rPr>
-          <w:b/>
-          <w:bCs/>
-        </w:rPr>
-        <w:t xml:space="preserve">only</w:t>
-      </w:r>
-      <w:r>
-        <w:t xml:space="preserve"> </w:t>
-      </w:r>
-      <w:r>
-        <w:t xml:space="preserve">catches known malware; a polymorphic/metamorphic or never-before-seen (zero-day) sample evades the</w:t>
-      </w:r>
-      <w:r>
-        <w:t xml:space="preserve"> </w:t>
-      </w:r>
-      <w:r>
-        <w:t xml:space="preserve">signature. That is why defence</w:t>
-      </w:r>
-      <w:r>
-        <w:t xml:space="preserve"> </w:t>
-      </w:r>
-      <w:r>
-        <w:rPr>
-          <w:b/>
-          <w:bCs/>
-        </w:rPr>
-        <w:t xml:space="preserve">starts</w:t>
-      </w:r>
-      <w:r>
-        <w:t xml:space="preserve"> </w:t>
-      </w:r>
-      <w:r>
-        <w:t xml:space="preserve">with a signature</w:t>
-      </w:r>
-      <w:r>
-        <w:t xml:space="preserve"> </w:t>
-      </w:r>
-      <w:r>
-        <w:rPr>
-          <w:b/>
-          <w:bCs/>
-        </w:rPr>
-        <w:t xml:space="preserve">but does not end there</w:t>
-      </w:r>
-      <w:r>
-        <w:t xml:space="preserve">.</w:t>
-      </w:r>
-    </w:p>
-    <w:p>
-      <w:r>
-        <w:pict>
-          <v:rect style="width:0;height:1.5pt" o:hralign="center" o:hrstd="t" o:hr="t"/>
-        </w:pict>
-      </w:r>
-    </w:p>
-    <w:bookmarkEnd w:id="52"/>
-    <w:bookmarkEnd w:id="53"/>
-    <w:bookmarkStart w:id="61" w:name="countermeasures-how-do-we-catch-it"/>
-    <w:p>
-      <w:pPr>
-        <w:pStyle w:val="Heading2"/>
-      </w:pPr>
-      <w:r>
-        <w:t xml:space="preserve">6. Countermeasures: How Do We Catch It?</w:t>
-      </w:r>
-    </w:p>
-    <w:p>
-      <w:pPr>
-        <w:pStyle w:val="FirstParagraph"/>
-      </w:pPr>
-      <w:r>
-        <w:t xml:space="preserve">We saw four methods in the demo above. Let’s now pull the whole family of countermeasures together:</w:t>
+        <w:pStyle w:val="BodyText"/>
+      </w:pPr>
+      <w:r>
+        <w:t xml:space="preserve">Fred Cohen coined the term</w:t>
+      </w:r>
+      <w:r>
+        <w:t xml:space="preserve"> </w:t>
+      </w:r>
+      <w:r>
+        <w:t xml:space="preserve">“computer virus”</w:t>
+      </w:r>
+      <w:r>
+        <w:t xml:space="preserve"> </w:t>
+      </w:r>
+      <w:r>
+        <w:t xml:space="preserve">and gave its first formal definition in his 1984 conference paper</w:t>
+      </w:r>
+      <w:r>
+        <w:t xml:space="preserve"> </w:t>
+      </w:r>
+      <w:r>
+        <w:t xml:space="preserve">(published from his 1986 doctoral dissertation); the same work proved that no algorithm can perfectly decide</w:t>
+      </w:r>
+      <w:r>
+        <w:t xml:space="preserve"> </w:t>
+      </w:r>
+      <w:r>
+        <w:t xml:space="preserve">“is this program a virus?”</w:t>
+      </w:r>
+      <w:r>
+        <w:t xml:space="preserve"> </w:t>
+      </w:r>
+      <w:r>
+        <w:t xml:space="preserve">for every possible program (a result related to the halting problem) — which is</w:t>
+      </w:r>
+      <w:r>
+        <w:t xml:space="preserve"> </w:t>
+      </w:r>
+      <w:r>
+        <w:t xml:space="preserve">exactly why a real scanner needs several imperfect methods layered together, not one perfect one. The</w:t>
+      </w:r>
+      <w:r>
+        <w:t xml:space="preserve"> </w:t>
+      </w:r>
+      <w:r>
+        <w:t xml:space="preserve">animation below steps through</w:t>
+      </w:r>
+      <w:r>
+        <w:t xml:space="preserve"> </w:t>
+      </w:r>
+      <w:r>
+        <w:rPr>
+          <w:rStyle w:val="VerbatimChar"/>
+        </w:rPr>
+        <w:t xml:space="preserve">scanner.c</w:t>
+      </w:r>
+      <w:r>
+        <w:t xml:space="preserve">’s hash, pattern, and emulation logic together, showing the byte</w:t>
+      </w:r>
+      <w:r>
+        <w:t xml:space="preserve"> </w:t>
+      </w:r>
+      <w:r>
+        <w:t xml:space="preserve">comparisons and pattern match that each method performs.</w:t>
       </w:r>
     </w:p>
     <w:p>
@@ -8614,20 +8656,396 @@
       <w:r>
         <w:drawing>
           <wp:inline>
-            <wp:extent cx="5759999" cy="2599621"/>
+            <wp:extent cx="5111999" cy="2147420"/>
             <wp:effectExtent b="0" l="0" r="0" t="0"/>
-            <wp:docPr descr="The four layers of countermeasures" title="" id="55" name="Picture"/>
+            <wp:docPr descr="Signature scanning: hash vs. pattern vs. emulation — step by step" title="" id="56" name="Picture"/>
             <a:graphic>
               <a:graphicData uri="http://schemas.openxmlformats.org/drawingml/2006/picture">
                 <pic:pic>
                   <pic:nvPicPr>
-                    <pic:cNvPr descr="h02-10-karsi-onlem-katmanlari.png" id="56" name="Picture"/>
+                    <pic:cNvPr descr="signature-scan.en.png" id="57" name="Picture"/>
                     <pic:cNvPicPr>
                       <a:picLocks noChangeArrowheads="1" noChangeAspect="1"/>
                     </pic:cNvPicPr>
                   </pic:nvPicPr>
                   <pic:blipFill>
-                    <a:blip r:embed="rId54"/>
+                    <a:blip r:embed="rId55"/>
+                    <a:stretch>
+                      <a:fillRect/>
+                    </a:stretch>
+                  </pic:blipFill>
+                  <pic:spPr bwMode="auto">
+                    <a:xfrm>
+                      <a:off x="0" y="0"/>
+                      <a:ext cx="5111999" cy="2147420"/>
+                    </a:xfrm>
+                    <a:prstGeom prst="rect">
+                      <a:avLst/>
+                    </a:prstGeom>
+                    <a:noFill/>
+                    <a:ln w="9525">
+                      <a:noFill/>
+                      <a:headEnd/>
+                      <a:tailEnd/>
+                    </a:ln>
+                  </pic:spPr>
+                </pic:pic>
+              </a:graphicData>
+            </a:graphic>
+          </wp:inline>
+        </w:drawing>
+      </w:r>
+    </w:p>
+    <w:p>
+      <w:pPr>
+        <w:pStyle w:val="BodyText"/>
+      </w:pPr>
+      <w:r>
+        <w:t xml:space="preserve">Try</w:t>
+      </w:r>
+      <w:r>
+        <w:t xml:space="preserve"> </w:t>
+      </w:r>
+      <w:r>
+        <w:rPr>
+          <w:b/>
+          <w:bCs/>
+        </w:rPr>
+        <w:t xml:space="preserve">Normal: the signature is found in the middle of the file</w:t>
+      </w:r>
+      <w:r>
+        <w:t xml:space="preserve"> </w:t>
+      </w:r>
+      <w:r>
+        <w:t xml:space="preserve">and</w:t>
+      </w:r>
+      <w:r>
+        <w:t xml:space="preserve"> </w:t>
+      </w:r>
+      <w:r>
+        <w:rPr>
+          <w:b/>
+          <w:bCs/>
+        </w:rPr>
+        <w:t xml:space="preserve">Hard: many near-misses, the real</w:t>
+      </w:r>
+      <w:r>
+        <w:rPr>
+          <w:b/>
+          <w:bCs/>
+        </w:rPr>
+        <w:t xml:space="preserve"> </w:t>
+      </w:r>
+      <w:r>
+        <w:rPr>
+          <w:b/>
+          <w:bCs/>
+        </w:rPr>
+        <w:t xml:space="preserve">signature is absent</w:t>
+      </w:r>
+      <w:r>
+        <w:t xml:space="preserve">; the edge cases with the signature at position 0 and at the very last possible position</w:t>
+      </w:r>
+      <w:r>
+        <w:t xml:space="preserve"> </w:t>
+      </w:r>
+      <w:r>
+        <w:t xml:space="preserve">are worth a look too.</w:t>
+      </w:r>
+    </w:p>
+    <w:p>
+      <w:pPr>
+        <w:pStyle w:val="BlockText"/>
+      </w:pPr>
+      <w:r>
+        <w:rPr>
+          <w:b/>
+          <w:bCs/>
+        </w:rPr>
+        <w:t xml:space="preserve">Lesson</w:t>
+      </w:r>
+    </w:p>
+    <w:p>
+      <w:pPr>
+        <w:pStyle w:val="BlockText"/>
+      </w:pPr>
+      <w:r>
+        <w:t xml:space="preserve">A single method is not enough. Modern protection is</w:t>
+      </w:r>
+      <w:r>
+        <w:t xml:space="preserve"> </w:t>
+      </w:r>
+      <w:r>
+        <w:rPr>
+          <w:b/>
+          <w:bCs/>
+        </w:rPr>
+        <w:t xml:space="preserve">layered</w:t>
+      </w:r>
+      <w:r>
+        <w:t xml:space="preserve">: hash (fast, exact) → pattern</w:t>
+      </w:r>
+      <w:r>
+        <w:t xml:space="preserve"> </w:t>
+      </w:r>
+      <w:r>
+        <w:t xml:space="preserve">(resilient) → heuristic (signature-free) → emulation/sandbox (deep) → behaviour monitoring (while</w:t>
+      </w:r>
+      <w:r>
+        <w:t xml:space="preserve"> </w:t>
+      </w:r>
+      <w:r>
+        <w:t xml:space="preserve">running). Each layer exists to catch what the previous one missed — just like last week’s</w:t>
+      </w:r>
+      <w:r>
+        <w:t xml:space="preserve"> </w:t>
+      </w:r>
+      <w:r>
+        <w:rPr>
+          <w:b/>
+          <w:bCs/>
+        </w:rPr>
+        <w:t xml:space="preserve">defence in</w:t>
+      </w:r>
+      <w:r>
+        <w:rPr>
+          <w:b/>
+          <w:bCs/>
+        </w:rPr>
+        <w:t xml:space="preserve"> </w:t>
+      </w:r>
+      <w:r>
+        <w:rPr>
+          <w:b/>
+          <w:bCs/>
+        </w:rPr>
+        <w:t xml:space="preserve">depth</w:t>
+      </w:r>
+      <w:r>
+        <w:t xml:space="preserve">.</w:t>
+      </w:r>
+    </w:p>
+    <w:p>
+      <w:pPr>
+        <w:pStyle w:val="BlockText"/>
+      </w:pPr>
+      <w:r>
+        <w:rPr>
+          <w:b/>
+          <w:bCs/>
+        </w:rPr>
+        <w:t xml:space="preserve">How is this applied in the field?</w:t>
+      </w:r>
+    </w:p>
+    <w:p>
+      <w:pPr>
+        <w:pStyle w:val="BlockText"/>
+      </w:pPr>
+      <w:r>
+        <w:t xml:space="preserve">The other side of the coin, from the standpoint of protecting your own code: a mobile payment</w:t>
+      </w:r>
+      <w:r>
+        <w:t xml:space="preserve"> </w:t>
+      </w:r>
+      <w:r>
+        <w:t xml:space="preserve">application keeps sensitive strings and constants</w:t>
+      </w:r>
+      <w:r>
+        <w:t xml:space="preserve"> </w:t>
+      </w:r>
+      <w:r>
+        <w:rPr>
+          <w:b/>
+          <w:bCs/>
+        </w:rPr>
+        <w:t xml:space="preserve">encrypted</w:t>
+      </w:r>
+      <w:r>
+        <w:t xml:space="preserve"> </w:t>
+      </w:r>
+      <w:r>
+        <w:t xml:space="preserve">to make reverse engineering harder, and</w:t>
+      </w:r>
+      <w:r>
+        <w:t xml:space="preserve"> </w:t>
+      </w:r>
+      <w:r>
+        <w:t xml:space="preserve">decrypts them at the moment of use. That is, legitimate software also uses the</w:t>
+      </w:r>
+      <w:r>
+        <w:t xml:space="preserve"> </w:t>
+      </w:r>
+      <w:r>
+        <w:t xml:space="preserve">“encrypted body +</w:t>
+      </w:r>
+      <w:r>
+        <w:t xml:space="preserve"> </w:t>
+      </w:r>
+      <w:r>
+        <w:t xml:space="preserve">decryptor”</w:t>
+      </w:r>
+      <w:r>
+        <w:t xml:space="preserve"> </w:t>
+      </w:r>
+      <w:r>
+        <w:t xml:space="preserve">pattern (Weeks 9 and 11). The difference is that here it protects your asset, while in a</w:t>
+      </w:r>
+      <w:r>
+        <w:t xml:space="preserve"> </w:t>
+      </w:r>
+      <w:r>
+        <w:t xml:space="preserve">virus it evades signatures. This is exactly why a security assessor looks for</w:t>
+      </w:r>
+      <w:r>
+        <w:t xml:space="preserve"> </w:t>
+      </w:r>
+      <w:r>
+        <w:rPr>
+          <w:b/>
+          <w:bCs/>
+        </w:rPr>
+        <w:t xml:space="preserve">high-entropy regions</w:t>
+      </w:r>
+      <w:r>
+        <w:t xml:space="preserve">:</w:t>
+      </w:r>
+      <w:r>
+        <w:t xml:space="preserve"> </w:t>
+      </w:r>
+      <w:r>
+        <w:t xml:space="preserve">“there’s something encrypted here, where’s the decryptor, how does it find the key?”</w:t>
+      </w:r>
+    </w:p>
+    <w:p>
+      <w:pPr>
+        <w:pStyle w:val="BlockText"/>
+      </w:pPr>
+      <w:r>
+        <w:rPr>
+          <w:b/>
+          <w:bCs/>
+        </w:rPr>
+        <w:t xml:space="preserve">A common mistake</w:t>
+      </w:r>
+    </w:p>
+    <w:p>
+      <w:pPr>
+        <w:pStyle w:val="BlockText"/>
+      </w:pPr>
+      <w:r>
+        <w:t xml:space="preserve">The idea that</w:t>
+      </w:r>
+      <w:r>
+        <w:t xml:space="preserve"> </w:t>
+      </w:r>
+      <w:r>
+        <w:t xml:space="preserve">“my signature database is up to date, so I’m safe.”</w:t>
+      </w:r>
+      <w:r>
+        <w:t xml:space="preserve"> </w:t>
+      </w:r>
+      <w:r>
+        <w:t xml:space="preserve">Signature-based detection</w:t>
+      </w:r>
+      <w:r>
+        <w:t xml:space="preserve"> </w:t>
+      </w:r>
+      <w:r>
+        <w:rPr>
+          <w:b/>
+          <w:bCs/>
+        </w:rPr>
+        <w:t xml:space="preserve">only</w:t>
+      </w:r>
+      <w:r>
+        <w:t xml:space="preserve"> </w:t>
+      </w:r>
+      <w:r>
+        <w:t xml:space="preserve">catches known malware; a polymorphic/metamorphic or never-before-seen (zero-day) sample evades the</w:t>
+      </w:r>
+      <w:r>
+        <w:t xml:space="preserve"> </w:t>
+      </w:r>
+      <w:r>
+        <w:t xml:space="preserve">signature. That is why defence</w:t>
+      </w:r>
+      <w:r>
+        <w:t xml:space="preserve"> </w:t>
+      </w:r>
+      <w:r>
+        <w:rPr>
+          <w:b/>
+          <w:bCs/>
+        </w:rPr>
+        <w:t xml:space="preserve">starts</w:t>
+      </w:r>
+      <w:r>
+        <w:t xml:space="preserve"> </w:t>
+      </w:r>
+      <w:r>
+        <w:t xml:space="preserve">with a signature</w:t>
+      </w:r>
+      <w:r>
+        <w:t xml:space="preserve"> </w:t>
+      </w:r>
+      <w:r>
+        <w:rPr>
+          <w:b/>
+          <w:bCs/>
+        </w:rPr>
+        <w:t xml:space="preserve">but does not end there</w:t>
+      </w:r>
+      <w:r>
+        <w:t xml:space="preserve">.</w:t>
+      </w:r>
+    </w:p>
+    <w:p>
+      <w:r>
+        <w:pict>
+          <v:rect style="width:0;height:1.5pt" o:hralign="center" o:hrstd="t" o:hr="t"/>
+        </w:pict>
+      </w:r>
+    </w:p>
+    <w:bookmarkEnd w:id="58"/>
+    <w:bookmarkEnd w:id="59"/>
+    <w:bookmarkStart w:id="73" w:name="countermeasures-how-do-we-catch-it"/>
+    <w:p>
+      <w:pPr>
+        <w:pStyle w:val="Heading2"/>
+      </w:pPr>
+      <w:r>
+        <w:t xml:space="preserve">6. Countermeasures: How Do We Catch It?</w:t>
+      </w:r>
+    </w:p>
+    <w:p>
+      <w:pPr>
+        <w:pStyle w:val="FirstParagraph"/>
+      </w:pPr>
+      <w:r>
+        <w:t xml:space="preserve">We saw four methods in the demo above. Let’s now pull the whole family of countermeasures together:</w:t>
+      </w:r>
+    </w:p>
+    <w:p>
+      <w:pPr>
+        <w:pStyle w:val="BodyText"/>
+      </w:pPr>
+      <w:r>
+        <w:drawing>
+          <wp:inline>
+            <wp:extent cx="5759999" cy="2599621"/>
+            <wp:effectExtent b="0" l="0" r="0" t="0"/>
+            <wp:docPr descr="The four layers of countermeasures" title="" id="61" name="Picture"/>
+            <a:graphic>
+              <a:graphicData uri="http://schemas.openxmlformats.org/drawingml/2006/picture">
+                <pic:pic>
+                  <pic:nvPicPr>
+                    <pic:cNvPr descr="h02-10-karsi-onlem-katmanlari.png" id="62" name="Picture"/>
+                    <pic:cNvPicPr>
+                      <a:picLocks noChangeArrowheads="1" noChangeAspect="1"/>
+                    </pic:cNvPicPr>
+                  </pic:nvPicPr>
+                  <pic:blipFill>
+                    <a:blip r:embed="rId60"/>
                     <a:stretch>
                       <a:fillRect/>
                     </a:stretch>
@@ -9239,7 +9657,7 @@
         <w:t xml:space="preserve">cover throughout the term concern both the attacker and the defender.</w:t>
       </w:r>
     </w:p>
-    <w:bookmarkStart w:id="57" w:name="Xf49b63fe5cd1941820a891a4af53ed06dc85d6f"/>
+    <w:bookmarkStart w:id="66" w:name="Xf49b63fe5cd1941820a891a4af53ed06dc85d6f"/>
     <w:p>
       <w:pPr>
         <w:pStyle w:val="Heading3"/>
@@ -9272,7 +9690,7 @@
           <w:b/>
           <w:bCs/>
         </w:rPr>
-        <w:t xml:space="preserve">code/week-02/02-entropi</w:t>
+        <w:t xml:space="preserve">code/week-02/02-entropy</w:t>
       </w:r>
       <w:r>
         <w:rPr>
@@ -9482,7 +9900,7 @@
         <w:rPr>
           <w:rStyle w:val="NormalTok"/>
         </w:rPr>
-        <w:t xml:space="preserve">entropi </w:t>
+        <w:t xml:space="preserve">entropy </w:t>
       </w:r>
       <w:r>
         <w:rPr>
@@ -9547,7 +9965,7 @@
         <w:rPr>
           <w:rStyle w:val="NormalTok"/>
         </w:rPr>
-        <w:t xml:space="preserve"> code/week-02/02-entropi </w:t>
+        <w:t xml:space="preserve"> code/week-02/02-entropy </w:t>
       </w:r>
       <w:r>
         <w:rPr>
@@ -9608,7 +10026,7 @@
         <w:rPr>
           <w:rStyle w:val="VerbatimChar"/>
         </w:rPr>
-        <w:t xml:space="preserve">ADIM 1 — Farkli turde dosyalarin entropisi (0 = tekduze, 8 = rastgele)</w:t>
+        <w:t xml:space="preserve">STEP 1 - Entropy of different kinds of files (0 = uniform, 8 = random)</w:t>
       </w:r>
       <w:r>
         <w:br/>
@@ -9617,7 +10035,7 @@
         <w:rPr>
           <w:rStyle w:val="VerbatimChar"/>
         </w:rPr>
-        <w:t xml:space="preserve">  tekduze.txt      4096  0.00 |........................| tekduze</w:t>
+        <w:t xml:space="preserve">  file             bytes    H |0 bit ------------ 8 bit| verdict</w:t>
       </w:r>
       <w:r>
         <w:br/>
@@ -9626,7 +10044,7 @@
         <w:rPr>
           <w:rStyle w:val="VerbatimChar"/>
         </w:rPr>
-        <w:t xml:space="preserve">  belge.txt        3360  4.17 |#############...........| dusuk</w:t>
+        <w:t xml:space="preserve">  uniform.txt      4096  0.00 |........................| uniform</w:t>
       </w:r>
       <w:r>
         <w:br/>
@@ -9635,7 +10053,7 @@
         <w:rPr>
           <w:rStyle w:val="VerbatimChar"/>
         </w:rPr>
-        <w:t xml:space="preserve">  kod.bin          2048  6.23 |###################.....| orta</w:t>
+        <w:t xml:space="preserve">  document.txt     3504  4.06 |############............| low</w:t>
       </w:r>
       <w:r>
         <w:br/>
@@ -9644,7 +10062,7 @@
         <w:rPr>
           <w:rStyle w:val="VerbatimChar"/>
         </w:rPr>
-        <w:t xml:space="preserve">  sifreli.bin      3376  7.95 |########################| YUKSEK</w:t>
+        <w:t xml:space="preserve">  code.bin         2048  6.23 |###################.....| medium</w:t>
       </w:r>
       <w:r>
         <w:br/>
@@ -9653,19 +10071,25 @@
         <w:rPr>
           <w:rStyle w:val="VerbatimChar"/>
         </w:rPr>
-        <w:t xml:space="preserve">  rastgele.bin     4096  7.95 |########################| YUKSEK</w:t>
+        <w:t xml:space="preserve">  encrypted.bin    3520  7.94 |########################| HIGH</w:t>
       </w:r>
       <w:r>
         <w:br/>
       </w:r>
       <w:r>
+        <w:rPr>
+          <w:rStyle w:val="VerbatimChar"/>
+        </w:rPr>
+        <w:t xml:space="preserve">  random.bin       4096  7.95 |########################| HIGH</w:t>
+      </w:r>
+      <w:r>
         <w:br/>
       </w:r>
       <w:r>
         <w:rPr>
           <w:rStyle w:val="VerbatimChar"/>
         </w:rPr>
-        <w:t xml:space="preserve">ADIM 2 — Ayni icerik uc halde: duz -&gt; makine-kodu-benzeri -&gt; sifreli</w:t>
+        <w:t xml:space="preserve">   ^ Text is low, machine-code-like is medium, encrypted/random is high.</w:t>
       </w:r>
       <w:r>
         <w:br/>
@@ -9674,7 +10098,7 @@
         <w:rPr>
           <w:rStyle w:val="VerbatimChar"/>
         </w:rPr>
-        <w:t xml:space="preserve">  belge.txt        3360  4.17 |#############...........| dusuk</w:t>
+        <w:t xml:space="preserve">--------------------------------------------------------------</w:t>
       </w:r>
       <w:r>
         <w:br/>
@@ -9683,7 +10107,7 @@
         <w:rPr>
           <w:rStyle w:val="VerbatimChar"/>
         </w:rPr>
-        <w:t xml:space="preserve">  kod.bin          2048  6.23 |###################.....| orta</w:t>
+        <w:t xml:space="preserve">STEP 2 - The same content in three forms: plain -&gt; machine-code-like -&gt; encrypted</w:t>
       </w:r>
       <w:r>
         <w:br/>
@@ -9692,7 +10116,7 @@
         <w:rPr>
           <w:rStyle w:val="VerbatimChar"/>
         </w:rPr>
-        <w:t xml:space="preserve">  sifreli.bin      3376  7.95 |########################| YUKSEK</w:t>
+        <w:t xml:space="preserve">  document.txt     3504  4.06 |############............| low</w:t>
       </w:r>
       <w:r>
         <w:br/>
@@ -9701,7 +10125,25 @@
         <w:rPr>
           <w:rStyle w:val="VerbatimChar"/>
         </w:rPr>
-        <w:t xml:space="preserve">   ^ Sifreli ve rastgele veri entropiye bakarak AYIRT EDILEMEZ.</w:t>
+        <w:t xml:space="preserve">  code.bin         2048  6.23 |###################.....| medium</w:t>
+      </w:r>
+      <w:r>
+        <w:br/>
+      </w:r>
+      <w:r>
+        <w:rPr>
+          <w:rStyle w:val="VerbatimChar"/>
+        </w:rPr>
+        <w:t xml:space="preserve">  encrypted.bin    3520  7.94 |########################| HIGH</w:t>
+      </w:r>
+      <w:r>
+        <w:br/>
+      </w:r>
+      <w:r>
+        <w:rPr>
+          <w:rStyle w:val="VerbatimChar"/>
+        </w:rPr>
+        <w:t xml:space="preserve">   ^ Encrypted and random data CANNOT BE TOLD APART by entropy alone.</w:t>
       </w:r>
     </w:p>
     <w:p>
@@ -9851,7 +10293,7 @@
         <w:rPr>
           <w:rStyle w:val="VerbatimChar"/>
         </w:rPr>
-        <w:t xml:space="preserve">    1024-  1535  4.14 |#################...............| dusuk</w:t>
+        <w:t xml:space="preserve">STEP 3 - A mixed file: an encrypted section hidden in the middle of text</w:t>
       </w:r>
       <w:r>
         <w:br/>
@@ -9860,7 +10302,7 @@
         <w:rPr>
           <w:rStyle w:val="VerbatimChar"/>
         </w:rPr>
-        <w:t xml:space="preserve">    1536-  2047  7.56 |##############################..| YUKSEK   &lt;-- gizli bölge</w:t>
+        <w:t xml:space="preserve">  mixed.bin (4608 bytes), window 512 bytes:</w:t>
       </w:r>
       <w:r>
         <w:br/>
@@ -9869,7 +10311,7 @@
         <w:rPr>
           <w:rStyle w:val="VerbatimChar"/>
         </w:rPr>
-        <w:t xml:space="preserve">    2048-  2559  7.66 |###############################.| YUKSEK</w:t>
+        <w:t xml:space="preserve">    1024-  1535  4.04 |################................| low</w:t>
       </w:r>
       <w:r>
         <w:br/>
@@ -9878,7 +10320,253 @@
         <w:rPr>
           <w:rStyle w:val="VerbatimChar"/>
         </w:rPr>
-        <w:t xml:space="preserve">    3072-  3583  4.17 |#################...............| dusuk</w:t>
+        <w:t xml:space="preserve">    1536-  2047  7.54 |##############################..| HIGH   &lt;-- hidden section</w:t>
+      </w:r>
+      <w:r>
+        <w:br/>
+      </w:r>
+      <w:r>
+        <w:rPr>
+          <w:rStyle w:val="VerbatimChar"/>
+        </w:rPr>
+        <w:t xml:space="preserve">    2048-  2559  7.57 |##############################..| HIGH</w:t>
+      </w:r>
+      <w:r>
+        <w:br/>
+      </w:r>
+      <w:r>
+        <w:rPr>
+          <w:rStyle w:val="VerbatimChar"/>
+        </w:rPr>
+        <w:t xml:space="preserve">    3072-  3583  4.03 |################................| low</w:t>
+      </w:r>
+      <w:r>
+        <w:br/>
+      </w:r>
+      <w:r>
+        <w:rPr>
+          <w:rStyle w:val="VerbatimChar"/>
+        </w:rPr>
+        <w:t xml:space="preserve">   ^ Packed programs show a similar 'hot spot': a small unpacking</w:t>
+      </w:r>
+      <w:r>
+        <w:br/>
+      </w:r>
+      <w:r>
+        <w:rPr>
+          <w:rStyle w:val="VerbatimChar"/>
+        </w:rPr>
+        <w:t xml:space="preserve">     stub + a high-entropy encrypted body.</w:t>
+      </w:r>
+    </w:p>
+    <w:p>
+      <w:pPr>
+        <w:pStyle w:val="FirstParagraph"/>
+      </w:pPr>
+      <w:r>
+        <w:t xml:space="preserve">This measure traces back to Claude Shannon’s 1948 paper</w:t>
+      </w:r>
+      <w:r>
+        <w:t xml:space="preserve"> </w:t>
+      </w:r>
+      <w:r>
+        <w:t xml:space="preserve">“A Mathematical Theory of Communication,”</w:t>
+      </w:r>
+      <w:r>
+        <w:t xml:space="preserve"> </w:t>
+      </w:r>
+      <w:r>
+        <w:t xml:space="preserve">which</w:t>
+      </w:r>
+      <w:r>
+        <w:t xml:space="preserve"> </w:t>
+      </w:r>
+      <w:r>
+        <w:t xml:space="preserve">reduces</w:t>
+      </w:r>
+      <w:r>
+        <w:t xml:space="preserve"> </w:t>
+      </w:r>
+      <w:r>
+        <w:t xml:space="preserve">“how unpredictable is this byte?”</w:t>
+      </w:r>
+      <w:r>
+        <w:t xml:space="preserve"> </w:t>
+      </w:r>
+      <w:r>
+        <w:t xml:space="preserve">to a single number. Malware defenders borrowed it years later for</w:t>
+      </w:r>
+      <w:r>
+        <w:t xml:space="preserve"> </w:t>
+      </w:r>
+      <w:r>
+        <w:t xml:space="preserve">scanning: an encrypted/packed body leaves a very different</w:t>
+      </w:r>
+      <w:r>
+        <w:t xml:space="preserve"> </w:t>
+      </w:r>
+      <w:r>
+        <w:t xml:space="preserve">“shape”</w:t>
+      </w:r>
+      <w:r>
+        <w:t xml:space="preserve"> </w:t>
+      </w:r>
+      <w:r>
+        <w:t xml:space="preserve">than plain text.</w:t>
+      </w:r>
+    </w:p>
+    <w:p>
+      <w:pPr>
+        <w:pStyle w:val="BodyText"/>
+      </w:pPr>
+      <w:r>
+        <w:t xml:space="preserve">The animation below steps through</w:t>
+      </w:r>
+      <w:r>
+        <w:t xml:space="preserve"> </w:t>
+      </w:r>
+      <w:r>
+        <w:rPr>
+          <w:rStyle w:val="VerbatimChar"/>
+        </w:rPr>
+        <w:t xml:space="preserve">entropy.c</w:t>
+      </w:r>
+      <w:r>
+        <w:t xml:space="preserve">’s windowed scanning loop: how each window’s histogram</w:t>
+      </w:r>
+      <w:r>
+        <w:t xml:space="preserve"> </w:t>
+      </w:r>
+      <w:r>
+        <w:t xml:space="preserve">accumulates, how</w:t>
+      </w:r>
+      <w:r>
+        <w:t xml:space="preserve"> </w:t>
+      </w:r>
+      <w:r>
+        <w:rPr>
+          <w:rStyle w:val="VerbatimChar"/>
+        </w:rPr>
+        <w:t xml:space="preserve">H = -Σ p(b) log2 p(b)</w:t>
+      </w:r>
+      <w:r>
+        <w:t xml:space="preserve"> </w:t>
+      </w:r>
+      <w:r>
+        <w:t xml:space="preserve">is computed, and how H jumps when the file goes from plain text to</w:t>
+      </w:r>
+      <w:r>
+        <w:t xml:space="preserve"> </w:t>
+      </w:r>
+      <w:r>
+        <w:t xml:space="preserve">random data.</w:t>
+      </w:r>
+    </w:p>
+    <w:p>
+      <w:pPr>
+        <w:pStyle w:val="BodyText"/>
+      </w:pPr>
+      <w:r>
+        <w:drawing>
+          <wp:inline>
+            <wp:extent cx="5111999" cy="3990780"/>
+            <wp:effectExtent b="0" l="0" r="0" t="0"/>
+            <wp:docPr descr="Entropy: windowed scanning, how H is computed — step by step" title="" id="64" name="Picture"/>
+            <a:graphic>
+              <a:graphicData uri="http://schemas.openxmlformats.org/drawingml/2006/picture">
+                <pic:pic>
+                  <pic:nvPicPr>
+                    <pic:cNvPr descr="entropy.en.png" id="65" name="Picture"/>
+                    <pic:cNvPicPr>
+                      <a:picLocks noChangeArrowheads="1" noChangeAspect="1"/>
+                    </pic:cNvPicPr>
+                  </pic:nvPicPr>
+                  <pic:blipFill>
+                    <a:blip r:embed="rId63"/>
+                    <a:stretch>
+                      <a:fillRect/>
+                    </a:stretch>
+                  </pic:blipFill>
+                  <pic:spPr bwMode="auto">
+                    <a:xfrm>
+                      <a:off x="0" y="0"/>
+                      <a:ext cx="5111999" cy="3990780"/>
+                    </a:xfrm>
+                    <a:prstGeom prst="rect">
+                      <a:avLst/>
+                    </a:prstGeom>
+                    <a:noFill/>
+                    <a:ln w="9525">
+                      <a:noFill/>
+                      <a:headEnd/>
+                      <a:tailEnd/>
+                    </a:ln>
+                  </pic:spPr>
+                </pic:pic>
+              </a:graphicData>
+            </a:graphic>
+          </wp:inline>
+        </w:drawing>
+      </w:r>
+    </w:p>
+    <w:p>
+      <w:pPr>
+        <w:pStyle w:val="BodyText"/>
+      </w:pPr>
+      <w:r>
+        <w:t xml:space="preserve">Try</w:t>
+      </w:r>
+      <w:r>
+        <w:t xml:space="preserve"> </w:t>
+      </w:r>
+      <w:r>
+        <w:rPr>
+          <w:b/>
+          <w:bCs/>
+        </w:rPr>
+        <w:t xml:space="preserve">Normal: text is consistent throughout (low/medium H)</w:t>
+      </w:r>
+      <w:r>
+        <w:t xml:space="preserve"> </w:t>
+      </w:r>
+      <w:r>
+        <w:t xml:space="preserve">and</w:t>
+      </w:r>
+      <w:r>
+        <w:t xml:space="preserve"> </w:t>
+      </w:r>
+      <w:r>
+        <w:rPr>
+          <w:b/>
+          <w:bCs/>
+        </w:rPr>
+        <w:t xml:space="preserve">Hard: plain text, then random data — H</w:t>
+      </w:r>
+      <w:r>
+        <w:rPr>
+          <w:b/>
+          <w:bCs/>
+        </w:rPr>
+        <w:t xml:space="preserve"> </w:t>
+      </w:r>
+      <w:r>
+        <w:rPr>
+          <w:b/>
+          <w:bCs/>
+        </w:rPr>
+        <w:t xml:space="preserve">jumps</w:t>
+      </w:r>
+      <w:r>
+        <w:t xml:space="preserve"> </w:t>
+      </w:r>
+      <w:r>
+        <w:t xml:space="preserve">from the preset picker; in the edge case where the window does not divide the file evenly, watch how</w:t>
+      </w:r>
+      <w:r>
+        <w:t xml:space="preserve"> </w:t>
+      </w:r>
+      <w:r>
+        <w:t xml:space="preserve">the last window comes out shorter.</w:t>
       </w:r>
     </w:p>
     <w:p>
@@ -10090,8 +10778,8 @@
         <w:t xml:space="preserve">?)</w:t>
       </w:r>
     </w:p>
-    <w:bookmarkEnd w:id="57"/>
-    <w:bookmarkStart w:id="58" w:name="X82bf584a975c80cbb6eb3622b787d77e9062cb0"/>
+    <w:bookmarkEnd w:id="66"/>
+    <w:bookmarkStart w:id="70" w:name="X82bf584a975c80cbb6eb3622b787d77e9062cb0"/>
     <w:p>
       <w:pPr>
         <w:pStyle w:val="Heading3"/>
@@ -10211,7 +10899,7 @@
           <w:b/>
           <w:bCs/>
         </w:rPr>
-        <w:t xml:space="preserve">code/week-02/07-kural-motoru</w:t>
+        <w:t xml:space="preserve">code/week-02/07-rule-engine</w:t>
       </w:r>
       <w:r>
         <w:rPr>
@@ -10239,7 +10927,7 @@
         <w:rPr>
           <w:rStyle w:val="VerbatimChar"/>
         </w:rPr>
-        <w:t xml:space="preserve">kurallar.txt</w:t>
+        <w:t xml:space="preserve">rules.txt</w:t>
       </w:r>
       <w:r>
         <w:t xml:space="preserve">) contains five rules. For example:</w:t>
@@ -10253,7 +10941,7 @@
         <w:rPr>
           <w:rStyle w:val="VerbatimChar"/>
         </w:rPr>
-        <w:t xml:space="preserve">kural Kelime_Baglam {</w:t>
+        <w:t xml:space="preserve">rule Word_Context {</w:t>
       </w:r>
       <w:r>
         <w:br/>
@@ -10262,7 +10950,7 @@
         <w:rPr>
           <w:rStyle w:val="VerbatimChar"/>
         </w:rPr>
-        <w:t xml:space="preserve">  dizge $a = "indir"</w:t>
+        <w:t xml:space="preserve">  string $a     = "download"</w:t>
       </w:r>
       <w:r>
         <w:br/>
@@ -10271,7 +10959,7 @@
         <w:rPr>
           <w:rStyle w:val="VerbatimChar"/>
         </w:rPr>
-        <w:t xml:space="preserve">  dizge $b = "calistir"</w:t>
+        <w:t xml:space="preserve">  string $b     = "run"</w:t>
       </w:r>
       <w:r>
         <w:br/>
@@ -10280,7 +10968,7 @@
         <w:rPr>
           <w:rStyle w:val="VerbatimChar"/>
         </w:rPr>
-        <w:t xml:space="preserve">  dizge $sihir = "KAPSUL/1"</w:t>
+        <w:t xml:space="preserve">  string $magic = "CAPSULE/1"</w:t>
       </w:r>
       <w:r>
         <w:br/>
@@ -10289,7 +10977,7 @@
         <w:rPr>
           <w:rStyle w:val="VerbatimChar"/>
         </w:rPr>
-        <w:t xml:space="preserve">  kosul ($a and $b) and $sihir</w:t>
+        <w:t xml:space="preserve">  condition ($a and $b) and $magic</w:t>
       </w:r>
       <w:r>
         <w:br/>
@@ -10410,7 +11098,7 @@
         <w:rPr>
           <w:rStyle w:val="NormalTok"/>
         </w:rPr>
-        <w:t xml:space="preserve">kural-motoru</w:t>
+        <w:t xml:space="preserve">rule-engine</w:t>
       </w:r>
       <w:r>
         <w:br/>
@@ -10466,7 +11154,7 @@
         <w:rPr>
           <w:rStyle w:val="NormalTok"/>
         </w:rPr>
-        <w:t xml:space="preserve"> code/week-02/07-kural-motoru</w:t>
+        <w:t xml:space="preserve"> code/week-02/07-rule-engine</w:t>
       </w:r>
       <w:r>
         <w:br/>
@@ -10504,7 +11192,7 @@
         <w:rPr>
           <w:rStyle w:val="VerbatimChar"/>
         </w:rPr>
-        <w:t xml:space="preserve">ADIM 2 — Bes dosyayi bes kuralla tara</w:t>
+        <w:t xml:space="preserve">STEP 2 - Scan five files with five rules</w:t>
       </w:r>
       <w:r>
         <w:br/>
@@ -10513,7 +11201,7 @@
         <w:rPr>
           <w:rStyle w:val="VerbatimChar"/>
         </w:rPr>
-        <w:t xml:space="preserve">  temiz.txt     (eslesme yok)</w:t>
+        <w:t xml:space="preserve">  5 rule(s) loaded</w:t>
       </w:r>
       <w:r>
         <w:br/>
@@ -10522,7 +11210,7 @@
         <w:rPr>
           <w:rStyle w:val="VerbatimChar"/>
         </w:rPr>
-        <w:t xml:space="preserve">  kilavuz.txt   Kelime_Cifti</w:t>
+        <w:t xml:space="preserve">  clean.txt     (no match)</w:t>
       </w:r>
       <w:r>
         <w:br/>
@@ -10531,7 +11219,7 @@
         <w:rPr>
           <w:rStyle w:val="VerbatimChar"/>
         </w:rPr>
-        <w:t xml:space="preserve">  kapsul.bin    Kapsul_Bicimi, Isaret_Hex, Kelime_Cifti, Kelime_Baglam</w:t>
+        <w:t xml:space="preserve">  guide.txt     (no match)</w:t>
       </w:r>
       <w:r>
         <w:br/>
@@ -10540,7 +11228,7 @@
         <w:rPr>
           <w:rStyle w:val="VerbatimChar"/>
         </w:rPr>
-        <w:t xml:space="preserve">  varyant.bin   Isaret_Hex</w:t>
+        <w:t xml:space="preserve">  capsule.bin   Capsule_Format, Marker_Hex, Word_Pair, Word_Context</w:t>
       </w:r>
       <w:r>
         <w:br/>
@@ -10549,28 +11237,28 @@
         <w:rPr>
           <w:rStyle w:val="VerbatimChar"/>
         </w:rPr>
-        <w:t xml:space="preserve">  notlar.txt    Cok_Tekrar</w:t>
+        <w:t xml:space="preserve">  variant.bin   Marker_Hex</w:t>
       </w:r>
       <w:r>
         <w:br/>
       </w:r>
       <w:r>
+        <w:rPr>
+          <w:rStyle w:val="VerbatimChar"/>
+        </w:rPr>
+        <w:t xml:space="preserve">  notes.txt     Many_Repeats</w:t>
+      </w:r>
+      <w:r>
         <w:br/>
       </w:r>
       <w:r>
-        <w:rPr>
-          <w:rStyle w:val="VerbatimChar"/>
-        </w:rPr>
-        <w:t xml:space="preserve">ADIM 3 — Yanlis pozitif: zararsiz kilavuz neden eslesti?</w:t>
-      </w:r>
-      <w:r>
         <w:br/>
       </w:r>
       <w:r>
         <w:rPr>
           <w:rStyle w:val="VerbatimChar"/>
         </w:rPr>
-        <w:t xml:space="preserve">    Kelime_Cifti           $a=1 $b=1 -&gt; ESLESTI</w:t>
+        <w:t xml:space="preserve">STEP 3 - False positive: why did the harmless guide match?</w:t>
       </w:r>
       <w:r>
         <w:br/>
@@ -10579,7 +11267,7 @@
         <w:rPr>
           <w:rStyle w:val="VerbatimChar"/>
         </w:rPr>
-        <w:t xml:space="preserve">    Kelime_Baglam          $a=1 $b=1 $sihir=0 -&gt; -</w:t>
+        <w:t xml:space="preserve">  guide.txt (147 bytes)</w:t>
       </w:r>
       <w:r>
         <w:br/>
@@ -10588,49 +11276,55 @@
         <w:rPr>
           <w:rStyle w:val="VerbatimChar"/>
         </w:rPr>
-        <w:t xml:space="preserve">   ^ Kelime_Cifti kelimelere bakti, BAGLAMA bakmadi: YANLIS POZITIF.</w:t>
+        <w:t xml:space="preserve">    Word_Pair              $a=0 $b=1 -&gt; -</w:t>
       </w:r>
       <w:r>
         <w:br/>
       </w:r>
       <w:r>
+        <w:rPr>
+          <w:rStyle w:val="VerbatimChar"/>
+        </w:rPr>
+        <w:t xml:space="preserve">    Word_Context           $a=0 $b=1 $magic=0 -&gt; -</w:t>
+      </w:r>
+      <w:r>
         <w:br/>
       </w:r>
       <w:r>
         <w:rPr>
           <w:rStyle w:val="VerbatimChar"/>
         </w:rPr>
-        <w:t xml:space="preserve">ADIM 4 — Degistirilmis varyant: joker (??) ne kazandirdi?</w:t>
+        <w:t xml:space="preserve">   ^ Word_Pair looked at words, not CONTEXT: a FALSE POSITIVE.</w:t>
       </w:r>
       <w:r>
         <w:br/>
       </w:r>
       <w:r>
-        <w:rPr>
-          <w:rStyle w:val="VerbatimChar"/>
-        </w:rPr>
-        <w:t xml:space="preserve">    Kapsul_Bicimi          $sihir=1 $coz=0 -&gt; -</w:t>
-      </w:r>
-      <w:r>
         <w:br/>
       </w:r>
       <w:r>
         <w:rPr>
           <w:rStyle w:val="VerbatimChar"/>
         </w:rPr>
-        <w:t xml:space="preserve">    Isaret_Hex             $h=1 -&gt; ESLESTI</w:t>
+        <w:t xml:space="preserve">STEP 4 - The modified variant: what did the wildcard (??) buy us?</w:t>
       </w:r>
       <w:r>
         <w:br/>
       </w:r>
       <w:r>
+        <w:rPr>
+          <w:rStyle w:val="VerbatimChar"/>
+        </w:rPr>
+        <w:t xml:space="preserve">  variant.bin (74 bytes)</w:t>
+      </w:r>
+      <w:r>
         <w:br/>
       </w:r>
       <w:r>
         <w:rPr>
           <w:rStyle w:val="VerbatimChar"/>
         </w:rPr>
-        <w:t xml:space="preserve">ADIM 5 — Kural dosyasi da girdidir: bozuk dosya reddedilir</w:t>
+        <w:t xml:space="preserve">    Capsule_Format         $magic=1 $decode=0 -&gt; -</w:t>
       </w:r>
       <w:r>
         <w:br/>
@@ -10639,16 +11333,37 @@
         <w:rPr>
           <w:rStyle w:val="VerbatimChar"/>
         </w:rPr>
-        <w:t xml:space="preserve">satir 4: metin bos, uzun ya da kapanmamis</w:t>
+        <w:t xml:space="preserve">    Marker_Hex             $h=1 -&gt; MATCHED</w:t>
       </w:r>
       <w:r>
         <w:br/>
       </w:r>
       <w:r>
-        <w:rPr>
-          <w:rStyle w:val="VerbatimChar"/>
-        </w:rPr>
-        <w:t xml:space="preserve">kural dosyasi REDDEDILDI (hatali ya da eksik)</w:t>
+        <w:br/>
+      </w:r>
+      <w:r>
+        <w:rPr>
+          <w:rStyle w:val="VerbatimChar"/>
+        </w:rPr>
+        <w:t xml:space="preserve">STEP 5 - The rule file is input too: a broken file is rejected</w:t>
+      </w:r>
+      <w:r>
+        <w:br/>
+      </w:r>
+      <w:r>
+        <w:rPr>
+          <w:rStyle w:val="VerbatimChar"/>
+        </w:rPr>
+        <w:t xml:space="preserve">line 4: the text is empty, too long, or unclosed</w:t>
+      </w:r>
+      <w:r>
+        <w:br/>
+      </w:r>
+      <w:r>
+        <w:rPr>
+          <w:rStyle w:val="VerbatimChar"/>
+        </w:rPr>
+        <w:t xml:space="preserve">rule file REJECTED (broken or incomplete)</w:t>
       </w:r>
     </w:p>
     <w:p>
@@ -10681,7 +11396,7 @@
         <w:rPr>
           <w:rStyle w:val="VerbatimChar"/>
         </w:rPr>
-        <w:t xml:space="preserve">Kelime_Cifti</w:t>
+        <w:t xml:space="preserve">Word_Pair</w:t>
       </w:r>
       <w:r>
         <w:t xml:space="preserve"> </w:t>
@@ -10702,7 +11417,7 @@
         <w:rPr>
           <w:rStyle w:val="VerbatimChar"/>
         </w:rPr>
-        <w:t xml:space="preserve">Kelime_Baglam</w:t>
+        <w:t xml:space="preserve">Word_Context</w:t>
       </w:r>
       <w:r>
         <w:t xml:space="preserve">, which combines the same words</w:t>
@@ -10727,7 +11442,7 @@
         <w:rPr>
           <w:rStyle w:val="VerbatimChar"/>
         </w:rPr>
-        <w:t xml:space="preserve">$sihir</w:t>
+        <w:t xml:space="preserve">$magic</w:t>
       </w:r>
       <w:r>
         <w:t xml:space="preserve">), did not make this mistake. Writing a rule means balancing precision against</w:t>
@@ -10761,7 +11476,7 @@
         <w:rPr>
           <w:rStyle w:val="VerbatimChar"/>
         </w:rPr>
-        <w:t xml:space="preserve">varyant.bin</w:t>
+        <w:t xml:space="preserve">variant.bin</w:t>
       </w:r>
       <w:r>
         <w:t xml:space="preserve"> </w:t>
@@ -10776,7 +11491,7 @@
         <w:rPr>
           <w:rStyle w:val="VerbatimChar"/>
         </w:rPr>
-        <w:t xml:space="preserve">Kapsul_Bicimi</w:t>
+        <w:t xml:space="preserve">Capsule_Format</w:t>
       </w:r>
       <w:r>
         <w:t xml:space="preserve"> </w:t>
@@ -10788,7 +11503,16 @@
         <w:t xml:space="preserve"> </w:t>
       </w:r>
       <w:r>
-        <w:t xml:space="preserve">the familiar structure; but the hexadecimal pattern that skips the variable bytes with</w:t>
+        <w:t xml:space="preserve">the familiar structure; but the hexadecimal pattern (</w:t>
+      </w:r>
+      <w:r>
+        <w:rPr>
+          <w:rStyle w:val="VerbatimChar"/>
+        </w:rPr>
+        <w:t xml:space="preserve">Marker_Hex</w:t>
+      </w:r>
+      <w:r>
+        <w:t xml:space="preserve">) that skips the variable bytes with</w:t>
       </w:r>
       <w:r>
         <w:t xml:space="preserve"> </w:t>
@@ -10803,13 +11527,13 @@
         <w:t xml:space="preserve"> </w:t>
       </w:r>
       <w:r>
-        <w:t xml:space="preserve">still caught</w:t>
-      </w:r>
-      <w:r>
-        <w:t xml:space="preserve"> </w:t>
-      </w:r>
-      <w:r>
-        <w:t xml:space="preserve">it. When writing a rule against polymorphism, you need to target the skeleton that does not change.</w:t>
+        <w:t xml:space="preserve">still caught it. When writing a rule against polymorphism, you need to target the skeleton that does not</w:t>
+      </w:r>
+      <w:r>
+        <w:t xml:space="preserve"> </w:t>
+      </w:r>
+      <w:r>
+        <w:t xml:space="preserve">change.</w:t>
       </w:r>
     </w:p>
     <w:p>
@@ -10896,8 +11620,441 @@
         <w:t xml:space="preserve">rule-based detection is used together with heuristic and behaviour-based methods.</w:t>
       </w:r>
     </w:p>
-    <w:bookmarkEnd w:id="58"/>
-    <w:bookmarkStart w:id="60" w:name="X2ace0c8881e2ad3af1102f5efad6b7d558e49aa"/>
+    <w:p>
+      <w:pPr>
+        <w:pStyle w:val="FirstParagraph"/>
+      </w:pPr>
+      <w:r>
+        <w:t xml:space="preserve">The condition language itself (</w:t>
+      </w:r>
+      <w:r>
+        <w:rPr>
+          <w:rStyle w:val="VerbatimChar"/>
+        </w:rPr>
+        <w:t xml:space="preserve">$id</w:t>
+      </w:r>
+      <w:r>
+        <w:t xml:space="preserve">,</w:t>
+      </w:r>
+      <w:r>
+        <w:t xml:space="preserve"> </w:t>
+      </w:r>
+      <w:r>
+        <w:rPr>
+          <w:rStyle w:val="VerbatimChar"/>
+        </w:rPr>
+        <w:t xml:space="preserve">#id op n</w:t>
+      </w:r>
+      <w:r>
+        <w:t xml:space="preserve">,</w:t>
+      </w:r>
+      <w:r>
+        <w:t xml:space="preserve"> </w:t>
+      </w:r>
+      <w:r>
+        <w:rPr>
+          <w:rStyle w:val="VerbatimChar"/>
+        </w:rPr>
+        <w:t xml:space="preserve">and</w:t>
+      </w:r>
+      <w:r>
+        <w:t xml:space="preserve">/</w:t>
+      </w:r>
+      <w:r>
+        <w:rPr>
+          <w:rStyle w:val="VerbatimChar"/>
+        </w:rPr>
+        <w:t xml:space="preserve">or</w:t>
+      </w:r>
+      <w:r>
+        <w:t xml:space="preserve">/</w:t>
+      </w:r>
+      <w:r>
+        <w:rPr>
+          <w:rStyle w:val="VerbatimChar"/>
+        </w:rPr>
+        <w:t xml:space="preserve">not</w:t>
+      </w:r>
+      <w:r>
+        <w:t xml:space="preserve">,</w:t>
+      </w:r>
+      <w:r>
+        <w:t xml:space="preserve"> </w:t>
+      </w:r>
+      <w:r>
+        <w:rPr>
+          <w:rStyle w:val="VerbatimChar"/>
+        </w:rPr>
+        <w:t xml:space="preserve">"n of them"</w:t>
+      </w:r>
+      <w:r>
+        <w:t xml:space="preserve">) is evaluated by a small</w:t>
+      </w:r>
+      <w:r>
+        <w:t xml:space="preserve"> </w:t>
+      </w:r>
+      <w:r>
+        <w:t xml:space="preserve">recursive-descent parser (</w:t>
+      </w:r>
+      <w:r>
+        <w:rPr>
+          <w:rStyle w:val="VerbatimChar"/>
+        </w:rPr>
+        <w:t xml:space="preserve">expr()</w:t>
+      </w:r>
+      <w:r>
+        <w:t xml:space="preserve"> </w:t>
+      </w:r>
+      <w:r>
+        <w:t xml:space="preserve">→</w:t>
+      </w:r>
+      <w:r>
+        <w:t xml:space="preserve"> </w:t>
+      </w:r>
+      <w:r>
+        <w:rPr>
+          <w:rStyle w:val="VerbatimChar"/>
+        </w:rPr>
+        <w:t xml:space="preserve">and_expr()</w:t>
+      </w:r>
+      <w:r>
+        <w:t xml:space="preserve"> </w:t>
+      </w:r>
+      <w:r>
+        <w:t xml:space="preserve">→</w:t>
+      </w:r>
+      <w:r>
+        <w:t xml:space="preserve"> </w:t>
+      </w:r>
+      <w:r>
+        <w:rPr>
+          <w:rStyle w:val="VerbatimChar"/>
+        </w:rPr>
+        <w:t xml:space="preserve">not_expr()</w:t>
+      </w:r>
+      <w:r>
+        <w:t xml:space="preserve"> </w:t>
+      </w:r>
+      <w:r>
+        <w:t xml:space="preserve">→</w:t>
+      </w:r>
+      <w:r>
+        <w:t xml:space="preserve"> </w:t>
+      </w:r>
+      <w:r>
+        <w:rPr>
+          <w:rStyle w:val="VerbatimChar"/>
+        </w:rPr>
+        <w:t xml:space="preserve">primary()</w:t>
+      </w:r>
+      <w:r>
+        <w:t xml:space="preserve">, one grammar level per</w:t>
+      </w:r>
+      <w:r>
+        <w:t xml:space="preserve"> </w:t>
+      </w:r>
+      <w:r>
+        <w:t xml:space="preserve">precedence). The animation below walks that parser token by token: watch how a parenthesised group recurses</w:t>
+      </w:r>
+      <w:r>
+        <w:t xml:space="preserve"> </w:t>
+      </w:r>
+      <w:r>
+        <w:t xml:space="preserve">into</w:t>
+      </w:r>
+      <w:r>
+        <w:t xml:space="preserve"> </w:t>
+      </w:r>
+      <w:r>
+        <w:rPr>
+          <w:rStyle w:val="VerbatimChar"/>
+        </w:rPr>
+        <w:t xml:space="preserve">expr()</w:t>
+      </w:r>
+      <w:r>
+        <w:t xml:space="preserve"> </w:t>
+      </w:r>
+      <w:r>
+        <w:t xml:space="preserve">and back, how</w:t>
+      </w:r>
+      <w:r>
+        <w:t xml:space="preserve"> </w:t>
+      </w:r>
+      <w:r>
+        <w:rPr>
+          <w:rStyle w:val="VerbatimChar"/>
+        </w:rPr>
+        <w:t xml:space="preserve">and</w:t>
+      </w:r>
+      <w:r>
+        <w:t xml:space="preserve">/</w:t>
+      </w:r>
+      <w:r>
+        <w:rPr>
+          <w:rStyle w:val="VerbatimChar"/>
+        </w:rPr>
+        <w:t xml:space="preserve">or</w:t>
+      </w:r>
+      <w:r>
+        <w:t xml:space="preserve"> </w:t>
+      </w:r>
+      <w:r>
+        <w:t xml:space="preserve">always evaluate</w:t>
+      </w:r>
+      <w:r>
+        <w:t xml:space="preserve"> </w:t>
+      </w:r>
+      <w:r>
+        <w:rPr>
+          <w:b/>
+          <w:bCs/>
+        </w:rPr>
+        <w:t xml:space="preserve">both</w:t>
+      </w:r>
+      <w:r>
+        <w:t xml:space="preserve"> </w:t>
+      </w:r>
+      <w:r>
+        <w:t xml:space="preserve">sides (there is no short-circuit — see the</w:t>
+      </w:r>
+      <w:r>
+        <w:t xml:space="preserve"> </w:t>
+      </w:r>
+      <w:r>
+        <w:rPr>
+          <w:rStyle w:val="VerbatimChar"/>
+        </w:rPr>
+        <w:t xml:space="preserve">and_expr()</w:t>
+      </w:r>
+      <w:r>
+        <w:t xml:space="preserve"> </w:t>
+      </w:r>
+      <w:r>
+        <w:t xml:space="preserve">comment</w:t>
+      </w:r>
+      <w:r>
+        <w:t xml:space="preserve"> </w:t>
+      </w:r>
+      <w:r>
+        <w:t xml:space="preserve">“resolve both: let the syntax be checked”</w:t>
+      </w:r>
+      <w:r>
+        <w:t xml:space="preserve">), and how a broken condition returns a</w:t>
+      </w:r>
+      <w:r>
+        <w:t xml:space="preserve"> </w:t>
+      </w:r>
+      <w:r>
+        <w:rPr>
+          <w:rStyle w:val="VerbatimChar"/>
+        </w:rPr>
+        <w:t xml:space="preserve">CONDITION ERROR</w:t>
+      </w:r>
+      <w:r>
+        <w:t xml:space="preserve"> </w:t>
+      </w:r>
+      <w:r>
+        <w:t xml:space="preserve">instead of crashing or silently matching.</w:t>
+      </w:r>
+    </w:p>
+    <w:p>
+      <w:pPr>
+        <w:pStyle w:val="BodyText"/>
+      </w:pPr>
+      <w:r>
+        <w:drawing>
+          <wp:inline>
+            <wp:extent cx="5111999" cy="6898349"/>
+            <wp:effectExtent b="0" l="0" r="0" t="0"/>
+            <wp:docPr descr="Rule engine: the condition evaluator — step by step" title="" id="68" name="Picture"/>
+            <a:graphic>
+              <a:graphicData uri="http://schemas.openxmlformats.org/drawingml/2006/picture">
+                <pic:pic>
+                  <pic:nvPicPr>
+                    <pic:cNvPr descr="rule-condition-eval.en.png" id="69" name="Picture"/>
+                    <pic:cNvPicPr>
+                      <a:picLocks noChangeArrowheads="1" noChangeAspect="1"/>
+                    </pic:cNvPicPr>
+                  </pic:nvPicPr>
+                  <pic:blipFill>
+                    <a:blip r:embed="rId67"/>
+                    <a:stretch>
+                      <a:fillRect/>
+                    </a:stretch>
+                  </pic:blipFill>
+                  <pic:spPr bwMode="auto">
+                    <a:xfrm>
+                      <a:off x="0" y="0"/>
+                      <a:ext cx="5111999" cy="6898349"/>
+                    </a:xfrm>
+                    <a:prstGeom prst="rect">
+                      <a:avLst/>
+                    </a:prstGeom>
+                    <a:noFill/>
+                    <a:ln w="9525">
+                      <a:noFill/>
+                      <a:headEnd/>
+                      <a:tailEnd/>
+                    </a:ln>
+                  </pic:spPr>
+                </pic:pic>
+              </a:graphicData>
+            </a:graphic>
+          </wp:inline>
+        </w:drawing>
+      </w:r>
+    </w:p>
+    <w:p>
+      <w:pPr>
+        <w:pStyle w:val="BodyText"/>
+      </w:pPr>
+      <w:r>
+        <w:t xml:space="preserve">Try</w:t>
+      </w:r>
+      <w:r>
+        <w:t xml:space="preserve"> </w:t>
+      </w:r>
+      <w:r>
+        <w:rPr>
+          <w:b/>
+          <w:bCs/>
+        </w:rPr>
+        <w:t xml:space="preserve">Normal: parens + chained</w:t>
+      </w:r>
+      <w:r>
+        <w:rPr>
+          <w:b/>
+          <w:bCs/>
+        </w:rPr>
+        <w:t xml:space="preserve"> </w:t>
+      </w:r>
+      <w:r>
+        <w:rPr>
+          <w:b/>
+          <w:bCs/>
+        </w:rPr>
+        <w:t xml:space="preserve">“and”</w:t>
+      </w:r>
+      <w:r>
+        <w:rPr>
+          <w:b/>
+          <w:bCs/>
+        </w:rPr>
+        <w:t xml:space="preserve"> </w:t>
+      </w:r>
+      <w:r>
+        <w:rPr>
+          <w:b/>
+          <w:bCs/>
+        </w:rPr>
+        <w:t xml:space="preserve">(like the Word_Context rule)</w:t>
+      </w:r>
+      <w:r>
+        <w:t xml:space="preserve"> </w:t>
+      </w:r>
+      <w:r>
+        <w:t xml:space="preserve">and</w:t>
+      </w:r>
+      <w:r>
+        <w:t xml:space="preserve"> </w:t>
+      </w:r>
+      <w:r>
+        <w:rPr>
+          <w:b/>
+          <w:bCs/>
+        </w:rPr>
+        <w:t xml:space="preserve">Hard:</w:t>
+      </w:r>
+      <w:r>
+        <w:rPr>
+          <w:b/>
+          <w:bCs/>
+        </w:rPr>
+        <w:t xml:space="preserve"> </w:t>
+      </w:r>
+      <w:r>
+        <w:rPr>
+          <w:b/>
+          <w:bCs/>
+        </w:rPr>
+        <w:t xml:space="preserve">“not”</w:t>
+      </w:r>
+      <w:r>
+        <w:rPr>
+          <w:b/>
+          <w:bCs/>
+        </w:rPr>
+        <w:t xml:space="preserve">,</w:t>
+      </w:r>
+      <w:r>
+        <w:rPr>
+          <w:b/>
+          <w:bCs/>
+        </w:rPr>
+        <w:t xml:space="preserve"> </w:t>
+      </w:r>
+      <w:r>
+        <w:rPr>
+          <w:b/>
+          <w:bCs/>
+        </w:rPr>
+        <w:t xml:space="preserve">“or”</w:t>
+      </w:r>
+      <w:r>
+        <w:rPr>
+          <w:b/>
+          <w:bCs/>
+        </w:rPr>
+        <w:t xml:space="preserve"> </w:t>
+      </w:r>
+      <w:r>
+        <w:rPr>
+          <w:b/>
+          <w:bCs/>
+        </w:rPr>
+        <w:t xml:space="preserve">and a #count</w:t>
+      </w:r>
+      <w:r>
+        <w:rPr>
+          <w:b/>
+          <w:bCs/>
+        </w:rPr>
+        <w:t xml:space="preserve"> </w:t>
+      </w:r>
+      <w:r>
+        <w:rPr>
+          <w:b/>
+          <w:bCs/>
+        </w:rPr>
+        <w:t xml:space="preserve">comparison together</w:t>
+      </w:r>
+      <w:r>
+        <w:t xml:space="preserve"> </w:t>
+      </w:r>
+      <w:r>
+        <w:t xml:space="preserve">from the preset picker; also look at the edge case where an incomplete condition</w:t>
+      </w:r>
+      <w:r>
+        <w:t xml:space="preserve"> </w:t>
+      </w:r>
+      <w:r>
+        <w:t xml:space="preserve">produces a</w:t>
+      </w:r>
+      <w:r>
+        <w:t xml:space="preserve"> </w:t>
+      </w:r>
+      <w:r>
+        <w:rPr>
+          <w:rStyle w:val="VerbatimChar"/>
+        </w:rPr>
+        <w:t xml:space="preserve">CONDITION ERROR</w:t>
+      </w:r>
+      <w:r>
+        <w:t xml:space="preserve">.</w:t>
+      </w:r>
+    </w:p>
+    <w:bookmarkEnd w:id="70"/>
+    <w:bookmarkStart w:id="72" w:name="X2ace0c8881e2ad3af1102f5efad6b7d558e49aa"/>
     <w:p>
       <w:pPr>
         <w:pStyle w:val="Heading3"/>
@@ -11012,7 +12169,7 @@
           <w:b/>
           <w:bCs/>
         </w:rPr>
-        <w:t xml:space="preserve">code/week-02/08-butunluk-izleme</w:t>
+        <w:t xml:space="preserve">code/week-02/08-integrity-monitoring</w:t>
       </w:r>
       <w:r>
         <w:rPr>
@@ -11059,67 +12216,55 @@
         <w:rPr>
           <w:rStyle w:val="VerbatimChar"/>
         </w:rPr>
-        <w:t xml:space="preserve">TAMAM</w:t>
-      </w:r>
-      <w:r>
-        <w:t xml:space="preserve"> </w:t>
-      </w:r>
-      <w:r>
-        <w:t xml:space="preserve">(OK),</w:t>
-      </w:r>
-      <w:r>
-        <w:t xml:space="preserve"> </w:t>
-      </w:r>
-      <w:r>
-        <w:rPr>
-          <w:rStyle w:val="VerbatimChar"/>
-        </w:rPr>
-        <w:t xml:space="preserve">DEGISTI</w:t>
-      </w:r>
-      <w:r>
-        <w:t xml:space="preserve"> </w:t>
-      </w:r>
-      <w:r>
-        <w:t xml:space="preserve">(CHANGED),</w:t>
-      </w:r>
-      <w:r>
-        <w:t xml:space="preserve"> </w:t>
-      </w:r>
-      <w:r>
-        <w:rPr>
-          <w:rStyle w:val="VerbatimChar"/>
-        </w:rPr>
-        <w:t xml:space="preserve">SILINDI</w:t>
-      </w:r>
-      <w:r>
-        <w:t xml:space="preserve"> </w:t>
-      </w:r>
-      <w:r>
-        <w:t xml:space="preserve">(DELETED),</w:t>
-      </w:r>
-      <w:r>
-        <w:t xml:space="preserve"> </w:t>
-      </w:r>
-      <w:r>
-        <w:rPr>
-          <w:rStyle w:val="VerbatimChar"/>
-        </w:rPr>
-        <w:t xml:space="preserve">YENI</w:t>
-      </w:r>
-      <w:r>
-        <w:t xml:space="preserve"> </w:t>
-      </w:r>
-      <w:r>
-        <w:t xml:space="preserve">(NEW).</w:t>
-      </w:r>
-      <w:r>
-        <w:t xml:space="preserve"> </w:t>
-      </w:r>
-      <w:r>
-        <w:rPr>
-          <w:rStyle w:val="VerbatimChar"/>
-        </w:rPr>
-        <w:t xml:space="preserve">code/common/cen429_kripto.h</w:t>
+        <w:t xml:space="preserve">OK</w:t>
+      </w:r>
+      <w:r>
+        <w:t xml:space="preserve">,</w:t>
+      </w:r>
+      <w:r>
+        <w:t xml:space="preserve"> </w:t>
+      </w:r>
+      <w:r>
+        <w:rPr>
+          <w:rStyle w:val="VerbatimChar"/>
+        </w:rPr>
+        <w:t xml:space="preserve">CHANGED</w:t>
+      </w:r>
+      <w:r>
+        <w:t xml:space="preserve">,</w:t>
+      </w:r>
+      <w:r>
+        <w:t xml:space="preserve"> </w:t>
+      </w:r>
+      <w:r>
+        <w:rPr>
+          <w:rStyle w:val="VerbatimChar"/>
+        </w:rPr>
+        <w:t xml:space="preserve">DELETED</w:t>
+      </w:r>
+      <w:r>
+        <w:t xml:space="preserve">,</w:t>
+      </w:r>
+      <w:r>
+        <w:t xml:space="preserve"> </w:t>
+      </w:r>
+      <w:r>
+        <w:rPr>
+          <w:rStyle w:val="VerbatimChar"/>
+        </w:rPr>
+        <w:t xml:space="preserve">NEW</w:t>
+      </w:r>
+      <w:r>
+        <w:t xml:space="preserve">.</w:t>
+      </w:r>
+      <w:r>
+        <w:t xml:space="preserve"> </w:t>
+      </w:r>
+      <w:r>
+        <w:rPr>
+          <w:rStyle w:val="VerbatimChar"/>
+        </w:rPr>
+        <w:t xml:space="preserve">code/common/cen429_crypto.h</w:t>
       </w:r>
       <w:r>
         <w:t xml:space="preserve"> </w:t>
@@ -11184,7 +12329,7 @@
         <w:rPr>
           <w:rStyle w:val="NormalTok"/>
         </w:rPr>
-        <w:t xml:space="preserve">butunluk-izleme</w:t>
+        <w:t xml:space="preserve">integrity-monitoring</w:t>
       </w:r>
       <w:r>
         <w:br/>
@@ -11240,7 +12385,7 @@
         <w:rPr>
           <w:rStyle w:val="NormalTok"/>
         </w:rPr>
-        <w:t xml:space="preserve"> code/week-02/08-butunluk-izleme</w:t>
+        <w:t xml:space="preserve"> code/week-02/08-integrity-monitoring</w:t>
       </w:r>
       <w:r>
         <w:br/>
@@ -11278,7 +12423,7 @@
         <w:rPr>
           <w:rStyle w:val="VerbatimChar"/>
         </w:rPr>
-        <w:t xml:space="preserve">ADIM 4 — Benzetim: bir 'saldirgan' dosyalara dokunur</w:t>
+        <w:t xml:space="preserve">STEP 4 - Simulation: an 'attacker' touches the files</w:t>
       </w:r>
       <w:r>
         <w:br/>
@@ -11287,7 +12432,7 @@
         <w:rPr>
           <w:rStyle w:val="VerbatimChar"/>
         </w:rPr>
-        <w:t xml:space="preserve">  TAMAM    ayar.conf        fa747caed81475dc...</w:t>
+        <w:t xml:space="preserve">  a line was added to library.bin, data.txt was removed, hidden.bin was dropped</w:t>
       </w:r>
       <w:r>
         <w:br/>
@@ -11296,7 +12441,7 @@
         <w:rPr>
           <w:rStyle w:val="VerbatimChar"/>
         </w:rPr>
-        <w:t xml:space="preserve">  DEGISTI  kutuphane.bin    c603d7c61459... -&gt; 64b8f2b2c00e... (49-&gt;65 B)</w:t>
+        <w:t xml:space="preserve">  OK       config.conf      9b1741bb66d862e8...</w:t>
       </w:r>
       <w:r>
         <w:br/>
@@ -11305,7 +12450,7 @@
         <w:rPr>
           <w:rStyle w:val="VerbatimChar"/>
         </w:rPr>
-        <w:t xml:space="preserve">  SILINDI  veri.txt         (manifestte var, klasorde yok)</w:t>
+        <w:t xml:space="preserve">  DELETED  data.txt         (in the manifest, not in the folder)</w:t>
       </w:r>
       <w:r>
         <w:br/>
@@ -11314,7 +12459,7 @@
         <w:rPr>
           <w:rStyle w:val="VerbatimChar"/>
         </w:rPr>
-        <w:t xml:space="preserve">  YENI     gizli.bin        6eb16b9b1e293479... (taban cizgisinde yok)</w:t>
+        <w:t xml:space="preserve">  CHANGED  library.bin      5ab02b714a50... -&gt; 12c5803ffe5b... (48-&gt;62 B)</w:t>
       </w:r>
       <w:r>
         <w:br/>
@@ -11323,37 +12468,37 @@
         <w:rPr>
           <w:rStyle w:val="VerbatimChar"/>
         </w:rPr>
-        <w:t xml:space="preserve">  SONUC: 3 sapma bulundu -&gt; incele!</w:t>
+        <w:t xml:space="preserve">  OK       start.txt        56d6b8da7f680093...</w:t>
       </w:r>
       <w:r>
         <w:br/>
       </w:r>
       <w:r>
+        <w:rPr>
+          <w:rStyle w:val="VerbatimChar"/>
+        </w:rPr>
+        <w:t xml:space="preserve">  NEW      hidden.bin       28262e242da3d683... (not in the baseline)</w:t>
+      </w:r>
+      <w:r>
         <w:br/>
       </w:r>
       <w:r>
         <w:rPr>
           <w:rStyle w:val="VerbatimChar"/>
         </w:rPr>
-        <w:t xml:space="preserve">ADIM 5 — Saldirgan izini ortmek icin manifesti de yeniden yazar</w:t>
+        <w:t xml:space="preserve">  RESULT: 3 deviation(s) found -&gt; investigate!</w:t>
       </w:r>
       <w:r>
         <w:br/>
       </w:r>
       <w:r>
-        <w:rPr>
-          <w:rStyle w:val="VerbatimChar"/>
-        </w:rPr>
-        <w:t xml:space="preserve">  TAMAM    gizli.bin        6eb16b9b1e293479...</w:t>
-      </w:r>
-      <w:r>
         <w:br/>
       </w:r>
       <w:r>
         <w:rPr>
           <w:rStyle w:val="VerbatimChar"/>
         </w:rPr>
-        <w:t xml:space="preserve">  TAMAM    kutuphane.bin    64b8f2b2c00effa2...</w:t>
+        <w:t xml:space="preserve">STEP 5 - To cover their tracks, the attacker rewrites the manifest too</w:t>
       </w:r>
       <w:r>
         <w:br/>
@@ -11362,7 +12507,7 @@
         <w:rPr>
           <w:rStyle w:val="VerbatimChar"/>
         </w:rPr>
-        <w:t xml:space="preserve">  SONUC: butunluk korunmus (4 dosya)</w:t>
+        <w:t xml:space="preserve">  OK       config.conf      9b1741bb66d862e8...</w:t>
       </w:r>
       <w:r>
         <w:br/>
@@ -11371,19 +12516,25 @@
         <w:rPr>
           <w:rStyle w:val="VerbatimChar"/>
         </w:rPr>
-        <w:t xml:space="preserve">   ^ Manifest korunmazsa izleyici KANDIRILIR: hepsi TAMAM gorunuyor.</w:t>
+        <w:t xml:space="preserve">  OK       hidden.bin       28262e242da3d683...</w:t>
       </w:r>
       <w:r>
         <w:br/>
       </w:r>
       <w:r>
+        <w:rPr>
+          <w:rStyle w:val="VerbatimChar"/>
+        </w:rPr>
+        <w:t xml:space="preserve">  OK       library.bin      12c5803ffe5bb001...</w:t>
+      </w:r>
+      <w:r>
         <w:br/>
       </w:r>
       <w:r>
         <w:rPr>
           <w:rStyle w:val="VerbatimChar"/>
         </w:rPr>
-        <w:t xml:space="preserve">ADIM 6 — Ama muhur (HMAC) anahtarsiz yeniden uretilemez</w:t>
+        <w:t xml:space="preserve">  OK       start.txt        56d6b8da7f680093...</w:t>
       </w:r>
       <w:r>
         <w:br/>
@@ -11392,7 +12543,7 @@
         <w:rPr>
           <w:rStyle w:val="VerbatimChar"/>
         </w:rPr>
-        <w:t xml:space="preserve">  MUHUR GECERSIZ: manifest anahtarsiz biri tarafindan</w:t>
+        <w:t xml:space="preserve">  RESULT: integrity preserved (4 file(s))</w:t>
       </w:r>
       <w:r>
         <w:br/>
@@ -11401,7 +12552,37 @@
         <w:rPr>
           <w:rStyle w:val="VerbatimChar"/>
         </w:rPr>
-        <w:t xml:space="preserve">  degistirilmis -&gt; manifeste GUVENME</w:t>
+        <w:t xml:space="preserve">   ^ If the manifest isn't protected, the monitor is FOOLED: everything looks OK.</w:t>
+      </w:r>
+      <w:r>
+        <w:br/>
+      </w:r>
+      <w:r>
+        <w:br/>
+      </w:r>
+      <w:r>
+        <w:rPr>
+          <w:rStyle w:val="VerbatimChar"/>
+        </w:rPr>
+        <w:t xml:space="preserve">STEP 6 - But the seal (HMAC) cannot be regenerated without the key</w:t>
+      </w:r>
+      <w:r>
+        <w:br/>
+      </w:r>
+      <w:r>
+        <w:rPr>
+          <w:rStyle w:val="VerbatimChar"/>
+        </w:rPr>
+        <w:t xml:space="preserve">  SEAL INVALID: the manifest was changed by someone without</w:t>
+      </w:r>
+      <w:r>
+        <w:br/>
+      </w:r>
+      <w:r>
+        <w:rPr>
+          <w:rStyle w:val="VerbatimChar"/>
+        </w:rPr>
+        <w:t xml:space="preserve">  the key -&gt; DO NOT TRUST the manifest</w:t>
       </w:r>
     </w:p>
     <w:p>
@@ -11488,7 +12669,7 @@
       <w:r>
         <w:t xml:space="preserve"> </w:t>
       </w:r>
-      <w:hyperlink r:id="rId59">
+      <w:hyperlink r:id="rId71">
         <w:r>
           <w:rPr>
             <w:rStyle w:val="Hyperlink"/>
@@ -11572,9 +12753,9 @@
         <w:t xml:space="preserve">attacker.</w:t>
       </w:r>
     </w:p>
-    <w:bookmarkEnd w:id="60"/>
-    <w:bookmarkEnd w:id="61"/>
-    <w:bookmarkStart w:id="66" w:name="X9b2ca0cb50ece120c7862bb3d54f2403f140644"/>
+    <w:bookmarkEnd w:id="72"/>
+    <w:bookmarkEnd w:id="73"/>
+    <w:bookmarkStart w:id="78" w:name="X9b2ca0cb50ece120c7862bb3d54f2403f140644"/>
     <w:p>
       <w:pPr>
         <w:pStyle w:val="Heading2"/>
@@ -11638,18 +12819,18 @@
           <wp:inline>
             <wp:extent cx="5759999" cy="1711867"/>
             <wp:effectExtent b="0" l="0" r="0" t="0"/>
-            <wp:docPr descr="The common skeleton of incident case studies" title="" id="63" name="Picture"/>
+            <wp:docPr descr="The common skeleton of incident case studies" title="" id="75" name="Picture"/>
             <a:graphic>
               <a:graphicData uri="http://schemas.openxmlformats.org/drawingml/2006/picture">
                 <pic:pic>
                   <pic:nvPicPr>
-                    <pic:cNvPr descr="h02-11-olay-iskeleti.png" id="64" name="Picture"/>
+                    <pic:cNvPr descr="h02-11-olay-iskeleti.png" id="76" name="Picture"/>
                     <pic:cNvPicPr>
                       <a:picLocks noChangeArrowheads="1" noChangeAspect="1"/>
                     </pic:cNvPicPr>
                   </pic:nvPicPr>
                   <pic:blipFill>
-                    <a:blip r:embed="rId62"/>
+                    <a:blip r:embed="rId74"/>
                     <a:stretch>
                       <a:fillRect/>
                     </a:stretch>
@@ -12248,7 +13429,7 @@
             <w:r>
               <w:t xml:space="preserve"> </w:t>
             </w:r>
-            <w:hyperlink r:id="rId65">
+            <w:hyperlink r:id="rId77">
               <w:r>
                 <w:rPr>
                   <w:rStyle w:val="Hyperlink"/>
@@ -12406,8 +13587,8 @@
         </w:pict>
       </w:r>
     </w:p>
-    <w:bookmarkEnd w:id="66"/>
-    <w:bookmarkStart w:id="71" w:name="attack-trees"/>
+    <w:bookmarkEnd w:id="78"/>
+    <w:bookmarkStart w:id="86" w:name="attack-trees"/>
     <w:p>
       <w:pPr>
         <w:pStyle w:val="Heading2"/>
@@ -12545,18 +13726,18 @@
           <wp:inline>
             <wp:extent cx="5759999" cy="2957545"/>
             <wp:effectExtent b="0" l="0" r="0" t="0"/>
-            <wp:docPr descr="The six steps of building an attack tree" title="" id="68" name="Picture"/>
+            <wp:docPr descr="The six steps of building an attack tree" title="" id="80" name="Picture"/>
             <a:graphic>
               <a:graphicData uri="http://schemas.openxmlformats.org/drawingml/2006/picture">
                 <pic:pic>
                   <pic:nvPicPr>
-                    <pic:cNvPr descr="h02-12-saldiri-agaci-kurulum.png" id="69" name="Picture"/>
+                    <pic:cNvPr descr="h02-12-saldiri-agaci-kurulum.png" id="81" name="Picture"/>
                     <pic:cNvPicPr>
                       <a:picLocks noChangeArrowheads="1" noChangeAspect="1"/>
                     </pic:cNvPicPr>
                   </pic:nvPicPr>
                   <pic:blipFill>
-                    <a:blip r:embed="rId67"/>
+                    <a:blip r:embed="rId79"/>
                     <a:stretch>
                       <a:fillRect/>
                     </a:stretch>
@@ -12639,7 +13820,7 @@
         <w:t xml:space="preserve">of the children (since all are required).</w:t>
       </w:r>
     </w:p>
-    <w:bookmarkStart w:id="70" w:name="demo-04-attack-tree-cost-calculator"/>
+    <w:bookmarkStart w:id="85" w:name="demo-04-attack-tree-cost-calculator"/>
     <w:p>
       <w:pPr>
         <w:pStyle w:val="Heading3"/>
@@ -12672,7 +13853,7 @@
           <w:b/>
           <w:bCs/>
         </w:rPr>
-        <w:t xml:space="preserve">code/week-02/04-saldiri-agaci</w:t>
+        <w:t xml:space="preserve">code/week-02/04-attack-tree</w:t>
       </w:r>
     </w:p>
     <w:p>
@@ -12703,7 +13884,7 @@
         <w:rPr>
           <w:rStyle w:val="VerbatimChar"/>
         </w:rPr>
-        <w:t xml:space="preserve">cd code\week-02\04-saldiri-agaci ; .\demo.ps1</w:t>
+        <w:t xml:space="preserve">cd code\week-02\04-attack-tree ; .\demo.ps1</w:t>
       </w:r>
       <w:r>
         <w:t xml:space="preserve"> </w:t>
@@ -12718,7 +13899,7 @@
         <w:rPr>
           <w:rStyle w:val="VerbatimChar"/>
         </w:rPr>
-        <w:t xml:space="preserve">cd code/week-02/04-saldiri-agaci &amp;&amp; sh demo.sh</w:t>
+        <w:t xml:space="preserve">cd code/week-02/04-attack-tree &amp;&amp; sh demo.sh</w:t>
       </w:r>
       <w:r>
         <w:t xml:space="preserve"> </w:t>
@@ -12762,7 +13943,7 @@
         <w:rPr>
           <w:rStyle w:val="VerbatimChar"/>
         </w:rPr>
-        <w:t xml:space="preserve">  [OR] Capture the payment key  (cost=2)</w:t>
+        <w:t xml:space="preserve">  [OR] Obtain the payment key  (cost=2)</w:t>
       </w:r>
       <w:r>
         <w:br/>
@@ -12771,7 +13952,7 @@
         <w:rPr>
           <w:rStyle w:val="VerbatimChar"/>
         </w:rPr>
-        <w:t xml:space="preserve">    [AND] Copy the local database and decrypt it [all required]  (cost=9)</w:t>
+        <w:t xml:space="preserve">    [AND] Copy and decrypt the local database [all required]  (cost=9)</w:t>
       </w:r>
       <w:r>
         <w:br/>
@@ -12780,7 +13961,7 @@
         <w:rPr>
           <w:rStyle w:val="VerbatimChar"/>
         </w:rPr>
-        <w:t xml:space="preserve">    [OR] Read it from memory at the moment of use [one is enough]  (cost=2)</w:t>
+        <w:t xml:space="preserve">    [OR] Read it from memory during use [one is enough]  (cost=2)</w:t>
       </w:r>
       <w:r>
         <w:br/>
@@ -12789,7 +13970,7 @@
         <w:rPr>
           <w:rStyle w:val="VerbatimChar"/>
         </w:rPr>
-        <w:t xml:space="preserve">      Read from memory with a debugger  (cost=2)</w:t>
+        <w:t xml:space="preserve">      Read memory with a debugger  (cost=2)</w:t>
       </w:r>
       <w:r>
         <w:br/>
@@ -12810,7 +13991,7 @@
         <w:rPr>
           <w:rStyle w:val="VerbatimChar"/>
         </w:rPr>
-        <w:t xml:space="preserve">  CHEAPEST ATTACK = 2 units. ... the weakest point:</w:t>
+        <w:t xml:space="preserve">  CHEAPEST ATTACK = 2 unit(s). ... the weakest point:</w:t>
       </w:r>
       <w:r>
         <w:br/>
@@ -12819,7 +14000,7 @@
         <w:rPr>
           <w:rStyle w:val="VerbatimChar"/>
         </w:rPr>
-        <w:t xml:space="preserve">  -&gt; Read it from memory at the moment of use -&gt; Read from memory with a debugger</w:t>
+        <w:t xml:space="preserve">  -&gt; Read it from memory during use -&gt; Read memory with a debugger</w:t>
       </w:r>
     </w:p>
     <w:p>
@@ -12861,7 +14042,7 @@
       <w:r>
         <w:t xml:space="preserve"> </w:t>
       </w:r>
-      <w:hyperlink r:id="rId59">
+      <w:hyperlink r:id="rId71">
         <w:r>
           <w:rPr>
             <w:rStyle w:val="Hyperlink"/>
@@ -12893,7 +14074,7 @@
         <w:rPr>
           <w:rStyle w:val="VerbatimChar"/>
         </w:rPr>
-        <w:t xml:space="preserve">  [OR] Capture the payment key  (cost=8)</w:t>
+        <w:t xml:space="preserve">  [OR] Obtain the payment key  (cost=8)</w:t>
       </w:r>
       <w:r>
         <w:br/>
@@ -12902,7 +14083,7 @@
         <w:rPr>
           <w:rStyle w:val="VerbatimChar"/>
         </w:rPr>
-        <w:t xml:space="preserve">    [OR] Read it from memory at the moment of use [one is enough]  (cost=8)</w:t>
+        <w:t xml:space="preserve">    [OR] Read it from memory during use [one is enough]  (cost=8)</w:t>
       </w:r>
       <w:r>
         <w:br/>
@@ -12911,7 +14092,7 @@
         <w:rPr>
           <w:rStyle w:val="VerbatimChar"/>
         </w:rPr>
-        <w:t xml:space="preserve">      Memory dump (defeat the random erasure)  (cost=8)</w:t>
+        <w:t xml:space="preserve">      Memory dump (defeat random wiping)  (cost=8)</w:t>
       </w:r>
       <w:r>
         <w:br/>
@@ -12920,7 +14101,7 @@
         <w:rPr>
           <w:rStyle w:val="VerbatimChar"/>
         </w:rPr>
-        <w:t xml:space="preserve">  CHEAPEST ATTACK = 8 units.</w:t>
+        <w:t xml:space="preserve">  CHEAPEST ATTACK = 8 unit(s).</w:t>
       </w:r>
     </w:p>
     <w:p>
@@ -12989,118 +14170,68 @@
     </w:p>
     <w:p>
       <w:pPr>
-        <w:pStyle w:val="BlockText"/>
-      </w:pPr>
-      <w:r>
-        <w:rPr>
-          <w:b/>
-          <w:bCs/>
-        </w:rPr>
-        <w:t xml:space="preserve">Connection to the project</w:t>
-      </w:r>
-    </w:p>
-    <w:p>
-      <w:pPr>
-        <w:pStyle w:val="BlockText"/>
-      </w:pPr>
-      <w:r>
-        <w:t xml:space="preserve">In the</w:t>
-      </w:r>
-      <w:r>
-        <w:t xml:space="preserve"> </w:t>
-      </w:r>
-      <w:r>
-        <w:rPr>
-          <w:b/>
-          <w:bCs/>
-        </w:rPr>
-        <w:t xml:space="preserve">S4</w:t>
-      </w:r>
-      <w:r>
-        <w:t xml:space="preserve"> </w:t>
-      </w:r>
-      <w:r>
-        <w:t xml:space="preserve">section of your term project you will draw an attack tree. Use this demo’s input format to</w:t>
-      </w:r>
-      <w:r>
-        <w:t xml:space="preserve"> </w:t>
-      </w:r>
-      <w:r>
-        <w:t xml:space="preserve">write your own tree; find the cheapest path and show which countermeasure adds the most cost there.</w:t>
-      </w:r>
-    </w:p>
-    <w:bookmarkEnd w:id="70"/>
-    <w:bookmarkEnd w:id="71"/>
-    <w:bookmarkStart w:id="80" w:name="X72c5c8aadef4da859e67ca4dd4a44847e383ee4"/>
-    <w:p>
-      <w:pPr>
-        <w:pStyle w:val="Heading2"/>
-      </w:pPr>
-      <w:r>
-        <w:t xml:space="preserve">9. Security Audit Logging: The Log as Evidence</w:t>
-      </w:r>
-    </w:p>
-    <w:p>
-      <w:pPr>
-        <w:pStyle w:val="FirstParagraph"/>
-      </w:pPr>
-      <w:r>
-        <w:t xml:space="preserve">The attack tree asks</w:t>
-      </w:r>
-      <w:r>
-        <w:t xml:space="preserve"> </w:t>
-      </w:r>
-      <w:r>
-        <w:t xml:space="preserve">“where does the attacker come from?”</w:t>
-      </w:r>
-      <w:r>
-        <w:t xml:space="preserve">; the</w:t>
-      </w:r>
-      <w:r>
-        <w:t xml:space="preserve"> </w:t>
-      </w:r>
-      <w:r>
-        <w:rPr>
-          <w:b/>
-          <w:bCs/>
-        </w:rPr>
-        <w:t xml:space="preserve">audit log</w:t>
-      </w:r>
-      <w:r>
-        <w:t xml:space="preserve"> </w:t>
-      </w:r>
-      <w:r>
-        <w:t xml:space="preserve">answers</w:t>
-      </w:r>
-      <w:r>
-        <w:t xml:space="preserve"> </w:t>
-      </w:r>
-      <w:r>
-        <w:t xml:space="preserve">“did they get in, and</w:t>
-      </w:r>
-      <w:r>
-        <w:t xml:space="preserve"> </w:t>
-      </w:r>
-      <w:r>
-        <w:t xml:space="preserve">what did they do?”</w:t>
-      </w:r>
-      <w:r>
-        <w:t xml:space="preserve"> </w:t>
-      </w:r>
-      <w:r>
-        <w:t xml:space="preserve">A reliable record is the only way to understand what happened after an incident, find who</w:t>
-      </w:r>
-      <w:r>
-        <w:t xml:space="preserve"> </w:t>
-      </w:r>
-      <w:r>
-        <w:t xml:space="preserve">is responsible, and prevent it from happening again. The book covers this topic in Recipe 13.11; the</w:t>
-      </w:r>
-      <w:r>
-        <w:t xml:space="preserve"> </w:t>
-      </w:r>
-      <w:r>
-        <w:t xml:space="preserve">recommendations there still hold today, only the tools have been updated.</w:t>
+        <w:pStyle w:val="BodyText"/>
+      </w:pPr>
+      <w:r>
+        <w:t xml:space="preserve">In 1999, Bruce Schneier’s</w:t>
+      </w:r>
+      <w:r>
+        <w:t xml:space="preserve"> </w:t>
+      </w:r>
+      <w:r>
+        <w:t xml:space="preserve">“Attack Trees”</w:t>
+      </w:r>
+      <w:r>
+        <w:t xml:space="preserve"> </w:t>
+      </w:r>
+      <w:r>
+        <w:t xml:space="preserve">article introduced this AND/OR structure to the security community:</w:t>
+      </w:r>
+      <w:r>
+        <w:t xml:space="preserve"> </w:t>
+      </w:r>
+      <w:r>
+        <w:t xml:space="preserve">attaching a cost or probability to every node and</w:t>
+      </w:r>
+      <w:r>
+        <w:t xml:space="preserve"> </w:t>
+      </w:r>
+      <w:r>
+        <w:rPr>
+          <w:b/>
+          <w:bCs/>
+        </w:rPr>
+        <w:t xml:space="preserve">computing</w:t>
+      </w:r>
+      <w:r>
+        <w:t xml:space="preserve"> </w:t>
+      </w:r>
+      <w:r>
+        <w:t xml:space="preserve">the cheapest path beats arguing about it by</w:t>
+      </w:r>
+      <w:r>
+        <w:t xml:space="preserve"> </w:t>
+      </w:r>
+      <w:r>
+        <w:t xml:space="preserve">intuition. The animation below walks through</w:t>
+      </w:r>
+      <w:r>
+        <w:t xml:space="preserve"> </w:t>
+      </w:r>
+      <w:r>
+        <w:rPr>
+          <w:rStyle w:val="VerbatimChar"/>
+        </w:rPr>
+        <w:t xml:space="preserve">tree.c</w:t>
+      </w:r>
+      <w:r>
+        <w:t xml:space="preserve">’s cost calculation bottom-up, node by node: an AND</w:t>
+      </w:r>
+      <w:r>
+        <w:t xml:space="preserve"> </w:t>
+      </w:r>
+      <w:r>
+        <w:t xml:space="preserve">node sums its children’s costs, an OR node picks the cheapest branch.</w:t>
       </w:r>
     </w:p>
     <w:p>
@@ -13110,20 +14241,237 @@
       <w:r>
         <w:drawing>
           <wp:inline>
-            <wp:extent cx="5759999" cy="2253784"/>
+            <wp:extent cx="5111999" cy="2380215"/>
             <wp:effectExtent b="0" l="0" r="0" t="0"/>
-            <wp:docPr descr="Audit log: what to write, what never to write, how to protect it" title="" id="73" name="Picture"/>
+            <wp:docPr descr="Attack tree: cheapest path — step by step" title="" id="83" name="Picture"/>
             <a:graphic>
               <a:graphicData uri="http://schemas.openxmlformats.org/drawingml/2006/picture">
                 <pic:pic>
                   <pic:nvPicPr>
-                    <pic:cNvPr descr="h02-13-denetim-kaydi.png" id="74" name="Picture"/>
+                    <pic:cNvPr descr="attack-tree-eval.en.png" id="84" name="Picture"/>
                     <pic:cNvPicPr>
                       <a:picLocks noChangeArrowheads="1" noChangeAspect="1"/>
                     </pic:cNvPicPr>
                   </pic:nvPicPr>
                   <pic:blipFill>
-                    <a:blip r:embed="rId72"/>
+                    <a:blip r:embed="rId82"/>
+                    <a:stretch>
+                      <a:fillRect/>
+                    </a:stretch>
+                  </pic:blipFill>
+                  <pic:spPr bwMode="auto">
+                    <a:xfrm>
+                      <a:off x="0" y="0"/>
+                      <a:ext cx="5111999" cy="2380215"/>
+                    </a:xfrm>
+                    <a:prstGeom prst="rect">
+                      <a:avLst/>
+                    </a:prstGeom>
+                    <a:noFill/>
+                    <a:ln w="9525">
+                      <a:noFill/>
+                      <a:headEnd/>
+                      <a:tailEnd/>
+                    </a:ln>
+                  </pic:spPr>
+                </pic:pic>
+              </a:graphicData>
+            </a:graphic>
+          </wp:inline>
+        </w:drawing>
+      </w:r>
+    </w:p>
+    <w:p>
+      <w:pPr>
+        <w:pStyle w:val="BodyText"/>
+      </w:pPr>
+      <w:r>
+        <w:t xml:space="preserve">Try</w:t>
+      </w:r>
+      <w:r>
+        <w:t xml:space="preserve"> </w:t>
+      </w:r>
+      <w:r>
+        <w:rPr>
+          <w:b/>
+          <w:bCs/>
+        </w:rPr>
+        <w:t xml:space="preserve">Normal: a root OR, the cheapest of three options wins</w:t>
+      </w:r>
+      <w:r>
+        <w:t xml:space="preserve"> </w:t>
+      </w:r>
+      <w:r>
+        <w:t xml:space="preserve">and</w:t>
+      </w:r>
+      <w:r>
+        <w:t xml:space="preserve"> </w:t>
+      </w:r>
+      <w:r>
+        <w:rPr>
+          <w:b/>
+          <w:bCs/>
+        </w:rPr>
+        <w:t xml:space="preserve">Hard: five AND groups, the gap between</w:t>
+      </w:r>
+      <w:r>
+        <w:rPr>
+          <w:b/>
+          <w:bCs/>
+        </w:rPr>
+        <w:t xml:space="preserve"> </w:t>
+      </w:r>
+      <w:r>
+        <w:rPr>
+          <w:b/>
+          <w:bCs/>
+        </w:rPr>
+        <w:t xml:space="preserve">them is small</w:t>
+      </w:r>
+      <w:r>
+        <w:t xml:space="preserve"> </w:t>
+      </w:r>
+      <w:r>
+        <w:t xml:space="preserve">from the preset picker; also look at the edge case where the root is a single leaf.</w:t>
+      </w:r>
+    </w:p>
+    <w:p>
+      <w:pPr>
+        <w:pStyle w:val="BlockText"/>
+      </w:pPr>
+      <w:r>
+        <w:rPr>
+          <w:b/>
+          <w:bCs/>
+        </w:rPr>
+        <w:t xml:space="preserve">Connection to the project</w:t>
+      </w:r>
+    </w:p>
+    <w:p>
+      <w:pPr>
+        <w:pStyle w:val="BlockText"/>
+      </w:pPr>
+      <w:r>
+        <w:t xml:space="preserve">In the</w:t>
+      </w:r>
+      <w:r>
+        <w:t xml:space="preserve"> </w:t>
+      </w:r>
+      <w:r>
+        <w:rPr>
+          <w:b/>
+          <w:bCs/>
+        </w:rPr>
+        <w:t xml:space="preserve">S4</w:t>
+      </w:r>
+      <w:r>
+        <w:t xml:space="preserve"> </w:t>
+      </w:r>
+      <w:r>
+        <w:t xml:space="preserve">section of your term project you will draw an attack tree. Use this demo’s input format to</w:t>
+      </w:r>
+      <w:r>
+        <w:t xml:space="preserve"> </w:t>
+      </w:r>
+      <w:r>
+        <w:t xml:space="preserve">write your own tree; find the cheapest path and show which countermeasure adds the most cost there.</w:t>
+      </w:r>
+    </w:p>
+    <w:bookmarkEnd w:id="85"/>
+    <w:bookmarkEnd w:id="86"/>
+    <w:bookmarkStart w:id="101" w:name="X72c5c8aadef4da859e67ca4dd4a44847e383ee4"/>
+    <w:p>
+      <w:pPr>
+        <w:pStyle w:val="Heading2"/>
+      </w:pPr>
+      <w:r>
+        <w:t xml:space="preserve">9. Security Audit Logging: The Log as Evidence</w:t>
+      </w:r>
+    </w:p>
+    <w:p>
+      <w:pPr>
+        <w:pStyle w:val="FirstParagraph"/>
+      </w:pPr>
+      <w:r>
+        <w:t xml:space="preserve">The attack tree asks</w:t>
+      </w:r>
+      <w:r>
+        <w:t xml:space="preserve"> </w:t>
+      </w:r>
+      <w:r>
+        <w:t xml:space="preserve">“where does the attacker come from?”</w:t>
+      </w:r>
+      <w:r>
+        <w:t xml:space="preserve">; the</w:t>
+      </w:r>
+      <w:r>
+        <w:t xml:space="preserve"> </w:t>
+      </w:r>
+      <w:r>
+        <w:rPr>
+          <w:b/>
+          <w:bCs/>
+        </w:rPr>
+        <w:t xml:space="preserve">audit log</w:t>
+      </w:r>
+      <w:r>
+        <w:t xml:space="preserve"> </w:t>
+      </w:r>
+      <w:r>
+        <w:t xml:space="preserve">answers</w:t>
+      </w:r>
+      <w:r>
+        <w:t xml:space="preserve"> </w:t>
+      </w:r>
+      <w:r>
+        <w:t xml:space="preserve">“did they get in, and</w:t>
+      </w:r>
+      <w:r>
+        <w:t xml:space="preserve"> </w:t>
+      </w:r>
+      <w:r>
+        <w:t xml:space="preserve">what did they do?”</w:t>
+      </w:r>
+      <w:r>
+        <w:t xml:space="preserve"> </w:t>
+      </w:r>
+      <w:r>
+        <w:t xml:space="preserve">A reliable record is the only way to understand what happened after an incident, find who</w:t>
+      </w:r>
+      <w:r>
+        <w:t xml:space="preserve"> </w:t>
+      </w:r>
+      <w:r>
+        <w:t xml:space="preserve">is responsible, and prevent it from happening again. The book covers this topic in Recipe 13.11; the</w:t>
+      </w:r>
+      <w:r>
+        <w:t xml:space="preserve"> </w:t>
+      </w:r>
+      <w:r>
+        <w:t xml:space="preserve">recommendations there still hold today, only the tools have been updated.</w:t>
+      </w:r>
+    </w:p>
+    <w:p>
+      <w:pPr>
+        <w:pStyle w:val="BodyText"/>
+      </w:pPr>
+      <w:r>
+        <w:drawing>
+          <wp:inline>
+            <wp:extent cx="5759999" cy="2253784"/>
+            <wp:effectExtent b="0" l="0" r="0" t="0"/>
+            <wp:docPr descr="Audit log: what to write, what never to write, how to protect it" title="" id="88" name="Picture"/>
+            <a:graphic>
+              <a:graphicData uri="http://schemas.openxmlformats.org/drawingml/2006/picture">
+                <pic:pic>
+                  <pic:nvPicPr>
+                    <pic:cNvPr descr="h02-13-denetim-kaydi.png" id="89" name="Picture"/>
+                    <pic:cNvPicPr>
+                      <a:picLocks noChangeArrowheads="1" noChangeAspect="1"/>
+                    </pic:cNvPicPr>
+                  </pic:nvPicPr>
+                  <pic:blipFill>
+                    <a:blip r:embed="rId87"/>
                     <a:stretch>
                       <a:fillRect/>
                     </a:stretch>
@@ -13150,7 +14498,7 @@
         </w:drawing>
       </w:r>
     </w:p>
-    <w:bookmarkStart w:id="75" w:name="X5360751381365daaaf22193d50fca3df8f2da48"/>
+    <w:bookmarkStart w:id="90" w:name="X5360751381365daaaf22193d50fca3df8f2da48"/>
     <w:p>
       <w:pPr>
         <w:pStyle w:val="Heading3"/>
@@ -13326,8 +14674,8 @@
         <w:t xml:space="preserve">re-enablable.</w:t>
       </w:r>
     </w:p>
-    <w:bookmarkEnd w:id="75"/>
-    <w:bookmarkStart w:id="77" w:name="demo-10-log-injection-cwe-117"/>
+    <w:bookmarkEnd w:id="90"/>
+    <w:bookmarkStart w:id="95" w:name="demo-10-log-injection-cwe-117"/>
     <w:p>
       <w:pPr>
         <w:pStyle w:val="Heading3"/>
@@ -13433,7 +14781,7 @@
           <w:b/>
           <w:bCs/>
         </w:rPr>
-        <w:t xml:space="preserve">code/week-02/10-gunluk-enjeksiyonu</w:t>
+        <w:t xml:space="preserve">code/week-02/10-log-injection</w:t>
       </w:r>
       <w:r>
         <w:rPr>
@@ -13464,13 +14812,13 @@
         <w:rPr>
           <w:rStyle w:val="VerbatimChar"/>
         </w:rPr>
-        <w:t xml:space="preserve">admin ... BASARILI</w:t>
-      </w:r>
-      <w:r>
-        <w:t xml:space="preserve"> </w:t>
-      </w:r>
-      <w:r>
-        <w:t xml:space="preserve">(SUCCESS) line via a line break, one that erases part of the line on screen via an</w:t>
+        <w:t xml:space="preserve">admin ... SUCCESS</w:t>
+      </w:r>
+      <w:r>
+        <w:t xml:space="preserve"> </w:t>
+      </w:r>
+      <w:r>
+        <w:t xml:space="preserve">line via a line break, one that erases part of the line on screen via an</w:t>
       </w:r>
       <w:r>
         <w:t xml:space="preserve"> </w:t>
@@ -13491,7 +14839,7 @@
         <w:rPr>
           <w:rStyle w:val="VerbatimChar"/>
         </w:rPr>
-        <w:t xml:space="preserve">calisma/</w:t>
+        <w:t xml:space="preserve">work/</w:t>
       </w:r>
       <w:r>
         <w:t xml:space="preserve"> </w:t>
@@ -13544,7 +14892,7 @@
         <w:rPr>
           <w:rStyle w:val="NormalTok"/>
         </w:rPr>
-        <w:t xml:space="preserve">gunluk-enjeksiyonu</w:t>
+        <w:t xml:space="preserve">log-injection</w:t>
       </w:r>
       <w:r>
         <w:br/>
@@ -13600,7 +14948,7 @@
         <w:rPr>
           <w:rStyle w:val="NormalTok"/>
         </w:rPr>
-        <w:t xml:space="preserve"> code/week-02/10-gunluk-enjeksiyonu</w:t>
+        <w:t xml:space="preserve"> code/week-02/10-log-injection</w:t>
       </w:r>
       <w:r>
         <w:br/>
@@ -13638,7 +14986,7 @@
         <w:rPr>
           <w:rStyle w:val="VerbatimChar"/>
         </w:rPr>
-        <w:t xml:space="preserve">ADIM 1 - GUVENSIZ gunluk: alan denetlenmeden yaziliyor</w:t>
+        <w:t xml:space="preserve">STEP 1 - UNSAFE log: the field is written without any check</w:t>
       </w:r>
       <w:r>
         <w:br/>
@@ -13647,7 +14995,7 @@
         <w:rPr>
           <w:rStyle w:val="VerbatimChar"/>
         </w:rPr>
-        <w:t xml:space="preserve">  DENETIM giris kullanici=ayse sonuc=BASARISIZ</w:t>
+        <w:t xml:space="preserve">  AUDIT login user=alice result=FAILURE</w:t>
       </w:r>
       <w:r>
         <w:br/>
@@ -13656,7 +15004,7 @@
         <w:rPr>
           <w:rStyle w:val="VerbatimChar"/>
         </w:rPr>
-        <w:t xml:space="preserve">  DENETIM giris kullanici=kayra</w:t>
+        <w:t xml:space="preserve">  AUDIT login user=bob</w:t>
       </w:r>
       <w:r>
         <w:br/>
@@ -13665,7 +15013,7 @@
         <w:rPr>
           <w:rStyle w:val="VerbatimChar"/>
         </w:rPr>
-        <w:t xml:space="preserve">  DENETIM giris kullanici=admin sonuc=BASARILI sonuc=BASARISIZ</w:t>
+        <w:t xml:space="preserve">  AUDIT login user=admin result=SUCCESS result=FAILURE</w:t>
       </w:r>
       <w:r>
         <w:br/>
@@ -13674,7 +15022,7 @@
         <w:rPr>
           <w:rStyle w:val="VerbatimChar"/>
         </w:rPr>
-        <w:t xml:space="preserve">  DENETIM giris kullanici=deniz^[[2K^Mgizli sonuc=BASARISIZ</w:t>
+        <w:t xml:space="preserve">  AUDIT login user=carol^[[2K^Mhidden result=FAILURE</w:t>
       </w:r>
       <w:r>
         <w:br/>
@@ -13683,7 +15031,7 @@
         <w:rPr>
           <w:rStyle w:val="VerbatimChar"/>
         </w:rPr>
-        <w:t xml:space="preserve">ADIM 2 - Sahte satiri say:</w:t>
+        <w:t xml:space="preserve">STEP 2 - Count the forged line:</w:t>
       </w:r>
       <w:r>
         <w:br/>
@@ -13692,7 +15040,7 @@
         <w:rPr>
           <w:rStyle w:val="VerbatimChar"/>
         </w:rPr>
-        <w:t xml:space="preserve">  Gunluk: 4 satir; sahte 'admin BASARILI' satiri: 1</w:t>
+        <w:t xml:space="preserve">  Log: 4 line(s); forged 'admin SUCCESS' line(s): 1</w:t>
       </w:r>
       <w:r>
         <w:br/>
@@ -13701,7 +15049,7 @@
         <w:rPr>
           <w:rStyle w:val="VerbatimChar"/>
         </w:rPr>
-        <w:t xml:space="preserve">ADIM 3 - GUVENLI gunluk: kacislama + sinir + sabit bicim dizgesi</w:t>
+        <w:t xml:space="preserve">STEP 3 - SAFE log: escaping + a length limit + a fixed format string</w:t>
       </w:r>
       <w:r>
         <w:br/>
@@ -13710,7 +15058,7 @@
         <w:rPr>
           <w:rStyle w:val="VerbatimChar"/>
         </w:rPr>
-        <w:t xml:space="preserve">  DENETIM giris kullanici=kayra\x0A2026-... kullanici=admin ...</w:t>
+        <w:t xml:space="preserve">  AUDIT login user=bob\x0A2026-... user=admin ...</w:t>
       </w:r>
       <w:r>
         <w:br/>
@@ -13719,7 +15067,7 @@
         <w:rPr>
           <w:rStyle w:val="VerbatimChar"/>
         </w:rPr>
-        <w:t xml:space="preserve">  DENETIM giris kullanici=deniz\x1B[2K\x0Dgizli sonuc=BASARISIZ</w:t>
+        <w:t xml:space="preserve">  AUDIT login user=carol\x1B[2K\x0Dhidden result=FAILURE</w:t>
       </w:r>
       <w:r>
         <w:br/>
@@ -13728,7 +15076,7 @@
         <w:rPr>
           <w:rStyle w:val="VerbatimChar"/>
         </w:rPr>
-        <w:t xml:space="preserve">  DENETIM giris kullanici=AAAAAAAAAAAAAAAA... sonuc=BASARISIZ</w:t>
+        <w:t xml:space="preserve">  AUDIT login user=AAAAAAAAAAAAAAAA... result=FAILURE</w:t>
       </w:r>
       <w:r>
         <w:br/>
@@ -13737,7 +15085,7 @@
         <w:rPr>
           <w:rStyle w:val="VerbatimChar"/>
         </w:rPr>
-        <w:t xml:space="preserve">ADIM 4 - Sahte satiri say (guvenli):</w:t>
+        <w:t xml:space="preserve">STEP 4 - Count the forged line (safe):</w:t>
       </w:r>
       <w:r>
         <w:br/>
@@ -13746,7 +15094,7 @@
         <w:rPr>
           <w:rStyle w:val="VerbatimChar"/>
         </w:rPr>
-        <w:t xml:space="preserve">  Gunluk: 4 satir; sahte 'admin BASARILI' satiri: 0</w:t>
+        <w:t xml:space="preserve">  Log: 4 line(s); forged 'admin SUCCESS' line(s): 0</w:t>
       </w:r>
     </w:p>
     <w:p>
@@ -13763,7 +15111,7 @@
         <w:rPr>
           <w:rStyle w:val="VerbatimChar"/>
         </w:rPr>
-        <w:t xml:space="preserve">kayra</w:t>
+        <w:t xml:space="preserve">bob</w:t>
       </w:r>
       <w:r>
         <w:t xml:space="preserve"> </w:t>
@@ -13956,7 +15304,7 @@
         <w:rPr>
           <w:rStyle w:val="VerbatimChar"/>
         </w:rPr>
-        <w:t xml:space="preserve">syslog(LOG_INFO, kullanici_girdisi)</w:t>
+        <w:t xml:space="preserve">syslog(LOG_INFO, user_input)</w:t>
       </w:r>
       <w:r>
         <w:t xml:space="preserve"> </w:t>
@@ -13997,7 +15345,7 @@
       <w:r>
         <w:t xml:space="preserve"> </w:t>
       </w:r>
-      <w:hyperlink r:id="rId76">
+      <w:hyperlink r:id="rId91">
         <w:r>
           <w:rPr>
             <w:rStyle w:val="Hyperlink"/>
@@ -14015,7 +15363,7 @@
         <w:rPr>
           <w:rStyle w:val="VerbatimChar"/>
         </w:rPr>
-        <w:t xml:space="preserve">syslog(LOG_INFO, "%s", kullanici_girdisi)</w:t>
+        <w:t xml:space="preserve">syslog(LOG_INFO, "%s", user_input)</w:t>
       </w:r>
       <w:r>
         <w:t xml:space="preserve">.</w:t>
@@ -14023,6 +15371,139 @@
     </w:p>
     <w:p>
       <w:pPr>
+        <w:pStyle w:val="FirstParagraph"/>
+      </w:pPr>
+      <w:r>
+        <w:t xml:space="preserve">The animation below shows</w:t>
+      </w:r>
+      <w:r>
+        <w:t xml:space="preserve"> </w:t>
+      </w:r>
+      <w:r>
+        <w:rPr>
+          <w:rStyle w:val="VerbatimChar"/>
+        </w:rPr>
+        <w:t xml:space="preserve">logtool.c</w:t>
+      </w:r>
+      <w:r>
+        <w:t xml:space="preserve">’s unsafe and safe write paths side by side: how the escaping loop</w:t>
+      </w:r>
+      <w:r>
+        <w:t xml:space="preserve"> </w:t>
+      </w:r>
+      <w:r>
+        <w:t xml:space="preserve">handles every byte, and where the length bound kicks in.</w:t>
+      </w:r>
+    </w:p>
+    <w:p>
+      <w:pPr>
+        <w:pStyle w:val="BodyText"/>
+      </w:pPr>
+      <w:r>
+        <w:drawing>
+          <wp:inline>
+            <wp:extent cx="5111999" cy="3525189"/>
+            <wp:effectExtent b="0" l="0" r="0" t="0"/>
+            <wp:docPr descr="Log injection: unsafe vs. safe writing — step by step" title="" id="93" name="Picture"/>
+            <a:graphic>
+              <a:graphicData uri="http://schemas.openxmlformats.org/drawingml/2006/picture">
+                <pic:pic>
+                  <pic:nvPicPr>
+                    <pic:cNvPr descr="log-injection.en.png" id="94" name="Picture"/>
+                    <pic:cNvPicPr>
+                      <a:picLocks noChangeArrowheads="1" noChangeAspect="1"/>
+                    </pic:cNvPicPr>
+                  </pic:nvPicPr>
+                  <pic:blipFill>
+                    <a:blip r:embed="rId92"/>
+                    <a:stretch>
+                      <a:fillRect/>
+                    </a:stretch>
+                  </pic:blipFill>
+                  <pic:spPr bwMode="auto">
+                    <a:xfrm>
+                      <a:off x="0" y="0"/>
+                      <a:ext cx="5111999" cy="3525189"/>
+                    </a:xfrm>
+                    <a:prstGeom prst="rect">
+                      <a:avLst/>
+                    </a:prstGeom>
+                    <a:noFill/>
+                    <a:ln w="9525">
+                      <a:noFill/>
+                      <a:headEnd/>
+                      <a:tailEnd/>
+                    </a:ln>
+                  </pic:spPr>
+                </pic:pic>
+              </a:graphicData>
+            </a:graphic>
+          </wp:inline>
+        </w:drawing>
+      </w:r>
+    </w:p>
+    <w:p>
+      <w:pPr>
+        <w:pStyle w:val="BodyText"/>
+      </w:pPr>
+      <w:r>
+        <w:t xml:space="preserve">Try</w:t>
+      </w:r>
+      <w:r>
+        <w:t xml:space="preserve"> </w:t>
+      </w:r>
+      <w:r>
+        <w:rPr>
+          <w:b/>
+          <w:bCs/>
+        </w:rPr>
+        <w:t xml:space="preserve">Normal: UNSAFE — a line ending forges a new record</w:t>
+      </w:r>
+      <w:r>
+        <w:t xml:space="preserve"> </w:t>
+      </w:r>
+      <w:r>
+        <w:t xml:space="preserve">and</w:t>
+      </w:r>
+      <w:r>
+        <w:t xml:space="preserve"> </w:t>
+      </w:r>
+      <w:r>
+        <w:rPr>
+          <w:b/>
+          <w:bCs/>
+        </w:rPr>
+        <w:t xml:space="preserve">Hard: SAFE — the SAME attack, harmless once</w:t>
+      </w:r>
+      <w:r>
+        <w:rPr>
+          <w:b/>
+          <w:bCs/>
+        </w:rPr>
+        <w:t xml:space="preserve"> </w:t>
+      </w:r>
+      <w:r>
+        <w:rPr>
+          <w:b/>
+          <w:bCs/>
+        </w:rPr>
+        <w:t xml:space="preserve">escaped</w:t>
+      </w:r>
+      <w:r>
+        <w:t xml:space="preserve"> </w:t>
+      </w:r>
+      <w:r>
+        <w:t xml:space="preserve">from the preset picker; also look at the edge case with an ANSI escape sequence plus a carriage</w:t>
+      </w:r>
+      <w:r>
+        <w:t xml:space="preserve"> </w:t>
+      </w:r>
+      <w:r>
+        <w:t xml:space="preserve">return.</w:t>
+      </w:r>
+    </w:p>
+    <w:p>
+      <w:pPr>
         <w:pStyle w:val="BlockText"/>
       </w:pPr>
       <w:r>
@@ -14083,8 +15564,8 @@
         <w:t xml:space="preserve">for passwords, keys, and personal data.</w:t>
       </w:r>
     </w:p>
-    <w:bookmarkEnd w:id="77"/>
-    <w:bookmarkStart w:id="78" w:name="tamper-resistant-logging"/>
+    <w:bookmarkEnd w:id="95"/>
+    <w:bookmarkStart w:id="96" w:name="tamper-resistant-logging"/>
     <w:p>
       <w:pPr>
         <w:pStyle w:val="Heading3"/>
@@ -14174,19 +15655,91 @@
         <w:t xml:space="preserve"> </w:t>
       </w:r>
       <w:r>
-        <w:t xml:space="preserve">every record contains the digest of the previous record. Changing a record in the middle</w:t>
-      </w:r>
-      <w:r>
-        <w:t xml:space="preserve"> </w:t>
-      </w:r>
-      <w:r>
-        <w:t xml:space="preserve">breaks the chain of every record after it. However, an attacker can recompute the whole chain from</w:t>
-      </w:r>
-      <w:r>
-        <w:t xml:space="preserve"> </w:t>
-      </w:r>
-      <w:r>
-        <w:t xml:space="preserve">scratch; there is no key.</w:t>
+        <w:t xml:space="preserve">every record contains the digest of the previous record. If an attacker edits one</w:t>
+      </w:r>
+      <w:r>
+        <w:t xml:space="preserve"> </w:t>
+      </w:r>
+      <w:r>
+        <w:t xml:space="preserve">record’s content without also rewriting the digests that follow it, only</w:t>
+      </w:r>
+      <w:r>
+        <w:t xml:space="preserve"> </w:t>
+      </w:r>
+      <w:r>
+        <w:rPr>
+          <w:b/>
+          <w:bCs/>
+        </w:rPr>
+        <w:t xml:space="preserve">that one record</w:t>
+      </w:r>
+      <w:r>
+        <w:t xml:space="preserve"> </w:t>
+      </w:r>
+      <w:r>
+        <w:t xml:space="preserve">fails to</w:t>
+      </w:r>
+      <w:r>
+        <w:t xml:space="preserve"> </w:t>
+      </w:r>
+      <w:r>
+        <w:t xml:space="preserve">verify — the verifier always compares against each record’s own</w:t>
+      </w:r>
+      <w:r>
+        <w:t xml:space="preserve"> </w:t>
+      </w:r>
+      <w:r>
+        <w:rPr>
+          <w:b/>
+          <w:bCs/>
+        </w:rPr>
+        <w:t xml:space="preserve">stored</w:t>
+      </w:r>
+      <w:r>
+        <w:t xml:space="preserve"> </w:t>
+      </w:r>
+      <w:r>
+        <w:t xml:space="preserve">digest, so later records</w:t>
+      </w:r>
+      <w:r>
+        <w:t xml:space="preserve"> </w:t>
+      </w:r>
+      <w:r>
+        <w:t xml:space="preserve">(built from their own untouched content and the untouched previous digest) still check out. The real</w:t>
+      </w:r>
+      <w:r>
+        <w:t xml:space="preserve"> </w:t>
+      </w:r>
+      <w:r>
+        <w:t xml:space="preserve">weakness is that there is no key: an attacker who can rewrite the file can recompute every digest from</w:t>
+      </w:r>
+      <w:r>
+        <w:t xml:space="preserve"> </w:t>
+      </w:r>
+      <w:r>
+        <w:t xml:space="preserve">the tamper point onward and make the whole thing self-consistent again,</w:t>
+      </w:r>
+      <w:r>
+        <w:t xml:space="preserve"> </w:t>
+      </w:r>
+      <w:r>
+        <w:rPr>
+          <w:b/>
+          <w:bCs/>
+        </w:rPr>
+        <w:t xml:space="preserve">hiding</w:t>
+      </w:r>
+      <w:r>
+        <w:t xml:space="preserve"> </w:t>
+      </w:r>
+      <w:r>
+        <w:t xml:space="preserve">the tampering</w:t>
+      </w:r>
+      <w:r>
+        <w:t xml:space="preserve"> </w:t>
+      </w:r>
+      <w:r>
+        <w:t xml:space="preserve">completely.</w:t>
       </w:r>
     </w:p>
     <w:p>
@@ -14275,8 +15828,8 @@
         <w:t xml:space="preserve">recomputing the chain from the start.</w:t>
       </w:r>
     </w:p>
-    <w:bookmarkEnd w:id="78"/>
-    <w:bookmarkStart w:id="79" w:name="X02d0b20965d3d32cf0d74e496c57570db58b6df"/>
+    <w:bookmarkEnd w:id="96"/>
+    <w:bookmarkStart w:id="100" w:name="X02d0b20965d3d32cf0d74e496c57570db58b6df"/>
     <w:p>
       <w:pPr>
         <w:pStyle w:val="Heading3"/>
@@ -14309,7 +15862,7 @@
           <w:b/>
           <w:bCs/>
         </w:rPr>
-        <w:t xml:space="preserve">code/week-02/11-kurcalamaya-dayanikli-gunluk</w:t>
+        <w:t xml:space="preserve">code/week-02/11-tamper-evident-log</w:t>
       </w:r>
       <w:r>
         <w:rPr>
@@ -14363,7 +15916,7 @@
         <w:rPr>
           <w:rStyle w:val="VerbatimChar"/>
         </w:rPr>
-        <w:t xml:space="preserve">code/common/cen429_kripto.h</w:t>
+        <w:t xml:space="preserve">code/common/cen429_crypto.h</w:t>
       </w:r>
       <w:r>
         <w:t xml:space="preserve">).</w:t>
@@ -14425,7 +15978,7 @@
         <w:rPr>
           <w:rStyle w:val="NormalTok"/>
         </w:rPr>
-        <w:t xml:space="preserve">kurcalamaya-dayanikli-gunluk</w:t>
+        <w:t xml:space="preserve">tamper-evident-log</w:t>
       </w:r>
       <w:r>
         <w:br/>
@@ -14481,7 +16034,7 @@
         <w:rPr>
           <w:rStyle w:val="NormalTok"/>
         </w:rPr>
-        <w:t xml:space="preserve"> code/week-02/11-kurcalamaya-dayanikli-gunluk</w:t>
+        <w:t xml:space="preserve"> code/week-02/11-tamper-evident-log</w:t>
       </w:r>
       <w:r>
         <w:br/>
@@ -14519,7 +16072,7 @@
         <w:rPr>
           <w:rStyle w:val="VerbatimChar"/>
         </w:rPr>
-        <w:t xml:space="preserve">ADIM 2 - Saglam gunlugu dogrula (evrim):</w:t>
+        <w:t xml:space="preserve">STEP 2 - Verify the sound log (evolve):</w:t>
       </w:r>
       <w:r>
         <w:br/>
@@ -14528,7 +16081,7 @@
         <w:rPr>
           <w:rStyle w:val="VerbatimChar"/>
         </w:rPr>
-        <w:t xml:space="preserve">  #1 seq=1 "cuzdan acildi"  MAC:OK</w:t>
+        <w:t xml:space="preserve">  #1 seq=1 "wallet opened"  MAC:OK</w:t>
       </w:r>
       <w:r>
         <w:br/>
@@ -14546,7 +16099,7 @@
         <w:rPr>
           <w:rStyle w:val="VerbatimChar"/>
         </w:rPr>
-        <w:t xml:space="preserve">  &gt;&gt;&gt; SONUC: gunluk BUTUNLUKLU (tum kayitlar dogrulandi).</w:t>
+        <w:t xml:space="preserve">  &gt;&gt;&gt; RESULT: the log is INTACT (every record verified).</w:t>
       </w:r>
       <w:r>
         <w:br/>
@@ -14555,7 +16108,7 @@
         <w:rPr>
           <w:rStyle w:val="VerbatimChar"/>
         </w:rPr>
-        <w:t xml:space="preserve">ADIM 3 - Ham kurcalama: seq=4 mesajini degistir (MAC eski)</w:t>
+        <w:t xml:space="preserve">STEP 3 - Raw tampering: change seq=4's message (the MAC is left stale)</w:t>
       </w:r>
       <w:r>
         <w:br/>
@@ -14564,7 +16117,7 @@
         <w:rPr>
           <w:rStyle w:val="VerbatimChar"/>
         </w:rPr>
-        <w:t xml:space="preserve">  #4 seq=4 "odeme onaylandi tutar=9999"  MAC:BOZUK</w:t>
+        <w:t xml:space="preserve">  #4 seq=4 "payment approved amount=9999"  MAC:BROKEN</w:t>
       </w:r>
       <w:r>
         <w:br/>
@@ -14573,7 +16126,7 @@
         <w:rPr>
           <w:rStyle w:val="VerbatimChar"/>
         </w:rPr>
-        <w:t xml:space="preserve">  &gt;&gt;&gt; SONUC: gunluk KURCALANMIS (dogrulama basarisiz).</w:t>
+        <w:t xml:space="preserve">  &gt;&gt;&gt; RESULT: the log has been TAMPERED WITH (verification failed).</w:t>
       </w:r>
       <w:r>
         <w:br/>
@@ -14582,7 +16135,7 @@
         <w:rPr>
           <w:rStyle w:val="VerbatimChar"/>
         </w:rPr>
-        <w:t xml:space="preserve">ADIM 4 - Kayit SILME: seq=5 silinir</w:t>
+        <w:t xml:space="preserve">STEP 4 - DELETING a record: seq=5 is deleted</w:t>
       </w:r>
       <w:r>
         <w:br/>
@@ -14591,7 +16144,7 @@
         <w:rPr>
           <w:rStyle w:val="VerbatimChar"/>
         </w:rPr>
-        <w:t xml:space="preserve">  #5 seq=6 "oturum kapandi"  MAC:BOZUK  SIRA:BOZUK</w:t>
+        <w:t xml:space="preserve">  #5 seq=6 "session closed"  MAC:BROKEN  ORDER:BROKEN</w:t>
       </w:r>
     </w:p>
     <w:p>
@@ -14660,6 +16213,225 @@
     </w:p>
     <w:p>
       <w:pPr>
+        <w:pStyle w:val="BodyText"/>
+      </w:pPr>
+      <w:r>
+        <w:t xml:space="preserve">The animation below shows</w:t>
+      </w:r>
+      <w:r>
+        <w:t xml:space="preserve"> </w:t>
+      </w:r>
+      <w:r>
+        <w:rPr>
+          <w:rStyle w:val="VerbatimChar"/>
+        </w:rPr>
+        <w:t xml:space="preserve">log_chain.c</w:t>
+      </w:r>
+      <w:r>
+        <w:t xml:space="preserve">’s HMAC chain: how each record’s digest includes the previous</w:t>
+      </w:r>
+      <w:r>
+        <w:t xml:space="preserve"> </w:t>
+      </w:r>
+      <w:r>
+        <w:t xml:space="preserve">record’s digest, and how changing one record’s message leaves only</w:t>
+      </w:r>
+      <w:r>
+        <w:t xml:space="preserve"> </w:t>
+      </w:r>
+      <w:r>
+        <w:rPr>
+          <w:b/>
+          <w:bCs/>
+        </w:rPr>
+        <w:t xml:space="preserve">that</w:t>
+      </w:r>
+      <w:r>
+        <w:t xml:space="preserve"> </w:t>
+      </w:r>
+      <w:r>
+        <w:t xml:space="preserve">record reading</w:t>
+      </w:r>
+      <w:r>
+        <w:t xml:space="preserve"> </w:t>
+      </w:r>
+      <w:r>
+        <w:t xml:space="preserve">“BROKEN”</w:t>
+      </w:r>
+      <w:r>
+        <w:t xml:space="preserve"> </w:t>
+      </w:r>
+      <w:r>
+        <w:t xml:space="preserve">—</w:t>
+      </w:r>
+      <w:r>
+        <w:t xml:space="preserve"> </w:t>
+      </w:r>
+      <w:r>
+        <w:t xml:space="preserve">later records still verify, because the chain always follows the</w:t>
+      </w:r>
+      <w:r>
+        <w:t xml:space="preserve"> </w:t>
+      </w:r>
+      <w:r>
+        <w:rPr>
+          <w:b/>
+          <w:bCs/>
+        </w:rPr>
+        <w:t xml:space="preserve">stored</w:t>
+      </w:r>
+      <w:r>
+        <w:t xml:space="preserve"> </w:t>
+      </w:r>
+      <w:r>
+        <w:t xml:space="preserve">digests, never a freshly</w:t>
+      </w:r>
+      <w:r>
+        <w:t xml:space="preserve"> </w:t>
+      </w:r>
+      <w:r>
+        <w:t xml:space="preserve">recomputed one (confirmed against the real</w:t>
+      </w:r>
+      <w:r>
+        <w:t xml:space="preserve"> </w:t>
+      </w:r>
+      <w:r>
+        <w:rPr>
+          <w:rStyle w:val="VerbatimChar"/>
+        </w:rPr>
+        <w:t xml:space="preserve">log_chain.exe</w:t>
+      </w:r>
+      <w:r>
+        <w:t xml:space="preserve">: modifying seq=4 alone leaves seq=5 and seq=6</w:t>
+      </w:r>
+      <w:r>
+        <w:t xml:space="preserve"> </w:t>
+      </w:r>
+      <w:r>
+        <w:t xml:space="preserve">both</w:t>
+      </w:r>
+      <w:r>
+        <w:t xml:space="preserve"> </w:t>
+      </w:r>
+      <w:r>
+        <w:rPr>
+          <w:rStyle w:val="VerbatimChar"/>
+        </w:rPr>
+        <w:t xml:space="preserve">MAC:OK</w:t>
+      </w:r>
+      <w:r>
+        <w:t xml:space="preserve">).</w:t>
+      </w:r>
+    </w:p>
+    <w:p>
+      <w:pPr>
+        <w:pStyle w:val="BodyText"/>
+      </w:pPr>
+      <w:r>
+        <w:drawing>
+          <wp:inline>
+            <wp:extent cx="5111999" cy="859918"/>
+            <wp:effectExtent b="0" l="0" r="0" t="0"/>
+            <wp:docPr descr="Tamper-evident logging: the HMAC chain — step by step" title="" id="98" name="Picture"/>
+            <a:graphic>
+              <a:graphicData uri="http://schemas.openxmlformats.org/drawingml/2006/picture">
+                <pic:pic>
+                  <pic:nvPicPr>
+                    <pic:cNvPr descr="tamper-evident-log-chain.en.png" id="99" name="Picture"/>
+                    <pic:cNvPicPr>
+                      <a:picLocks noChangeArrowheads="1" noChangeAspect="1"/>
+                    </pic:cNvPicPr>
+                  </pic:nvPicPr>
+                  <pic:blipFill>
+                    <a:blip r:embed="rId97"/>
+                    <a:stretch>
+                      <a:fillRect/>
+                    </a:stretch>
+                  </pic:blipFill>
+                  <pic:spPr bwMode="auto">
+                    <a:xfrm>
+                      <a:off x="0" y="0"/>
+                      <a:ext cx="5111999" cy="859918"/>
+                    </a:xfrm>
+                    <a:prstGeom prst="rect">
+                      <a:avLst/>
+                    </a:prstGeom>
+                    <a:noFill/>
+                    <a:ln w="9525">
+                      <a:noFill/>
+                      <a:headEnd/>
+                      <a:tailEnd/>
+                    </a:ln>
+                  </pic:spPr>
+                </pic:pic>
+              </a:graphicData>
+            </a:graphic>
+          </wp:inline>
+        </w:drawing>
+      </w:r>
+    </w:p>
+    <w:p>
+      <w:pPr>
+        <w:pStyle w:val="BodyText"/>
+      </w:pPr>
+      <w:r>
+        <w:t xml:space="preserve">Try</w:t>
+      </w:r>
+      <w:r>
+        <w:t xml:space="preserve"> </w:t>
+      </w:r>
+      <w:r>
+        <w:rPr>
+          <w:b/>
+          <w:bCs/>
+        </w:rPr>
+        <w:t xml:space="preserve">Normal: an intact chain, key evolution on</w:t>
+      </w:r>
+      <w:r>
+        <w:t xml:space="preserve"> </w:t>
+      </w:r>
+      <w:r>
+        <w:t xml:space="preserve">and</w:t>
+      </w:r>
+      <w:r>
+        <w:t xml:space="preserve"> </w:t>
+      </w:r>
+      <w:r>
+        <w:rPr>
+          <w:b/>
+          <w:bCs/>
+        </w:rPr>
+        <w:t xml:space="preserve">Hard: the VERY FIRST record is changed — still only</w:t>
+      </w:r>
+      <w:r>
+        <w:rPr>
+          <w:b/>
+          <w:bCs/>
+        </w:rPr>
+        <w:t xml:space="preserve"> </w:t>
+      </w:r>
+      <w:r>
+        <w:rPr>
+          <w:b/>
+          <w:bCs/>
+        </w:rPr>
+        <w:t xml:space="preserve">that one record breaks</w:t>
+      </w:r>
+      <w:r>
+        <w:t xml:space="preserve"> </w:t>
+      </w:r>
+      <w:r>
+        <w:t xml:space="preserve">from the preset picker; also look at the edge case with a static key (no evolution)</w:t>
+      </w:r>
+      <w:r>
+        <w:t xml:space="preserve"> </w:t>
+      </w:r>
+      <w:r>
+        <w:t xml:space="preserve">that shows why the same attack goes uncaught there.</w:t>
+      </w:r>
+    </w:p>
+    <w:p>
+      <w:pPr>
         <w:pStyle w:val="BlockText"/>
       </w:pPr>
       <w:r>
@@ -14736,7 +16508,7 @@
       <w:r>
         <w:t xml:space="preserve"> </w:t>
       </w:r>
-      <w:hyperlink r:id="rId59">
+      <w:hyperlink r:id="rId71">
         <w:r>
           <w:rPr>
             <w:rStyle w:val="Hyperlink"/>
@@ -14755,9 +16527,9 @@
         </w:pict>
       </w:r>
     </w:p>
-    <w:bookmarkEnd w:id="79"/>
-    <w:bookmarkEnd w:id="80"/>
-    <w:bookmarkStart w:id="87" w:name="access-control-who-can-do-what-to-what"/>
+    <w:bookmarkEnd w:id="100"/>
+    <w:bookmarkEnd w:id="101"/>
+    <w:bookmarkStart w:id="108" w:name="access-control-who-can-do-what-to-what"/>
     <w:p>
       <w:pPr>
         <w:pStyle w:val="Heading2"/>
@@ -14813,18 +16585,18 @@
           <wp:inline>
             <wp:extent cx="5759999" cy="2245732"/>
             <wp:effectExtent b="0" l="0" r="0" t="0"/>
-            <wp:docPr descr="Discretionary and mandatory access control" title="" id="82" name="Picture"/>
+            <wp:docPr descr="Discretionary and mandatory access control" title="" id="103" name="Picture"/>
             <a:graphic>
               <a:graphicData uri="http://schemas.openxmlformats.org/drawingml/2006/picture">
                 <pic:pic>
                   <pic:nvPicPr>
-                    <pic:cNvPr descr="h02-14-dac-mac.png" id="83" name="Picture"/>
+                    <pic:cNvPr descr="h02-14-dac-mac.png" id="104" name="Picture"/>
                     <pic:cNvPicPr>
                       <a:picLocks noChangeArrowheads="1" noChangeAspect="1"/>
                     </pic:cNvPicPr>
                   </pic:nvPicPr>
                   <pic:blipFill>
-                    <a:blip r:embed="rId81"/>
+                    <a:blip r:embed="rId102"/>
                     <a:stretch>
                       <a:fillRect/>
                     </a:stretch>
@@ -14917,7 +16689,7 @@
         <w:t xml:space="preserve">the operation that can be performed (read, write, execute).</w:t>
       </w:r>
     </w:p>
-    <w:bookmarkStart w:id="84" w:name="the-access-control-matrix"/>
+    <w:bookmarkStart w:id="105" w:name="the-access-control-matrix"/>
     <w:p>
       <w:pPr>
         <w:pStyle w:val="Heading3"/>
@@ -14989,7 +16761,7 @@
               <w:rPr>
                 <w:rStyle w:val="VerbatimChar"/>
               </w:rPr>
-              <w:t xml:space="preserve">odeme_anahtari</w:t>
+              <w:t xml:space="preserve">payment_key</w:t>
             </w:r>
           </w:p>
         </w:tc>
@@ -15003,7 +16775,7 @@
               <w:rPr>
                 <w:rStyle w:val="VerbatimChar"/>
               </w:rPr>
-              <w:t xml:space="preserve">gunluk</w:t>
+              <w:t xml:space="preserve">log</w:t>
             </w:r>
           </w:p>
         </w:tc>
@@ -15228,8 +17000,8 @@
         <w:t xml:space="preserve">“what can I access.”</w:t>
       </w:r>
     </w:p>
-    <w:bookmarkEnd w:id="84"/>
-    <w:bookmarkStart w:id="85" w:name="dac-mac-rbac"/>
+    <w:bookmarkEnd w:id="105"/>
+    <w:bookmarkStart w:id="106" w:name="dac-mac-rbac"/>
     <w:p>
       <w:pPr>
         <w:pStyle w:val="Heading3"/>
@@ -15596,8 +17368,8 @@
         <w:t xml:space="preserve">).</w:t>
       </w:r>
     </w:p>
-    <w:bookmarkEnd w:id="85"/>
-    <w:bookmarkStart w:id="86" w:name="Xa75832777f0d7093afe652ac4f1bd24a66c0e7c"/>
+    <w:bookmarkEnd w:id="106"/>
+    <w:bookmarkStart w:id="107" w:name="Xa75832777f0d7093afe652ac4f1bd24a66c0e7c"/>
     <w:p>
       <w:pPr>
         <w:pStyle w:val="Heading3"/>
@@ -15655,7 +17427,7 @@
         <w:rPr>
           <w:rStyle w:val="VerbatimChar"/>
         </w:rPr>
-        <w:t xml:space="preserve">cd code\week-02\03-erisim-modeli ; .\demo.ps1</w:t>
+        <w:t xml:space="preserve">cd code\week-02\03-access-model ; .\demo.ps1</w:t>
       </w:r>
       <w:r>
         <w:t xml:space="preserve"> </w:t>
@@ -15670,7 +17442,7 @@
         <w:rPr>
           <w:rStyle w:val="VerbatimChar"/>
         </w:rPr>
-        <w:t xml:space="preserve">cd code/week-02/03-erisim-modeli &amp;&amp; sh demo.sh</w:t>
+        <w:t xml:space="preserve">cd code/week-02/03-access-model &amp;&amp; sh demo.sh</w:t>
       </w:r>
       <w:r>
         <w:t xml:space="preserve">.</w:t>
@@ -15696,7 +17468,7 @@
         <w:rPr>
           <w:rStyle w:val="VerbatimChar"/>
         </w:rPr>
-        <w:t xml:space="preserve">ADIM 0 — Salt DAC (erisim denetim matrisi): karar sahibin izninde</w:t>
+        <w:t xml:space="preserve">STEP 0 - Pure DAC (access control matrix): the owner's permission decides</w:t>
       </w:r>
       <w:r>
         <w:br/>
@@ -15705,7 +17477,7 @@
         <w:rPr>
           <w:rStyle w:val="VerbatimChar"/>
         </w:rPr>
-        <w:t xml:space="preserve">  kutuphane(D   ) OKU odeme_anahtari(D   )  DAC:VAR ...  =&gt; IZIN</w:t>
+        <w:t xml:space="preserve">  library(D   ) R   payment_key (D   ) DAC:YES BLP:OK  BIBA:OK   =&gt; ALLOW</w:t>
       </w:r>
       <w:r>
         <w:br/>
@@ -15714,7 +17486,7 @@
         <w:rPr>
           <w:rStyle w:val="VerbatimChar"/>
         </w:rPr>
-        <w:t xml:space="preserve">  uygulama(D   ) OKU odeme_anahtari(D   )  DAC:yok ...  =&gt; RED</w:t>
+        <w:t xml:space="preserve">  app    (D   ) R   payment_key (D   ) DAC:no  BLP:OK  BIBA:OK   =&gt; DENY</w:t>
       </w:r>
       <w:r>
         <w:br/>
@@ -15723,7 +17495,7 @@
         <w:rPr>
           <w:rStyle w:val="VerbatimChar"/>
         </w:rPr>
-        <w:t xml:space="preserve">  saldirgan(D   ) OKU odeme_anahtari(D   )  DAC:yok ...  =&gt; RED</w:t>
+        <w:t xml:space="preserve">  attacker(D   ) R   payment_key (D   ) DAC:no  BLP:OK  BIBA:OK   =&gt; DENY</w:t>
       </w:r>
       <w:r>
         <w:br/>
@@ -15732,7 +17504,7 @@
         <w:rPr>
           <w:rStyle w:val="VerbatimChar"/>
         </w:rPr>
-        <w:t xml:space="preserve">   ^ uygulama OKU odeme_anahtari: matriste yok -&gt; RED (en az ayricalik)</w:t>
+        <w:t xml:space="preserve">   ^ app READ payment_key: not in the matrix -&gt; DENY (least privilege)</w:t>
       </w:r>
     </w:p>
     <w:p>
@@ -15783,9 +17555,9 @@
         </w:pict>
       </w:r>
     </w:p>
-    <w:bookmarkEnd w:id="86"/>
-    <w:bookmarkEnd w:id="87"/>
-    <w:bookmarkStart w:id="95" w:name="formal-security-models"/>
+    <w:bookmarkEnd w:id="107"/>
+    <w:bookmarkEnd w:id="108"/>
+    <w:bookmarkStart w:id="119" w:name="formal-security-models"/>
     <w:p>
       <w:pPr>
         <w:pStyle w:val="Heading2"/>
@@ -15858,7 +17630,7 @@
         <w:t xml:space="preserve">models.</w:t>
       </w:r>
     </w:p>
-    <w:bookmarkStart w:id="88" w:name="belllapadula-blp-confidentiality"/>
+    <w:bookmarkStart w:id="109" w:name="belllapadula-blp-confidentiality"/>
     <w:p>
       <w:pPr>
         <w:pStyle w:val="Heading3"/>
@@ -16073,8 +17845,8 @@
         <w:t xml:space="preserve">.</w:t>
       </w:r>
     </w:p>
-    <w:bookmarkEnd w:id="88"/>
-    <w:bookmarkStart w:id="92" w:name="biba-integrity"/>
+    <w:bookmarkEnd w:id="109"/>
+    <w:bookmarkStart w:id="113" w:name="biba-integrity"/>
     <w:p>
       <w:pPr>
         <w:pStyle w:val="Heading3"/>
@@ -16309,18 +18081,18 @@
           <wp:inline>
             <wp:extent cx="5759999" cy="2873904"/>
             <wp:effectExtent b="0" l="0" r="0" t="0"/>
-            <wp:docPr descr="The inverse read/write rules of the Bell-LaPadula and Biba models" title="" id="90" name="Picture"/>
+            <wp:docPr descr="The inverse read/write rules of the Bell-LaPadula and Biba models" title="" id="111" name="Picture"/>
             <a:graphic>
               <a:graphicData uri="http://schemas.openxmlformats.org/drawingml/2006/picture">
                 <pic:pic>
                   <pic:nvPicPr>
-                    <pic:cNvPr descr="h02-05-blp-biba.png" id="91" name="Picture"/>
+                    <pic:cNvPr descr="h02-05-blp-biba.png" id="112" name="Picture"/>
                     <pic:cNvPicPr>
                       <a:picLocks noChangeArrowheads="1" noChangeAspect="1"/>
                     </pic:cNvPicPr>
                   </pic:nvPicPr>
                   <pic:blipFill>
-                    <a:blip r:embed="rId89"/>
+                    <a:blip r:embed="rId110"/>
                     <a:stretch>
                       <a:fillRect/>
                     </a:stretch>
@@ -16433,8 +18205,8 @@
         <w:t xml:space="preserve">— this is the conclusion most practical designs arrive at.</w:t>
       </w:r>
     </w:p>
-    <w:bookmarkEnd w:id="92"/>
-    <w:bookmarkStart w:id="93" w:name="clarkwilson-commercial-integrity"/>
+    <w:bookmarkEnd w:id="113"/>
+    <w:bookmarkStart w:id="114" w:name="clarkwilson-commercial-integrity"/>
     <w:p>
       <w:pPr>
         <w:pStyle w:val="Heading3"/>
@@ -17141,8 +18913,8 @@
         </w:tc>
       </w:tr>
     </w:tbl>
-    <w:bookmarkEnd w:id="93"/>
-    <w:bookmarkStart w:id="94" w:name="demo-03-compare-the-models"/>
+    <w:bookmarkEnd w:id="114"/>
+    <w:bookmarkStart w:id="118" w:name="demo-03-compare-the-models"/>
     <w:p>
       <w:pPr>
         <w:pStyle w:val="Heading3"/>
@@ -17171,7 +18943,7 @@
         <w:rPr>
           <w:rStyle w:val="VerbatimChar"/>
         </w:rPr>
-        <w:t xml:space="preserve">  memur  (Gene) OKU operasyon(CokG)  DAC:VAR BLP:RED ...  =&gt; RED</w:t>
+        <w:t xml:space="preserve">  clerk  (Publ) R   operation   (TopS) DAC:YES BLP:DENY BIBA:OK   =&gt; DENY</w:t>
       </w:r>
       <w:r>
         <w:br/>
@@ -17180,7 +18952,7 @@
         <w:rPr>
           <w:rStyle w:val="VerbatimChar"/>
         </w:rPr>
-        <w:t xml:space="preserve">  general(CokG) YAZ ilan     (Gene)  DAC:VAR BLP:RED ...  =&gt; RED</w:t>
+        <w:t xml:space="preserve">  general(TopS) W   notice      (Publ) DAC:YES BLP:DENY BIBA:OK   =&gt; DENY</w:t>
       </w:r>
       <w:r>
         <w:br/>
@@ -17189,7 +18961,7 @@
         <w:rPr>
           <w:rStyle w:val="VerbatimChar"/>
         </w:rPr>
-        <w:t xml:space="preserve">   ^ memur OKU operasyon: yukari okuma -&gt; RED (gizli bilgiyi goremez)</w:t>
+        <w:t xml:space="preserve">   ^ clerk READ operation: reading up -&gt; DENY (cannot see secret information)</w:t>
       </w:r>
       <w:r>
         <w:br/>
@@ -17198,7 +18970,7 @@
         <w:rPr>
           <w:rStyle w:val="VerbatimChar"/>
         </w:rPr>
-        <w:t xml:space="preserve">     general YAZ ilan: asagi yazma -&gt; RED (sizinti onlenir)</w:t>
+        <w:t xml:space="preserve">     general WRITE notice: writing down -&gt; DENY (a leak is prevented)</w:t>
       </w:r>
     </w:p>
     <w:p>
@@ -17221,7 +18993,7 @@
         <w:rPr>
           <w:rStyle w:val="VerbatimChar"/>
         </w:rPr>
-        <w:t xml:space="preserve">  aglayici(Dis ) YAZ kayit    (Uygu)  ... BIBA:RED  =&gt; RED</w:t>
+        <w:t xml:space="preserve">  listener(Exte) W   record      (Appl) DAC:YES BLP:OK  BIBA:DENY  =&gt; DENY</w:t>
       </w:r>
       <w:r>
         <w:br/>
@@ -17230,7 +19002,7 @@
         <w:rPr>
           <w:rStyle w:val="VerbatimChar"/>
         </w:rPr>
-        <w:t xml:space="preserve">  islemci(Uygu) OKU gelen    (Dis )  ... BIBA:RED  =&gt; RED</w:t>
+        <w:t xml:space="preserve">  processor(Appl) R   incoming    (Exte) DAC:YES BLP:OK  BIBA:DENY  =&gt; DENY</w:t>
       </w:r>
       <w:r>
         <w:br/>
@@ -17239,7 +19011,7 @@
         <w:rPr>
           <w:rStyle w:val="VerbatimChar"/>
         </w:rPr>
-        <w:t xml:space="preserve">   ^ aglayici YAZ kayit: yukari yazma -&gt; RED (kirli veri temizi bozmasin)</w:t>
+        <w:t xml:space="preserve">   ^ listener WRITE record: writing up -&gt; DENY (dirty data must not corrupt clean data)</w:t>
       </w:r>
       <w:r>
         <w:br/>
@@ -17248,7 +19020,7 @@
         <w:rPr>
           <w:rStyle w:val="VerbatimChar"/>
         </w:rPr>
-        <w:t xml:space="preserve">     islemci OKU gelen: asagi okuma -&gt; RED (guvenilmez girdiye guvenme)</w:t>
+        <w:t xml:space="preserve">     processor READ incoming: reading down -&gt; DENY (don't trust untrusted input)</w:t>
       </w:r>
     </w:p>
     <w:p>
@@ -17266,7 +19038,7 @@
           <w:b/>
           <w:bCs/>
         </w:rPr>
-        <w:t xml:space="preserve">VAR</w:t>
+        <w:t xml:space="preserve">YES</w:t>
       </w:r>
       <w:r>
         <w:t xml:space="preserve"> </w:t>
@@ -17318,7 +19090,7 @@
         <w:rPr>
           <w:rStyle w:val="VerbatimChar"/>
         </w:rPr>
-        <w:t xml:space="preserve">politika-gizlilik.txt</w:t>
+        <w:t xml:space="preserve">policy-confidentiality.txt</w:t>
       </w:r>
       <w:r>
         <w:t xml:space="preserve">,</w:t>
@@ -17330,10 +19102,359 @@
         <w:rPr>
           <w:rStyle w:val="VerbatimChar"/>
         </w:rPr>
-        <w:t xml:space="preserve">politika-butunluk.txt</w:t>
+        <w:t xml:space="preserve">policy-lwm.txt</w:t>
       </w:r>
       <w:r>
         <w:t xml:space="preserve">) and write your own rules.</w:t>
+      </w:r>
+    </w:p>
+    <w:p>
+      <w:pPr>
+        <w:pStyle w:val="BodyText"/>
+      </w:pPr>
+      <w:r>
+        <w:t xml:space="preserve">The animation below steps through</w:t>
+      </w:r>
+      <w:r>
+        <w:t xml:space="preserve"> </w:t>
+      </w:r>
+      <w:r>
+        <w:rPr>
+          <w:rStyle w:val="VerbatimChar"/>
+        </w:rPr>
+        <w:t xml:space="preserve">access.c</w:t>
+      </w:r>
+      <w:r>
+        <w:t xml:space="preserve">’s</w:t>
+      </w:r>
+      <w:r>
+        <w:t xml:space="preserve"> </w:t>
+      </w:r>
+      <w:r>
+        <w:rPr>
+          <w:rStyle w:val="VerbatimChar"/>
+        </w:rPr>
+        <w:t xml:space="preserve">dominates()</w:t>
+      </w:r>
+      <w:r>
+        <w:t xml:space="preserve"> </w:t>
+      </w:r>
+      <w:r>
+        <w:t xml:space="preserve">function: how BLP and Biba use the exact same</w:t>
+      </w:r>
+      <w:r>
+        <w:t xml:space="preserve"> </w:t>
+      </w:r>
+      <w:r>
+        <w:t xml:space="preserve">label comparison in</w:t>
+      </w:r>
+      <w:r>
+        <w:t xml:space="preserve"> </w:t>
+      </w:r>
+      <w:r>
+        <w:rPr>
+          <w:b/>
+          <w:bCs/>
+        </w:rPr>
+        <w:t xml:space="preserve">opposite directions</w:t>
+      </w:r>
+      <w:r>
+        <w:t xml:space="preserve">, and exactly which comparison</w:t>
+      </w:r>
+      <w:r>
+        <w:t xml:space="preserve"> </w:t>
+      </w:r>
+      <w:r>
+        <w:t xml:space="preserve">“read up”</w:t>
+      </w:r>
+      <w:r>
+        <w:t xml:space="preserve"> </w:t>
+      </w:r>
+      <w:r>
+        <w:t xml:space="preserve">and</w:t>
+      </w:r>
+      <w:r>
+        <w:t xml:space="preserve"> </w:t>
+      </w:r>
+      <w:r>
+        <w:t xml:space="preserve">“write down”</w:t>
+      </w:r>
+      <w:r>
+        <w:t xml:space="preserve"> </w:t>
+      </w:r>
+      <w:r>
+        <w:t xml:space="preserve">correspond to.</w:t>
+      </w:r>
+    </w:p>
+    <w:p>
+      <w:pPr>
+        <w:pStyle w:val="BodyText"/>
+      </w:pPr>
+      <w:r>
+        <w:drawing>
+          <wp:inline>
+            <wp:extent cx="5111999" cy="2118914"/>
+            <wp:effectExtent b="0" l="0" r="0" t="0"/>
+            <wp:docPr descr="Access matrix: DAC + BLP + Biba + Chinese Wall — step by step" title="" id="116" name="Picture"/>
+            <a:graphic>
+              <a:graphicData uri="http://schemas.openxmlformats.org/drawingml/2006/picture">
+                <pic:pic>
+                  <pic:nvPicPr>
+                    <pic:cNvPr descr="access-matrix.en.png" id="117" name="Picture"/>
+                    <pic:cNvPicPr>
+                      <a:picLocks noChangeArrowheads="1" noChangeAspect="1"/>
+                    </pic:cNvPicPr>
+                  </pic:nvPicPr>
+                  <pic:blipFill>
+                    <a:blip r:embed="rId115"/>
+                    <a:stretch>
+                      <a:fillRect/>
+                    </a:stretch>
+                  </pic:blipFill>
+                  <pic:spPr bwMode="auto">
+                    <a:xfrm>
+                      <a:off x="0" y="0"/>
+                      <a:ext cx="5111999" cy="2118914"/>
+                    </a:xfrm>
+                    <a:prstGeom prst="rect">
+                      <a:avLst/>
+                    </a:prstGeom>
+                    <a:noFill/>
+                    <a:ln w="9525">
+                      <a:noFill/>
+                      <a:headEnd/>
+                      <a:tailEnd/>
+                    </a:ln>
+                  </pic:spPr>
+                </pic:pic>
+              </a:graphicData>
+            </a:graphic>
+          </wp:inline>
+        </w:drawing>
+      </w:r>
+    </w:p>
+    <w:p>
+      <w:pPr>
+        <w:pStyle w:val="BodyText"/>
+      </w:pPr>
+      <w:r>
+        <w:t xml:space="preserve">Try</w:t>
+      </w:r>
+      <w:r>
+        <w:t xml:space="preserve"> </w:t>
+      </w:r>
+      <w:r>
+        <w:rPr>
+          <w:b/>
+          <w:bCs/>
+        </w:rPr>
+        <w:t xml:space="preserve">Normal: BLP, a read-up is denied</w:t>
+      </w:r>
+      <w:r>
+        <w:t xml:space="preserve"> </w:t>
+      </w:r>
+      <w:r>
+        <w:t xml:space="preserve">and</w:t>
+      </w:r>
+      <w:r>
+        <w:t xml:space="preserve"> </w:t>
+      </w:r>
+      <w:r>
+        <w:rPr>
+          <w:b/>
+          <w:bCs/>
+        </w:rPr>
+        <w:t xml:space="preserve">Hard: Biba, the level matches but the category set does</w:t>
+      </w:r>
+      <w:r>
+        <w:rPr>
+          <w:b/>
+          <w:bCs/>
+        </w:rPr>
+        <w:t xml:space="preserve"> </w:t>
+      </w:r>
+      <w:r>
+        <w:rPr>
+          <w:b/>
+          <w:bCs/>
+        </w:rPr>
+        <w:t xml:space="preserve">not</w:t>
+      </w:r>
+      <w:r>
+        <w:t xml:space="preserve"> </w:t>
+      </w:r>
+      <w:r>
+        <w:t xml:space="preserve">from the preset picker; also look at the edge case where equal labels always allow.</w:t>
+      </w:r>
+    </w:p>
+    <w:p>
+      <w:pPr>
+        <w:pStyle w:val="BodyText"/>
+      </w:pPr>
+      <w:r>
+        <w:rPr>
+          <w:b/>
+          <w:bCs/>
+        </w:rPr>
+        <w:t xml:space="preserve">A third model: Chinese Wall (Brewer–Nash, 1989).</w:t>
+      </w:r>
+      <w:r>
+        <w:t xml:space="preserve"> </w:t>
+      </w:r>
+      <w:r>
+        <w:t xml:space="preserve">BLP and Biba rely on a fixed hierarchy; but in a</w:t>
+      </w:r>
+      <w:r>
+        <w:t xml:space="preserve"> </w:t>
+      </w:r>
+      <w:r>
+        <w:t xml:space="preserve">consulting firm the real risk is a</w:t>
+      </w:r>
+      <w:r>
+        <w:t xml:space="preserve"> </w:t>
+      </w:r>
+      <w:r>
+        <w:rPr>
+          <w:b/>
+          <w:bCs/>
+        </w:rPr>
+        <w:t xml:space="preserve">conflict of interest</w:t>
+      </w:r>
+      <w:r>
+        <w:t xml:space="preserve"> </w:t>
+      </w:r>
+      <w:r>
+        <w:t xml:space="preserve">— if the same consultant works for both BankA and</w:t>
+      </w:r>
+      <w:r>
+        <w:t xml:space="preserve"> </w:t>
+      </w:r>
+      <w:r>
+        <w:t xml:space="preserve">its rival BankB, one bank’s confidential data can leak to the other. David Brewer and Michael Nash’s 1989</w:t>
+      </w:r>
+      <w:r>
+        <w:t xml:space="preserve"> </w:t>
+      </w:r>
+      <w:r>
+        <w:t xml:space="preserve">model solves this with a</w:t>
+      </w:r>
+      <w:r>
+        <w:t xml:space="preserve"> </w:t>
+      </w:r>
+      <w:r>
+        <w:rPr>
+          <w:b/>
+          <w:bCs/>
+        </w:rPr>
+        <w:t xml:space="preserve">history-dependent</w:t>
+      </w:r>
+      <w:r>
+        <w:t xml:space="preserve"> </w:t>
+      </w:r>
+      <w:r>
+        <w:t xml:space="preserve">rule: once a subject has read one company’s data, data from</w:t>
+      </w:r>
+      <w:r>
+        <w:t xml:space="preserve"> </w:t>
+      </w:r>
+      <w:r>
+        <w:rPr>
+          <w:b/>
+          <w:bCs/>
+        </w:rPr>
+        <w:t xml:space="preserve">competing</w:t>
+      </w:r>
+      <w:r>
+        <w:t xml:space="preserve"> </w:t>
+      </w:r>
+      <w:r>
+        <w:t xml:space="preserve">companies in the same conflict-of-interest class closes off to them.</w:t>
+      </w:r>
+    </w:p>
+    <w:p>
+      <w:pPr>
+        <w:pStyle w:val="BodyText"/>
+      </w:pPr>
+      <w:r>
+        <w:rPr>
+          <w:b/>
+          <w:bCs/>
+        </w:rPr>
+        <w:t xml:space="preserve">demo — Step 5 (Chinese Wall)</w:t>
+      </w:r>
+    </w:p>
+    <w:p>
+      <w:pPr>
+        <w:pStyle w:val="SourceCode"/>
+      </w:pPr>
+      <w:r>
+        <w:rPr>
+          <w:rStyle w:val="VerbatimChar"/>
+        </w:rPr>
+        <w:t xml:space="preserve">  consultant1 R   a_balance_sheet  DAC:YES CW:OK   =&gt; ALLOW</w:t>
+      </w:r>
+      <w:r>
+        <w:br/>
+      </w:r>
+      <w:r>
+        <w:rPr>
+          <w:rStyle w:val="VerbatimChar"/>
+        </w:rPr>
+        <w:t xml:space="preserve">  consultant1 R   b_balance_sheet  DAC:YES CW:DENY  =&gt; DENY</w:t>
+      </w:r>
+      <w:r>
+        <w:br/>
+      </w:r>
+      <w:r>
+        <w:rPr>
+          <w:rStyle w:val="VerbatimChar"/>
+        </w:rPr>
+        <w:t xml:space="preserve">     ^ BankA already read; BankB is in the same class (bank)</w:t>
+      </w:r>
+      <w:r>
+        <w:br/>
+      </w:r>
+      <w:r>
+        <w:rPr>
+          <w:rStyle w:val="VerbatimChar"/>
+        </w:rPr>
+        <w:t xml:space="preserve">  consultant2 W   market_summary  DAC:YES CW:DENY  =&gt; DENY</w:t>
+      </w:r>
+      <w:r>
+        <w:br/>
+      </w:r>
+      <w:r>
+        <w:rPr>
+          <w:rStyle w:val="VerbatimChar"/>
+        </w:rPr>
+        <w:t xml:space="preserve">     ^ BankB's data could leak into a public object</w:t>
+      </w:r>
+    </w:p>
+    <w:p>
+      <w:pPr>
+        <w:pStyle w:val="FirstParagraph"/>
+      </w:pPr>
+      <w:r>
+        <w:t xml:space="preserve">Unlike BLP/Biba, the decision here is</w:t>
+      </w:r>
+      <w:r>
+        <w:t xml:space="preserve"> </w:t>
+      </w:r>
+      <w:r>
+        <w:rPr>
+          <w:b/>
+          <w:bCs/>
+        </w:rPr>
+        <w:t xml:space="preserve">history-dependent</w:t>
+      </w:r>
+      <w:r>
+        <w:t xml:space="preserve">: the exact same request can be ALLOW once and</w:t>
+      </w:r>
+      <w:r>
+        <w:t xml:space="preserve"> </w:t>
+      </w:r>
+      <w:r>
+        <w:t xml:space="preserve">DENY another time, depending on which company the consultant read earlier.</w:t>
       </w:r>
     </w:p>
     <w:p>
@@ -17467,9 +19588,9 @@
         </w:pict>
       </w:r>
     </w:p>
-    <w:bookmarkEnd w:id="94"/>
-    <w:bookmarkEnd w:id="95"/>
-    <w:bookmarkStart w:id="105" w:name="unix-and-windows-access-control-models"/>
+    <w:bookmarkEnd w:id="118"/>
+    <w:bookmarkEnd w:id="119"/>
+    <w:bookmarkStart w:id="141" w:name="unix-and-windows-access-control-models"/>
     <w:p>
       <w:pPr>
         <w:pStyle w:val="Heading2"/>
@@ -17492,7 +19613,7 @@
         <w:t xml:space="preserve">practical form.</w:t>
       </w:r>
     </w:p>
-    <w:bookmarkStart w:id="99" w:name="the-unix-model-recipe-2.1"/>
+    <w:bookmarkStart w:id="123" w:name="the-unix-model-recipe-2.1"/>
     <w:p>
       <w:pPr>
         <w:pStyle w:val="Heading3"/>
@@ -17613,18 +19734,18 @@
           <wp:inline>
             <wp:extent cx="5759999" cy="2315359"/>
             <wp:effectExtent b="0" l="0" r="0" t="0"/>
-            <wp:docPr descr="How Unix permission bits are read as owner, group, and others" title="" id="97" name="Picture"/>
+            <wp:docPr descr="How Unix permission bits are read as owner, group, and others" title="" id="121" name="Picture"/>
             <a:graphic>
               <a:graphicData uri="http://schemas.openxmlformats.org/drawingml/2006/picture">
                 <pic:pic>
                   <pic:nvPicPr>
-                    <pic:cNvPr descr="h02-08-unix-izinleri.png" id="98" name="Picture"/>
+                    <pic:cNvPr descr="h02-08-unix-izinleri.png" id="122" name="Picture"/>
                     <pic:cNvPicPr>
                       <a:picLocks noChangeArrowheads="1" noChangeAspect="1"/>
                     </pic:cNvPicPr>
                   </pic:nvPicPr>
                   <pic:blipFill>
-                    <a:blip r:embed="rId96"/>
+                    <a:blip r:embed="rId120"/>
                     <a:stretch>
                       <a:fillRect/>
                     </a:stretch>
@@ -17855,8 +19976,8 @@
         <w:t xml:space="preserve">.</w:t>
       </w:r>
     </w:p>
-    <w:bookmarkEnd w:id="99"/>
-    <w:bookmarkStart w:id="100" w:name="the-windows-model-recipe-2.2"/>
+    <w:bookmarkEnd w:id="123"/>
+    <w:bookmarkStart w:id="124" w:name="the-windows-model-recipe-2.2"/>
     <w:p>
       <w:pPr>
         <w:pStyle w:val="Heading3"/>
@@ -18361,8 +20482,8 @@
         <w:t xml:space="preserve">— so formal models are still alive in practice.</w:t>
       </w:r>
     </w:p>
-    <w:bookmarkEnd w:id="100"/>
-    <w:bookmarkStart w:id="101" w:name="demo-06-toctou-race-condition"/>
+    <w:bookmarkEnd w:id="124"/>
+    <w:bookmarkStart w:id="128" w:name="demo-06-toctou-race-condition"/>
     <w:p>
       <w:pPr>
         <w:pStyle w:val="Heading3"/>
@@ -18536,7 +20657,7 @@
         <w:rPr>
           <w:rStyle w:val="VerbatimChar"/>
         </w:rPr>
-        <w:t xml:space="preserve">calisma/</w:t>
+        <w:t xml:space="preserve">work/</w:t>
       </w:r>
       <w:r>
         <w:t xml:space="preserve"> </w:t>
@@ -18633,7 +20754,7 @@
         <w:rPr>
           <w:rStyle w:val="VerbatimChar"/>
         </w:rPr>
-        <w:t xml:space="preserve">ADIM 1 — GUVENSIZ surum: once denetle, sonra ac (yaris acigi)</w:t>
+        <w:t xml:space="preserve">STEP 1 - UNSAFE version: check first, then open (the race window)</w:t>
       </w:r>
       <w:r>
         <w:br/>
@@ -18642,7 +20763,7 @@
         <w:rPr>
           <w:rStyle w:val="VerbatimChar"/>
         </w:rPr>
-        <w:t xml:space="preserve">  guvensiz: 'SAHTE-KAYIT-...' -&gt; calisma/gunluk.txt (yazildi)</w:t>
+        <w:t xml:space="preserve">  unsafe: 'FORGED-RECORD-added-by-us' -&gt; work/log.txt (written)</w:t>
       </w:r>
       <w:r>
         <w:br/>
@@ -18651,7 +20772,7 @@
         <w:rPr>
           <w:rStyle w:val="VerbatimChar"/>
         </w:rPr>
-        <w:t xml:space="preserve">  --- Sonuc: gizli_hedef.txt icerigi ---</w:t>
+        <w:t xml:space="preserve">  --- Result: contents of secret_target.txt ---</w:t>
       </w:r>
       <w:r>
         <w:br/>
@@ -18660,7 +20781,7 @@
         <w:rPr>
           <w:rStyle w:val="VerbatimChar"/>
         </w:rPr>
-        <w:t xml:space="preserve">    iceride onemli veri var</w:t>
+        <w:t xml:space="preserve">    important data lives in here</w:t>
       </w:r>
       <w:r>
         <w:br/>
@@ -18669,7 +20790,7 @@
         <w:rPr>
           <w:rStyle w:val="VerbatimChar"/>
         </w:rPr>
-        <w:t xml:space="preserve">    SAHTE-KAYIT-tarafimizca-eklendi</w:t>
+        <w:t xml:space="preserve">    FORGED-RECORD-added-by-us</w:t>
       </w:r>
       <w:r>
         <w:br/>
@@ -18678,7 +20799,7 @@
         <w:rPr>
           <w:rStyle w:val="VerbatimChar"/>
         </w:rPr>
-        <w:t xml:space="preserve">  &gt;&gt;&gt; SALDIRI BASARILI: yaziyi baska dosyaya yonlendirdik!</w:t>
+        <w:t xml:space="preserve">  &gt;&gt;&gt; ATTACK SUCCEEDED: we redirected the write to another file!</w:t>
       </w:r>
       <w:r>
         <w:br/>
@@ -18690,7 +20811,7 @@
         <w:rPr>
           <w:rStyle w:val="VerbatimChar"/>
         </w:rPr>
-        <w:t xml:space="preserve">ADIM 2 — GUVENLI surum: O_NOFOLLOW ile tek adimda ac</w:t>
+        <w:t xml:space="preserve">STEP 2 - SAFE version: opens in one step with O_NOFOLLOW</w:t>
       </w:r>
       <w:r>
         <w:br/>
@@ -18699,7 +20820,7 @@
         <w:rPr>
           <w:rStyle w:val="VerbatimChar"/>
         </w:rPr>
-        <w:t xml:space="preserve">  reddedildi: hedef sembolik bag (O_NOFOLLOW)</w:t>
+        <w:t xml:space="preserve">  rejected: the target is a symbolic link (O_NOFOLLOW)</w:t>
       </w:r>
       <w:r>
         <w:br/>
@@ -18708,7 +20829,205 @@
         <w:rPr>
           <w:rStyle w:val="VerbatimChar"/>
         </w:rPr>
-        <w:t xml:space="preserve">  &gt;&gt;&gt; Saldiri engellendi: gizli_hedef.txt bozulmadi.</w:t>
+        <w:t xml:space="preserve">  &gt;&gt;&gt; Attack blocked: secret_target.txt was not corrupted.</w:t>
+      </w:r>
+    </w:p>
+    <w:p>
+      <w:pPr>
+        <w:pStyle w:val="FirstParagraph"/>
+      </w:pPr>
+      <w:r>
+        <w:t xml:space="preserve">In 1988, Ken Thompson’s Turing Award lecture</w:t>
+      </w:r>
+      <w:r>
+        <w:t xml:space="preserve"> </w:t>
+      </w:r>
+      <w:r>
+        <w:t xml:space="preserve">“Reflections on Trusting Trust”</w:t>
+      </w:r>
+      <w:r>
+        <w:t xml:space="preserve"> </w:t>
+      </w:r>
+      <w:r>
+        <w:t xml:space="preserve">and that era’s</w:t>
+      </w:r>
+      <w:r>
+        <w:t xml:space="preserve"> </w:t>
+      </w:r>
+      <w:r>
+        <w:rPr>
+          <w:rStyle w:val="VerbatimChar"/>
+        </w:rPr>
+        <w:t xml:space="preserve">/tmp</w:t>
+      </w:r>
+      <w:r>
+        <w:t xml:space="preserve"> </w:t>
+      </w:r>
+      <w:r>
+        <w:t xml:space="preserve">race</w:t>
+      </w:r>
+      <w:r>
+        <w:t xml:space="preserve"> </w:t>
+      </w:r>
+      <w:r>
+        <w:t xml:space="preserve">attacks showed that the</w:t>
+      </w:r>
+      <w:r>
+        <w:t xml:space="preserve"> </w:t>
+      </w:r>
+      <w:r>
+        <w:rPr>
+          <w:b/>
+          <w:bCs/>
+        </w:rPr>
+        <w:t xml:space="preserve">time gap</w:t>
+      </w:r>
+      <w:r>
+        <w:t xml:space="preserve"> </w:t>
+      </w:r>
+      <w:r>
+        <w:t xml:space="preserve">between a check and its use is itself a vulnerability; MITRE later gave</w:t>
+      </w:r>
+      <w:r>
+        <w:t xml:space="preserve"> </w:t>
+      </w:r>
+      <w:r>
+        <w:t xml:space="preserve">this class the number</w:t>
+      </w:r>
+      <w:r>
+        <w:t xml:space="preserve"> </w:t>
+      </w:r>
+      <w:r>
+        <w:rPr>
+          <w:b/>
+          <w:bCs/>
+        </w:rPr>
+        <w:t xml:space="preserve">CWE-367</w:t>
+      </w:r>
+      <w:r>
+        <w:t xml:space="preserve"> </w:t>
+      </w:r>
+      <w:r>
+        <w:t xml:space="preserve">(TOCTOU Race Condition). The animation below compares</w:t>
+      </w:r>
+      <w:r>
+        <w:t xml:space="preserve"> </w:t>
+      </w:r>
+      <w:r>
+        <w:rPr>
+          <w:rStyle w:val="VerbatimChar"/>
+        </w:rPr>
+        <w:t xml:space="preserve">logwriter.c</w:t>
+      </w:r>
+      <w:r>
+        <w:t xml:space="preserve">’s</w:t>
+      </w:r>
+      <w:r>
+        <w:t xml:space="preserve"> </w:t>
+      </w:r>
+      <w:r>
+        <w:t xml:space="preserve">unsafe and safe versions on the same timeline, showing exactly when the attacker swaps in the symbolic link.</w:t>
+      </w:r>
+    </w:p>
+    <w:p>
+      <w:pPr>
+        <w:pStyle w:val="BodyText"/>
+      </w:pPr>
+      <w:r>
+        <w:drawing>
+          <wp:inline>
+            <wp:extent cx="5111999" cy="3734230"/>
+            <wp:effectExtent b="0" l="0" r="0" t="0"/>
+            <wp:docPr descr="The TOCTOU race: the window between check and use — step by step" title="" id="126" name="Picture"/>
+            <a:graphic>
+              <a:graphicData uri="http://schemas.openxmlformats.org/drawingml/2006/picture">
+                <pic:pic>
+                  <pic:nvPicPr>
+                    <pic:cNvPr descr="toctou-race-timeline.en.png" id="127" name="Picture"/>
+                    <pic:cNvPicPr>
+                      <a:picLocks noChangeArrowheads="1" noChangeAspect="1"/>
+                    </pic:cNvPicPr>
+                  </pic:nvPicPr>
+                  <pic:blipFill>
+                    <a:blip r:embed="rId125"/>
+                    <a:stretch>
+                      <a:fillRect/>
+                    </a:stretch>
+                  </pic:blipFill>
+                  <pic:spPr bwMode="auto">
+                    <a:xfrm>
+                      <a:off x="0" y="0"/>
+                      <a:ext cx="5111999" cy="3734230"/>
+                    </a:xfrm>
+                    <a:prstGeom prst="rect">
+                      <a:avLst/>
+                    </a:prstGeom>
+                    <a:noFill/>
+                    <a:ln w="9525">
+                      <a:noFill/>
+                      <a:headEnd/>
+                      <a:tailEnd/>
+                    </a:ln>
+                  </pic:spPr>
+                </pic:pic>
+              </a:graphicData>
+            </a:graphic>
+          </wp:inline>
+        </w:drawing>
+      </w:r>
+    </w:p>
+    <w:p>
+      <w:pPr>
+        <w:pStyle w:val="BodyText"/>
+      </w:pPr>
+      <w:r>
+        <w:t xml:space="preserve">Try</w:t>
+      </w:r>
+      <w:r>
+        <w:t xml:space="preserve"> </w:t>
+      </w:r>
+      <w:r>
+        <w:rPr>
+          <w:b/>
+          <w:bCs/>
+        </w:rPr>
+        <w:t xml:space="preserve">Normal: UNSAFE + the attacker races in — the attack succeeds</w:t>
+      </w:r>
+      <w:r>
+        <w:t xml:space="preserve"> </w:t>
+      </w:r>
+      <w:r>
+        <w:t xml:space="preserve">and</w:t>
+      </w:r>
+      <w:r>
+        <w:t xml:space="preserve"> </w:t>
+      </w:r>
+      <w:r>
+        <w:rPr>
+          <w:b/>
+          <w:bCs/>
+        </w:rPr>
+        <w:t xml:space="preserve">Hard: SAFE + the SAME attacker —</w:t>
+      </w:r>
+      <w:r>
+        <w:rPr>
+          <w:b/>
+          <w:bCs/>
+        </w:rPr>
+        <w:t xml:space="preserve"> </w:t>
+      </w:r>
+      <w:r>
+        <w:rPr>
+          <w:b/>
+          <w:bCs/>
+        </w:rPr>
+        <w:t xml:space="preserve">O_NOFOLLOW blocks it</w:t>
+      </w:r>
+      <w:r>
+        <w:t xml:space="preserve"> </w:t>
+      </w:r>
+      <w:r>
+        <w:t xml:space="preserve">from the preset picker.</w:t>
       </w:r>
     </w:p>
     <w:p>
@@ -18838,8 +21157,8 @@
         <w:t xml:space="preserve">pattern.</w:t>
       </w:r>
     </w:p>
-    <w:bookmarkEnd w:id="101"/>
-    <w:bookmarkStart w:id="102" w:name="X80161a0ff55975d294afe097d6f032f0924c97d"/>
+    <w:bookmarkEnd w:id="128"/>
+    <w:bookmarkStart w:id="132" w:name="X80161a0ff55975d294afe097d6f032f0924c97d"/>
     <w:p>
       <w:pPr>
         <w:pStyle w:val="Heading3"/>
@@ -19124,7 +21443,7 @@
           <w:b/>
           <w:bCs/>
         </w:rPr>
-        <w:t xml:space="preserve">code/week-02/12-ace-degerlendirme</w:t>
+        <w:t xml:space="preserve">code/week-02/12-ace-evaluation</w:t>
       </w:r>
       <w:r>
         <w:rPr>
@@ -19257,7 +21576,7 @@
         <w:rPr>
           <w:rStyle w:val="NormalTok"/>
         </w:rPr>
-        <w:t xml:space="preserve">ace-degerlendirme</w:t>
+        <w:t xml:space="preserve">ace-evaluation</w:t>
       </w:r>
       <w:r>
         <w:br/>
@@ -19313,7 +21632,7 @@
         <w:rPr>
           <w:rStyle w:val="NormalTok"/>
         </w:rPr>
-        <w:t xml:space="preserve"> code/week-02/12-ace-degerlendirme</w:t>
+        <w:t xml:space="preserve"> code/week-02/12-ace-evaluation</w:t>
       </w:r>
       <w:r>
         <w:br/>
@@ -19351,7 +21670,7 @@
         <w:rPr>
           <w:rStyle w:val="VerbatimChar"/>
         </w:rPr>
-        <w:t xml:space="preserve">== SENARYO: 1a - kitaptaki DACL, ayse Pazarlama uyesi ==</w:t>
+        <w:t xml:space="preserve">== SCENARIO: 1a - the book's DACL, alice is a Marketing member ==</w:t>
       </w:r>
       <w:r>
         <w:br/>
@@ -19360,7 +21679,7 @@
         <w:rPr>
           <w:rStyle w:val="VerbatimChar"/>
         </w:rPr>
-        <w:t xml:space="preserve">    1. RET  Herkes         TAM</w:t>
+        <w:t xml:space="preserve">    1. DENY  Everyone       FULL</w:t>
       </w:r>
       <w:r>
         <w:br/>
@@ -19369,7 +21688,7 @@
         <w:rPr>
           <w:rStyle w:val="VerbatimChar"/>
         </w:rPr>
-        <w:t xml:space="preserve">    2. IZIN Pazarlama      YAZ</w:t>
+        <w:t xml:space="preserve">    2. ALLOW Marketing      WRITE</w:t>
       </w:r>
       <w:r>
         <w:br/>
@@ -19378,7 +21697,7 @@
         <w:rPr>
           <w:rStyle w:val="VerbatimChar"/>
         </w:rPr>
-        <w:t xml:space="preserve">    3. IZIN Herkes         OKU</w:t>
+        <w:t xml:space="preserve">    3. ALLOW Everyone       READ</w:t>
       </w:r>
       <w:r>
         <w:br/>
@@ -19387,7 +21706,7 @@
         <w:rPr>
           <w:rStyle w:val="VerbatimChar"/>
         </w:rPr>
-        <w:t xml:space="preserve">  Istek YAZ:</w:t>
+        <w:t xml:space="preserve">  Request WRITE:</w:t>
       </w:r>
       <w:r>
         <w:br/>
@@ -19396,7 +21715,7 @@
         <w:rPr>
           <w:rStyle w:val="VerbatimChar"/>
         </w:rPr>
-        <w:t xml:space="preserve">    ACE 1 RET  Herkes        -&gt; eslesti; YAZ reddedildi</w:t>
+        <w:t xml:space="preserve">    ACE 1 DENY  Everyone      -&gt; matched; WRITE denied</w:t>
       </w:r>
       <w:r>
         <w:br/>
@@ -19405,7 +21724,7 @@
         <w:rPr>
           <w:rStyle w:val="VerbatimChar"/>
         </w:rPr>
-        <w:t xml:space="preserve">  =&gt; RED  (ACE 1: sonraki ACE'lere bakilmaz)</w:t>
+        <w:t xml:space="preserve">  =&gt; DENY  (ACE 1: later ACEs are never consulted)</w:t>
       </w:r>
       <w:r>
         <w:br/>
@@ -19414,7 +21733,7 @@
         <w:rPr>
           <w:rStyle w:val="VerbatimChar"/>
         </w:rPr>
-        <w:t xml:space="preserve">== SENARYO: 1b - ayni ACE'ler, IZIN once (kanonik degil) ==</w:t>
+        <w:t xml:space="preserve">== SCENARIO: 1b - the same ACEs, ALLOW first (not canonical) ==</w:t>
       </w:r>
       <w:r>
         <w:br/>
@@ -19423,7 +21742,7 @@
         <w:rPr>
           <w:rStyle w:val="VerbatimChar"/>
         </w:rPr>
-        <w:t xml:space="preserve">    ACE 1 IZIN Pazarlama     -&gt; verildi YAZ (eksik: -)</w:t>
+        <w:t xml:space="preserve">    ACE 1 ALLOW Marketing     -&gt; granted WRITE (missing: -)</w:t>
       </w:r>
       <w:r>
         <w:br/>
@@ -19432,7 +21751,7 @@
         <w:rPr>
           <w:rStyle w:val="VerbatimChar"/>
         </w:rPr>
-        <w:t xml:space="preserve">  =&gt; IZIN  (tum istenen haklar verildi)</w:t>
+        <w:t xml:space="preserve">  =&gt; ALLOW  (every requested right was granted)</w:t>
       </w:r>
       <w:r>
         <w:br/>
@@ -19441,7 +21760,7 @@
         <w:rPr>
           <w:rStyle w:val="VerbatimChar"/>
         </w:rPr>
-        <w:t xml:space="preserve">== SENARYO: 2a - NULL DACL, istegi yapan yabanci bir hesap ==</w:t>
+        <w:t xml:space="preserve">== SCENARIO: 2a - a NULL DACL, the requester is an unrelated account ==</w:t>
       </w:r>
       <w:r>
         <w:br/>
@@ -19450,7 +21769,7 @@
         <w:rPr>
           <w:rStyle w:val="VerbatimChar"/>
         </w:rPr>
-        <w:t xml:space="preserve">  =&gt; IZIN  (TEHLIKE: SAHIP_AL ve IZIN_YAZ dahil!)</w:t>
+        <w:t xml:space="preserve">  =&gt; ALLOW  (DANGER: including TAKE_OWNER and WRITE_DAC!)</w:t>
       </w:r>
       <w:r>
         <w:br/>
@@ -19459,7 +21778,7 @@
         <w:rPr>
           <w:rStyle w:val="VerbatimChar"/>
         </w:rPr>
-        <w:t xml:space="preserve">== SENARYO: 2b - BOS DACL, ayni yabanci hesap ==</w:t>
+        <w:t xml:space="preserve">== SCENARIO: 2b - an EMPTY DACL, the same unrelated account ==</w:t>
       </w:r>
       <w:r>
         <w:br/>
@@ -19468,7 +21787,7 @@
         <w:rPr>
           <w:rStyle w:val="VerbatimChar"/>
         </w:rPr>
-        <w:t xml:space="preserve">  =&gt; RED  (eksik: OKU)</w:t>
+        <w:t xml:space="preserve">  =&gt; DENY  (missing: READ)</w:t>
       </w:r>
       <w:r>
         <w:br/>
@@ -19477,7 +21796,7 @@
         <w:rPr>
           <w:rStyle w:val="VerbatimChar"/>
         </w:rPr>
-        <w:t xml:space="preserve">== SENARYO: 3b - kalitim kesildi (sil) ==</w:t>
+        <w:t xml:space="preserve">== SCENARIO: 3b - inheritance broken (removed) ==</w:t>
       </w:r>
       <w:r>
         <w:br/>
@@ -19486,7 +21805,7 @@
         <w:rPr>
           <w:rStyle w:val="VerbatimChar"/>
         </w:rPr>
-        <w:t xml:space="preserve">  =&gt; RED  (liste bitti; eksik: OKU)</w:t>
+        <w:t xml:space="preserve">  =&gt; DENY  (the list ended; missing: READ)</w:t>
       </w:r>
     </w:p>
     <w:p>
@@ -19516,7 +21835,7 @@
         <w:rPr>
           <w:rStyle w:val="VerbatimChar"/>
         </w:rPr>
-        <w:t xml:space="preserve">ayse</w:t>
+        <w:t xml:space="preserve">alice</w:t>
       </w:r>
       <w:r>
         <w:t xml:space="preserve"> </w:t>
@@ -19603,6 +21922,133 @@
     </w:p>
     <w:p>
       <w:pPr>
+        <w:pStyle w:val="BodyText"/>
+      </w:pPr>
+      <w:r>
+        <w:t xml:space="preserve">The animation below steps through</w:t>
+      </w:r>
+      <w:r>
+        <w:t xml:space="preserve"> </w:t>
+      </w:r>
+      <w:r>
+        <w:rPr>
+          <w:rStyle w:val="VerbatimChar"/>
+        </w:rPr>
+        <w:t xml:space="preserve">ace.c</w:t>
+      </w:r>
+      <w:r>
+        <w:t xml:space="preserve">’s ACE evaluation loop: how each ACE is compared against the SIDs</w:t>
+      </w:r>
+      <w:r>
+        <w:t xml:space="preserve"> </w:t>
+      </w:r>
+      <w:r>
+        <w:t xml:space="preserve">in the token, and why the first matching DENY stops the list right there.</w:t>
+      </w:r>
+    </w:p>
+    <w:p>
+      <w:pPr>
+        <w:pStyle w:val="BodyText"/>
+      </w:pPr>
+      <w:r>
+        <w:drawing>
+          <wp:inline>
+            <wp:extent cx="5111999" cy="7373442"/>
+            <wp:effectExtent b="0" l="0" r="0" t="0"/>
+            <wp:docPr descr="Windows ACE evaluation order — step by step" title="" id="130" name="Picture"/>
+            <a:graphic>
+              <a:graphicData uri="http://schemas.openxmlformats.org/drawingml/2006/picture">
+                <pic:pic>
+                  <pic:nvPicPr>
+                    <pic:cNvPr descr="windows-ace-evaluation-order.en.png" id="131" name="Picture"/>
+                    <pic:cNvPicPr>
+                      <a:picLocks noChangeArrowheads="1" noChangeAspect="1"/>
+                    </pic:cNvPicPr>
+                  </pic:nvPicPr>
+                  <pic:blipFill>
+                    <a:blip r:embed="rId129"/>
+                    <a:stretch>
+                      <a:fillRect/>
+                    </a:stretch>
+                  </pic:blipFill>
+                  <pic:spPr bwMode="auto">
+                    <a:xfrm>
+                      <a:off x="0" y="0"/>
+                      <a:ext cx="5111999" cy="7373442"/>
+                    </a:xfrm>
+                    <a:prstGeom prst="rect">
+                      <a:avLst/>
+                    </a:prstGeom>
+                    <a:noFill/>
+                    <a:ln w="9525">
+                      <a:noFill/>
+                      <a:headEnd/>
+                      <a:tailEnd/>
+                    </a:ln>
+                  </pic:spPr>
+                </pic:pic>
+              </a:graphicData>
+            </a:graphic>
+          </wp:inline>
+        </w:drawing>
+      </w:r>
+    </w:p>
+    <w:p>
+      <w:pPr>
+        <w:pStyle w:val="BodyText"/>
+      </w:pPr>
+      <w:r>
+        <w:t xml:space="preserve">Try</w:t>
+      </w:r>
+      <w:r>
+        <w:t xml:space="preserve"> </w:t>
+      </w:r>
+      <w:r>
+        <w:rPr>
+          <w:b/>
+          <w:bCs/>
+        </w:rPr>
+        <w:t xml:space="preserve">Normal: two ALLOW ACEs together build up the full grant</w:t>
+      </w:r>
+      <w:r>
+        <w:t xml:space="preserve"> </w:t>
+      </w:r>
+      <w:r>
+        <w:t xml:space="preserve">and</w:t>
+      </w:r>
+      <w:r>
+        <w:t xml:space="preserve"> </w:t>
+      </w:r>
+      <w:r>
+        <w:rPr>
+          <w:b/>
+          <w:bCs/>
+        </w:rPr>
+        <w:t xml:space="preserve">Hard: if ALLOW comes first, DENY may</w:t>
+      </w:r>
+      <w:r>
+        <w:rPr>
+          <w:b/>
+          <w:bCs/>
+        </w:rPr>
+        <w:t xml:space="preserve"> </w:t>
+      </w:r>
+      <w:r>
+        <w:rPr>
+          <w:b/>
+          <w:bCs/>
+        </w:rPr>
+        <w:t xml:space="preserve">never be seen (non-canonical order)</w:t>
+      </w:r>
+      <w:r>
+        <w:t xml:space="preserve"> </w:t>
+      </w:r>
+      <w:r>
+        <w:t xml:space="preserve">from the preset picker.</w:t>
+      </w:r>
+    </w:p>
+    <w:p>
+      <w:pPr>
         <w:pStyle w:val="BlockText"/>
       </w:pPr>
       <w:r>
@@ -19678,8 +22124,8 @@
         <w:t xml:space="preserve">NULL DACL, and non-canonical order.</w:t>
       </w:r>
     </w:p>
-    <w:bookmarkEnd w:id="102"/>
-    <w:bookmarkStart w:id="103" w:name="X5979ce83699d49d69988c4d0cc963062cd7861e"/>
+    <w:bookmarkEnd w:id="132"/>
+    <w:bookmarkStart w:id="136" w:name="X5979ce83699d49d69988c4d0cc963062cd7861e"/>
     <w:p>
       <w:pPr>
         <w:pStyle w:val="Heading3"/>
@@ -19959,7 +22405,7 @@
           <w:b/>
           <w:bCs/>
         </w:rPr>
-        <w:t xml:space="preserve">code/week-02/13-unix-izin-umask</w:t>
+        <w:t xml:space="preserve">code/week-02/13-unix-permissions-umask</w:t>
       </w:r>
       <w:r>
         <w:rPr>
@@ -20015,7 +22461,7 @@
         <w:rPr>
           <w:rStyle w:val="VerbatimChar"/>
         </w:rPr>
-        <w:t xml:space="preserve">cikti/</w:t>
+        <w:t xml:space="preserve">output/</w:t>
       </w:r>
       <w:r>
         <w:t xml:space="preserve"> </w:t>
@@ -20127,7 +22573,7 @@
         <w:rPr>
           <w:rStyle w:val="NormalTok"/>
         </w:rPr>
-        <w:t xml:space="preserve">unix-izin-umask</w:t>
+        <w:t xml:space="preserve">unix-permissions-umask</w:t>
       </w:r>
       <w:r>
         <w:br/>
@@ -20183,7 +22629,7 @@
         <w:rPr>
           <w:rStyle w:val="NormalTok"/>
         </w:rPr>
-        <w:t xml:space="preserve"> code/week-02/13-unix-izin-umask</w:t>
+        <w:t xml:space="preserve"> code/week-02/13-unix-permissions-umask</w:t>
       </w:r>
       <w:r>
         <w:br/>
@@ -20221,7 +22667,7 @@
         <w:rPr>
           <w:rStyle w:val="VerbatimChar"/>
         </w:rPr>
-        <w:t xml:space="preserve">A) Cekirdek izin denetimi: ilk eslesen sinif karar verir</w:t>
+        <w:t xml:space="preserve">A) Kernel permission check: the first matching class decides</w:t>
       </w:r>
       <w:r>
         <w:br/>
@@ -20230,7 +22676,7 @@
         <w:rPr>
           <w:rStyle w:val="VerbatimChar"/>
         </w:rPr>
-        <w:t xml:space="preserve">  surec   istek dosya         sahip:grup     izinler     sinif -&gt; karar</w:t>
+        <w:t xml:space="preserve">  process request  file          owner:group    perms       class -&gt; decision</w:t>
       </w:r>
       <w:r>
         <w:br/>
@@ -20239,7 +22685,7 @@
         <w:rPr>
           <w:rStyle w:val="VerbatimChar"/>
         </w:rPr>
-        <w:t xml:space="preserve">  mehmet  yaz   rapor.txt     ayse:muhasebe  rw-r-----   grup -&gt; RED</w:t>
+        <w:t xml:space="preserve">  mark    write    report.txt    alice:accounting rw-r-----   group -&gt; DENY</w:t>
       </w:r>
       <w:r>
         <w:br/>
@@ -20248,7 +22694,7 @@
         <w:rPr>
           <w:rStyle w:val="VerbatimChar"/>
         </w:rPr>
-        <w:t xml:space="preserve">  ayse    oku   paradoks.txt  ayse:muhasebe  ---rwxrwx   sahip -&gt; RED</w:t>
+        <w:t xml:space="preserve">  alice   read     paradox.txt   alice:accounting ---rwxrwx   owner -&gt; DENY</w:t>
       </w:r>
       <w:r>
         <w:br/>
@@ -20257,7 +22703,7 @@
         <w:rPr>
           <w:rStyle w:val="VerbatimChar"/>
         </w:rPr>
-        <w:t xml:space="preserve">  zeynep  oku   paradoks.txt  ayse:muhasebe  ---rwxrwx   diger -&gt; IZIN</w:t>
+        <w:t xml:space="preserve">  zoe     read     paradox.txt   alice:accounting ---rwxrwx   other -&gt; ALLOW</w:t>
       </w:r>
       <w:r>
         <w:br/>
@@ -20266,7 +22712,7 @@
         <w:rPr>
           <w:rStyle w:val="VerbatimChar"/>
         </w:rPr>
-        <w:t xml:space="preserve">   ^ ayse paradoks.txt'yi OKUYAMAZ: sahip sinifi secildi ve</w:t>
+        <w:t xml:space="preserve">   ^ alice CANNOT READ paradox.txt: the owner class was picked and</w:t>
       </w:r>
       <w:r>
         <w:br/>
@@ -20275,7 +22721,7 @@
         <w:rPr>
           <w:rStyle w:val="VerbatimChar"/>
         </w:rPr>
-        <w:t xml:space="preserve">     sahip bitleri '---'; grup/diger bitlerine hic bakilmaz.</w:t>
+        <w:t xml:space="preserve">     the owner bits are '---'; the group/other bits are never consulted.</w:t>
       </w:r>
       <w:r>
         <w:br/>
@@ -20284,7 +22730,7 @@
         <w:rPr>
           <w:rStyle w:val="VerbatimChar"/>
         </w:rPr>
-        <w:t xml:space="preserve">B) umask: gercek izin = istenen &amp; ~umask (Tarif 2.7)</w:t>
+        <w:t xml:space="preserve">B) umask: the real permission = requested &amp; ~umask (Recipe 2.7)</w:t>
       </w:r>
       <w:r>
         <w:br/>
@@ -20293,7 +22739,7 @@
         <w:rPr>
           <w:rStyle w:val="VerbatimChar"/>
         </w:rPr>
-        <w:t xml:space="preserve">  istenen   umask 000    umask 022    umask 077</w:t>
+        <w:t xml:space="preserve">  requested umask 000    umask 022    umask 077</w:t>
       </w:r>
       <w:r>
         <w:br/>
@@ -20311,7 +22757,7 @@
         <w:rPr>
           <w:rStyle w:val="VerbatimChar"/>
         </w:rPr>
-        <w:t xml:space="preserve">C) setuid benzetimi: sahibi root olan setuid bir programi</w:t>
+        <w:t xml:space="preserve">C) setuid simulation: alice (uid 1001) runs a setuid program</w:t>
       </w:r>
       <w:r>
         <w:br/>
@@ -20320,7 +22766,7 @@
         <w:rPr>
           <w:rStyle w:val="VerbatimChar"/>
         </w:rPr>
-        <w:t xml:space="preserve">   ayse (uid 1001) calistiriyor. exec: etkin=sakli=0 olur.</w:t>
+        <w:t xml:space="preserve">   owned by root. After exec: effective=saved=0.</w:t>
       </w:r>
       <w:r>
         <w:br/>
@@ -20329,7 +22775,7 @@
         <w:rPr>
           <w:rStyle w:val="VerbatimChar"/>
         </w:rPr>
-        <w:t xml:space="preserve">    seteuid(1001)                  r/e/s=1001/1001/0 g=1001 tamam</w:t>
+        <w:t xml:space="preserve">    seteuid(1001)                  r/e/s=1001/1001/0 g=1001 ok</w:t>
       </w:r>
     </w:p>
     <w:p>
@@ -20346,7 +22792,7 @@
         <w:rPr>
           <w:rStyle w:val="VerbatimChar"/>
         </w:rPr>
-        <w:t xml:space="preserve">paradoks.txt</w:t>
+        <w:t xml:space="preserve">paradox.txt</w:t>
       </w:r>
       <w:r>
         <w:t xml:space="preserve"> </w:t>
@@ -20361,7 +22807,7 @@
         <w:rPr>
           <w:rStyle w:val="VerbatimChar"/>
         </w:rPr>
-        <w:t xml:space="preserve">ayse</w:t>
+        <w:t xml:space="preserve">alice</w:t>
       </w:r>
       <w:r>
         <w:t xml:space="preserve">, the file’s owner, cannot read it, yet</w:t>
@@ -20373,7 +22819,7 @@
         <w:rPr>
           <w:rStyle w:val="VerbatimChar"/>
         </w:rPr>
-        <w:t xml:space="preserve">zeynep</w:t>
+        <w:t xml:space="preserve">zoe</w:t>
       </w:r>
       <w:r>
         <w:t xml:space="preserve">, who</w:t>
@@ -20463,8 +22909,199 @@
         <w:t xml:space="preserve">result.</w:t>
       </w:r>
     </w:p>
-    <w:bookmarkEnd w:id="103"/>
-    <w:bookmarkStart w:id="104" w:name="X898c3c59ac2211eea8eb7705afa3e08b15b5603"/>
+    <w:p>
+      <w:pPr>
+        <w:pStyle w:val="BodyText"/>
+      </w:pPr>
+      <w:r>
+        <w:t xml:space="preserve">The animation below steps through</w:t>
+      </w:r>
+      <w:r>
+        <w:t xml:space="preserve"> </w:t>
+      </w:r>
+      <w:r>
+        <w:rPr>
+          <w:rStyle w:val="VerbatimChar"/>
+        </w:rPr>
+        <w:t xml:space="preserve">permissions.c</w:t>
+      </w:r>
+      <w:r>
+        <w:t xml:space="preserve">’s permission check and its</w:t>
+      </w:r>
+      <w:r>
+        <w:t xml:space="preserve"> </w:t>
+      </w:r>
+      <w:r>
+        <w:rPr>
+          <w:rStyle w:val="VerbatimChar"/>
+        </w:rPr>
+        <w:t xml:space="preserve">umask</w:t>
+      </w:r>
+      <w:r>
+        <w:t xml:space="preserve"> </w:t>
+      </w:r>
+      <w:r>
+        <w:t xml:space="preserve">calculation: how the</w:t>
+      </w:r>
+      <w:r>
+        <w:t xml:space="preserve"> </w:t>
+      </w:r>
+      <w:r>
+        <w:t xml:space="preserve">root/owner/group/other class gets picked, and the</w:t>
+      </w:r>
+      <w:r>
+        <w:t xml:space="preserve"> </w:t>
+      </w:r>
+      <w:r>
+        <w:rPr>
+          <w:rStyle w:val="VerbatimChar"/>
+        </w:rPr>
+        <w:t xml:space="preserve">requested &amp; ~umask</w:t>
+      </w:r>
+      <w:r>
+        <w:t xml:space="preserve"> </w:t>
+      </w:r>
+      <w:r>
+        <w:t xml:space="preserve">bit operation.</w:t>
+      </w:r>
+    </w:p>
+    <w:p>
+      <w:pPr>
+        <w:pStyle w:val="BodyText"/>
+      </w:pPr>
+      <w:r>
+        <w:drawing>
+          <wp:inline>
+            <wp:extent cx="5111999" cy="2223434"/>
+            <wp:effectExtent b="0" l="0" r="0" t="0"/>
+            <wp:docPr descr="Unix permission check and umask — step by step" title="" id="134" name="Picture"/>
+            <a:graphic>
+              <a:graphicData uri="http://schemas.openxmlformats.org/drawingml/2006/picture">
+                <pic:pic>
+                  <pic:nvPicPr>
+                    <pic:cNvPr descr="unix-permission-check.en.png" id="135" name="Picture"/>
+                    <pic:cNvPicPr>
+                      <a:picLocks noChangeArrowheads="1" noChangeAspect="1"/>
+                    </pic:cNvPicPr>
+                  </pic:nvPicPr>
+                  <pic:blipFill>
+                    <a:blip r:embed="rId133"/>
+                    <a:stretch>
+                      <a:fillRect/>
+                    </a:stretch>
+                  </pic:blipFill>
+                  <pic:spPr bwMode="auto">
+                    <a:xfrm>
+                      <a:off x="0" y="0"/>
+                      <a:ext cx="5111999" cy="2223434"/>
+                    </a:xfrm>
+                    <a:prstGeom prst="rect">
+                      <a:avLst/>
+                    </a:prstGeom>
+                    <a:noFill/>
+                    <a:ln w="9525">
+                      <a:noFill/>
+                      <a:headEnd/>
+                      <a:tailEnd/>
+                    </a:ln>
+                  </pic:spPr>
+                </pic:pic>
+              </a:graphicData>
+            </a:graphic>
+          </wp:inline>
+        </w:drawing>
+      </w:r>
+    </w:p>
+    <w:p>
+      <w:pPr>
+        <w:pStyle w:val="BodyText"/>
+      </w:pPr>
+      <w:r>
+        <w:t xml:space="preserve">Try</w:t>
+      </w:r>
+      <w:r>
+        <w:t xml:space="preserve"> </w:t>
+      </w:r>
+      <w:r>
+        <w:rPr>
+          <w:b/>
+          <w:bCs/>
+        </w:rPr>
+        <w:t xml:space="preserve">Normal: the owner reads, it is allowed</w:t>
+      </w:r>
+      <w:r>
+        <w:t xml:space="preserve"> </w:t>
+      </w:r>
+      <w:r>
+        <w:t xml:space="preserve">and</w:t>
+      </w:r>
+      <w:r>
+        <w:t xml:space="preserve"> </w:t>
+      </w:r>
+      <w:r>
+        <w:rPr>
+          <w:b/>
+          <w:bCs/>
+        </w:rPr>
+        <w:t xml:space="preserve">Hard: the</w:t>
+      </w:r>
+      <w:r>
+        <w:rPr>
+          <w:b/>
+          <w:bCs/>
+        </w:rPr>
+        <w:t xml:space="preserve"> </w:t>
+      </w:r>
+      <w:r>
+        <w:rPr>
+          <w:b/>
+          <w:bCs/>
+        </w:rPr>
+        <w:t xml:space="preserve">“owner can’t read”</w:t>
+      </w:r>
+      <w:r>
+        <w:rPr>
+          <w:b/>
+          <w:bCs/>
+        </w:rPr>
+        <w:t xml:space="preserve"> </w:t>
+      </w:r>
+      <w:r>
+        <w:rPr>
+          <w:b/>
+          <w:bCs/>
+        </w:rPr>
+        <w:t xml:space="preserve">paradox (owner bits are</w:t>
+      </w:r>
+      <w:r>
+        <w:rPr>
+          <w:b/>
+          <w:bCs/>
+        </w:rPr>
+        <w:t xml:space="preserve"> </w:t>
+      </w:r>
+      <w:r>
+        <w:rPr>
+          <w:b/>
+          <w:bCs/>
+        </w:rPr>
+        <w:t xml:space="preserve">off)</w:t>
+      </w:r>
+      <w:r>
+        <w:t xml:space="preserve"> </w:t>
+      </w:r>
+      <w:r>
+        <w:t xml:space="preserve">from the preset picker; also look at the dangerous edge case where umask 000 opens a 0666 request to</w:t>
+      </w:r>
+      <w:r>
+        <w:t xml:space="preserve"> </w:t>
+      </w:r>
+      <w:r>
+        <w:t xml:space="preserve">everyone.</w:t>
+      </w:r>
+    </w:p>
+    <w:bookmarkEnd w:id="136"/>
+    <w:bookmarkStart w:id="140" w:name="X898c3c59ac2211eea8eb7705afa3e08b15b5603"/>
     <w:p>
       <w:pPr>
         <w:pStyle w:val="Heading3"/>
@@ -20819,7 +23456,7 @@
         <w:rPr>
           <w:rStyle w:val="VerbatimChar"/>
         </w:rPr>
-        <w:t xml:space="preserve">== 1 - RBAC: rol atama ve gorev ayriligi (SSD/DSD) ==</w:t>
+        <w:t xml:space="preserve">== 1 - RBAC: role assignment and separation of duty (SSD/DSD) ==</w:t>
       </w:r>
       <w:r>
         <w:br/>
@@ -20828,7 +23465,7 @@
         <w:rPr>
           <w:rStyle w:val="VerbatimChar"/>
         </w:rPr>
-        <w:t xml:space="preserve">[01] ATA cem GISE</w:t>
+        <w:t xml:space="preserve">[01] ASSIGN carl TELLER</w:t>
       </w:r>
       <w:r>
         <w:br/>
@@ -20837,7 +23474,7 @@
         <w:rPr>
           <w:rStyle w:val="VerbatimChar"/>
         </w:rPr>
-        <w:t xml:space="preserve">     SSD(GISE,ONAYCI): cem ikisini birden tasiyamaz -&gt; RED</w:t>
+        <w:t xml:space="preserve">     SSD(TELLER,APPROVER): carl cannot hold both -&gt; DENY</w:t>
       </w:r>
       <w:r>
         <w:br/>
@@ -20846,7 +23483,7 @@
         <w:rPr>
           <w:rStyle w:val="VerbatimChar"/>
         </w:rPr>
-        <w:t xml:space="preserve">[04] OTURUM deniz GISE,DENETCI</w:t>
+        <w:t xml:space="preserve">[04] SESSION dana TELLER,AUDITOR</w:t>
       </w:r>
       <w:r>
         <w:br/>
@@ -20855,7 +23492,7 @@
         <w:rPr>
           <w:rStyle w:val="VerbatimChar"/>
         </w:rPr>
-        <w:t xml:space="preserve">     DSD(GISE,DENETCI): ayni oturumda ikisi birden etkin olamaz -&gt; RED</w:t>
+        <w:t xml:space="preserve">     DSD(TELLER,AUDITOR): both cannot be active in the same session -&gt; DENY</w:t>
       </w:r>
       <w:r>
         <w:br/>
@@ -20864,7 +23501,7 @@
         <w:rPr>
           <w:rStyle w:val="VerbatimChar"/>
         </w:rPr>
-        <w:t xml:space="preserve">[05] OTURUM deniz DENETCI</w:t>
+        <w:t xml:space="preserve">[05] SESSION dana AUDITOR</w:t>
       </w:r>
       <w:r>
         <w:br/>
@@ -20873,7 +23510,7 @@
         <w:rPr>
           <w:rStyle w:val="VerbatimChar"/>
         </w:rPr>
-        <w:t xml:space="preserve">     oturum acildi; etkin: DENETCI</w:t>
+        <w:t xml:space="preserve">     session opened; active: AUDITOR</w:t>
       </w:r>
       <w:r>
         <w:br/>
@@ -20882,7 +23519,7 @@
         <w:rPr>
           <w:rStyle w:val="VerbatimChar"/>
         </w:rPr>
-        <w:t xml:space="preserve">== 2 - Clark-Wilson: CDI'ya yalniz sertifikali TP dokunur ==</w:t>
+        <w:t xml:space="preserve">== 2 - Clark-Wilson: only a certified TP touches a CDI ==</w:t>
       </w:r>
       <w:r>
         <w:br/>
@@ -20891,7 +23528,7 @@
         <w:rPr>
           <w:rStyle w:val="VerbatimChar"/>
         </w:rPr>
-        <w:t xml:space="preserve">== 3 - Gorev ayriligi: buyuk havaleye ikinci kisi onayi ==</w:t>
+        <w:t xml:space="preserve">== 3 - Separation of duty: a large transfer needs a second person's approval ==</w:t>
       </w:r>
       <w:r>
         <w:br/>
@@ -20900,7 +23537,7 @@
         <w:rPr>
           <w:rStyle w:val="VerbatimChar"/>
         </w:rPr>
-        <w:t xml:space="preserve">[20] deniz IVP</w:t>
+        <w:t xml:space="preserve">[20] dana IVP</w:t>
       </w:r>
       <w:r>
         <w:br/>
@@ -20909,7 +23546,7 @@
         <w:rPr>
           <w:rStyle w:val="VerbatimChar"/>
         </w:rPr>
-        <w:t xml:space="preserve">     IVP defterden beklenen toplam 20250, bulunan 20250</w:t>
+        <w:t xml:space="preserve">     IVP expected total from the ledger 20250, found 20250</w:t>
       </w:r>
       <w:r>
         <w:br/>
@@ -20918,7 +23555,43 @@
         <w:rPr>
           <w:rStyle w:val="VerbatimChar"/>
         </w:rPr>
-        <w:t xml:space="preserve">== 4 - Hatali bir TP sertifikalanirsa IVP yakalar ==</w:t>
+        <w:t xml:space="preserve">  =&gt; CONSISTENT (C1: the CDIs are in a valid state)</w:t>
+      </w:r>
+      <w:r>
+        <w:br/>
+      </w:r>
+      <w:r>
+        <w:rPr>
+          <w:rStyle w:val="VerbatimChar"/>
+        </w:rPr>
+        <w:t xml:space="preserve">== 4 - If a broken TP gets certified, the IVP catches it ==</w:t>
+      </w:r>
+      <w:r>
+        <w:br/>
+      </w:r>
+      <w:r>
+        <w:rPr>
+          <w:rStyle w:val="VerbatimChar"/>
+        </w:rPr>
+        <w:t xml:space="preserve">[31] dana IVP</w:t>
+      </w:r>
+      <w:r>
+        <w:br/>
+      </w:r>
+      <w:r>
+        <w:rPr>
+          <w:rStyle w:val="VerbatimChar"/>
+        </w:rPr>
+        <w:t xml:space="preserve">     IVP expected total from the ledger 20250, found 20220</w:t>
+      </w:r>
+      <w:r>
+        <w:br/>
+      </w:r>
+      <w:r>
+        <w:rPr>
+          <w:rStyle w:val="VerbatimChar"/>
+        </w:rPr>
+        <w:t xml:space="preserve">  =&gt; INCONSISTENT! difference -30: a TP is broken, or a CDI changed outside a TP</w:t>
       </w:r>
     </w:p>
     <w:p>
@@ -20976,6 +23649,133 @@
       </w:r>
       <w:r>
         <w:t xml:space="preserve">the data.</w:t>
+      </w:r>
+    </w:p>
+    <w:p>
+      <w:pPr>
+        <w:pStyle w:val="BodyText"/>
+      </w:pPr>
+      <w:r>
+        <w:t xml:space="preserve">The animation below steps through</w:t>
+      </w:r>
+      <w:r>
+        <w:t xml:space="preserve"> </w:t>
+      </w:r>
+      <w:r>
+        <w:rPr>
+          <w:rStyle w:val="VerbatimChar"/>
+        </w:rPr>
+        <w:t xml:space="preserve">bank.c</w:t>
+      </w:r>
+      <w:r>
+        <w:t xml:space="preserve">’s E1–E4 gates in order (is the role held, is the TP certified, is</w:t>
+      </w:r>
+      <w:r>
+        <w:t xml:space="preserve"> </w:t>
+      </w:r>
+      <w:r>
+        <w:t xml:space="preserve">there an open session, does only a TP touch the CDI): which gate stops a request, and which gates pass.</w:t>
+      </w:r>
+    </w:p>
+    <w:p>
+      <w:pPr>
+        <w:pStyle w:val="BodyText"/>
+      </w:pPr>
+      <w:r>
+        <w:drawing>
+          <wp:inline>
+            <wp:extent cx="5111999" cy="8817724"/>
+            <wp:effectExtent b="0" l="0" r="0" t="0"/>
+            <wp:docPr descr="RBAC + Clark–Wilson: transaction check gates — step by step" title="" id="138" name="Picture"/>
+            <a:graphic>
+              <a:graphicData uri="http://schemas.openxmlformats.org/drawingml/2006/picture">
+                <pic:pic>
+                  <pic:nvPicPr>
+                    <pic:cNvPr descr="rbac-clark-wilson-transaction-check.en.png" id="139" name="Picture"/>
+                    <pic:cNvPicPr>
+                      <a:picLocks noChangeArrowheads="1" noChangeAspect="1"/>
+                    </pic:cNvPicPr>
+                  </pic:nvPicPr>
+                  <pic:blipFill>
+                    <a:blip r:embed="rId137"/>
+                    <a:stretch>
+                      <a:fillRect/>
+                    </a:stretch>
+                  </pic:blipFill>
+                  <pic:spPr bwMode="auto">
+                    <a:xfrm>
+                      <a:off x="0" y="0"/>
+                      <a:ext cx="5111999" cy="8817724"/>
+                    </a:xfrm>
+                    <a:prstGeom prst="rect">
+                      <a:avLst/>
+                    </a:prstGeom>
+                    <a:noFill/>
+                    <a:ln w="9525">
+                      <a:noFill/>
+                      <a:headEnd/>
+                      <a:tailEnd/>
+                    </a:ln>
+                  </pic:spPr>
+                </pic:pic>
+              </a:graphicData>
+            </a:graphic>
+          </wp:inline>
+        </w:drawing>
+      </w:r>
+    </w:p>
+    <w:p>
+      <w:pPr>
+        <w:pStyle w:val="BodyText"/>
+      </w:pPr>
+      <w:r>
+        <w:t xml:space="preserve">Try</w:t>
+      </w:r>
+      <w:r>
+        <w:t xml:space="preserve"> </w:t>
+      </w:r>
+      <w:r>
+        <w:rPr>
+          <w:b/>
+          <w:bCs/>
+        </w:rPr>
+        <w:t xml:space="preserve">Normal: all five gates pass, the TP runs</w:t>
+      </w:r>
+      <w:r>
+        <w:t xml:space="preserve"> </w:t>
+      </w:r>
+      <w:r>
+        <w:t xml:space="preserve">and</w:t>
+      </w:r>
+      <w:r>
+        <w:t xml:space="preserve"> </w:t>
+      </w:r>
+      <w:r>
+        <w:rPr>
+          <w:b/>
+          <w:bCs/>
+        </w:rPr>
+        <w:t xml:space="preserve">Hard: the role is right but the TP is not certified</w:t>
+      </w:r>
+      <w:r>
+        <w:rPr>
+          <w:b/>
+          <w:bCs/>
+        </w:rPr>
+        <w:t xml:space="preserve"> </w:t>
+      </w:r>
+      <w:r>
+        <w:rPr>
+          <w:b/>
+          <w:bCs/>
+        </w:rPr>
+        <w:t xml:space="preserve">(stops at E1)</w:t>
+      </w:r>
+      <w:r>
+        <w:t xml:space="preserve"> </w:t>
+      </w:r>
+      <w:r>
+        <w:t xml:space="preserve">from the preset picker.</w:t>
       </w:r>
     </w:p>
     <w:p>
@@ -21047,9 +23847,9 @@
         </w:pict>
       </w:r>
     </w:p>
-    <w:bookmarkEnd w:id="104"/>
-    <w:bookmarkEnd w:id="105"/>
-    <w:bookmarkStart w:id="107" w:name="X0bffd97675ee652025bfd40421643b37f2ad056"/>
+    <w:bookmarkEnd w:id="140"/>
+    <w:bookmarkEnd w:id="141"/>
+    <w:bookmarkStart w:id="143" w:name="X0bffd97675ee652025bfd40421643b37f2ad056"/>
     <w:p>
       <w:pPr>
         <w:pStyle w:val="Heading2"/>
@@ -21302,7 +24102,7 @@
             <w:pPr>
               <w:pStyle w:val="Compact"/>
             </w:pPr>
-            <w:hyperlink r:id="rId65">
+            <w:hyperlink r:id="rId77">
               <w:r>
                 <w:rPr>
                   <w:rStyle w:val="Hyperlink"/>
@@ -21377,7 +24177,7 @@
             <w:pPr>
               <w:pStyle w:val="Compact"/>
             </w:pPr>
-            <w:hyperlink r:id="rId76">
+            <w:hyperlink r:id="rId91">
               <w:r>
                 <w:rPr>
                   <w:rStyle w:val="Hyperlink"/>
@@ -21522,7 +24322,7 @@
             <w:pPr>
               <w:pStyle w:val="Compact"/>
             </w:pPr>
-            <w:hyperlink r:id="rId106">
+            <w:hyperlink r:id="rId142">
               <w:r>
                 <w:rPr>
                   <w:rStyle w:val="Hyperlink"/>
@@ -21958,8 +24758,8 @@
         </w:pict>
       </w:r>
     </w:p>
-    <w:bookmarkEnd w:id="107"/>
-    <w:bookmarkStart w:id="112" w:name="owasp-top-10-and-masvs"/>
+    <w:bookmarkEnd w:id="143"/>
+    <w:bookmarkStart w:id="148" w:name="owasp-top-10-and-masvs"/>
     <w:p>
       <w:pPr>
         <w:pStyle w:val="Heading2"/>
@@ -22030,18 +24830,18 @@
           <wp:inline>
             <wp:extent cx="5759999" cy="2521752"/>
             <wp:effectExtent b="0" l="0" r="0" t="0"/>
-            <wp:docPr descr="Where the OWASP lists and MASVS sit" title="" id="109" name="Picture"/>
+            <wp:docPr descr="Where the OWASP lists and MASVS sit" title="" id="145" name="Picture"/>
             <a:graphic>
               <a:graphicData uri="http://schemas.openxmlformats.org/drawingml/2006/picture">
                 <pic:pic>
                   <pic:nvPicPr>
-                    <pic:cNvPr descr="h02-16-owasp-masvs.png" id="110" name="Picture"/>
+                    <pic:cNvPr descr="h02-16-owasp-masvs.png" id="146" name="Picture"/>
                     <pic:cNvPicPr>
                       <a:picLocks noChangeArrowheads="1" noChangeAspect="1"/>
                     </pic:cNvPicPr>
                   </pic:nvPicPr>
                   <pic:blipFill>
-                    <a:blip r:embed="rId108"/>
+                    <a:blip r:embed="rId144"/>
                     <a:stretch>
                       <a:fillRect/>
                     </a:stretch>
@@ -22478,7 +25278,7 @@
       <w:r>
         <w:t xml:space="preserve">The topics we will cover throughout the term — code obfuscation (Weeks 9, 14), RASP (</w:t>
       </w:r>
-      <w:hyperlink r:id="rId59">
+      <w:hyperlink r:id="rId71">
         <w:r>
           <w:rPr>
             <w:rStyle w:val="Hyperlink"/>
@@ -22495,7 +25295,7 @@
       <w:r>
         <w:t xml:space="preserve">whitebox (</w:t>
       </w:r>
-      <w:hyperlink r:id="rId111">
+      <w:hyperlink r:id="rId147">
         <w:r>
           <w:rPr>
             <w:rStyle w:val="Hyperlink"/>
@@ -22634,8 +25434,8 @@
         </w:pict>
       </w:r>
     </w:p>
-    <w:bookmarkEnd w:id="112"/>
-    <w:bookmarkStart w:id="117" w:name="cve-and-cvss-which-flaw-how-severe"/>
+    <w:bookmarkEnd w:id="148"/>
+    <w:bookmarkStart w:id="156" w:name="cve-and-cvss-which-flaw-how-severe"/>
     <w:p>
       <w:pPr>
         <w:pStyle w:val="Heading2"/>
@@ -22653,18 +25453,18 @@
           <wp:inline>
             <wp:extent cx="5759999" cy="1765643"/>
             <wp:effectExtent b="0" l="0" r="0" t="0"/>
-            <wp:docPr descr="CWE, CVE, and CVSS: three separate questions" title="" id="114" name="Picture"/>
+            <wp:docPr descr="CWE, CVE, and CVSS: three separate questions" title="" id="150" name="Picture"/>
             <a:graphic>
               <a:graphicData uri="http://schemas.openxmlformats.org/drawingml/2006/picture">
                 <pic:pic>
                   <pic:nvPicPr>
-                    <pic:cNvPr descr="h02-15-cwe-cve-cvss.png" id="115" name="Picture"/>
+                    <pic:cNvPr descr="h02-15-cwe-cve-cvss.png" id="151" name="Picture"/>
                     <pic:cNvPicPr>
                       <a:picLocks noChangeArrowheads="1" noChangeAspect="1"/>
                     </pic:cNvPicPr>
                   </pic:nvPicPr>
                   <pic:blipFill>
-                    <a:blip r:embed="rId113"/>
+                    <a:blip r:embed="rId149"/>
                     <a:stretch>
                       <a:fillRect/>
                     </a:stretch>
@@ -23225,7 +26025,7 @@
         </w:tc>
       </w:tr>
     </w:tbl>
-    <w:bookmarkStart w:id="116" w:name="demo-05-cvss-v3.1-base-score-calculator"/>
+    <w:bookmarkStart w:id="155" w:name="demo-05-cvss-v3.1-base-score-calculator"/>
     <w:p>
       <w:pPr>
         <w:pStyle w:val="Heading3"/>
@@ -23357,7 +26157,7 @@
         <w:rPr>
           <w:rStyle w:val="VerbatimChar"/>
         </w:rPr>
-        <w:t xml:space="preserve">python3 cvss.py --ornekler</w:t>
+        <w:t xml:space="preserve">python3 cvss.py --examples</w:t>
       </w:r>
       <w:r>
         <w:t xml:space="preserve"> </w:t>
@@ -23372,7 +26172,7 @@
         <w:rPr>
           <w:rStyle w:val="VerbatimChar"/>
         </w:rPr>
-        <w:t xml:space="preserve">py -3 cvss.py --ornekler</w:t>
+        <w:t xml:space="preserve">py -3.12 cvss.py --examples</w:t>
       </w:r>
       <w:r>
         <w:t xml:space="preserve">).</w:t>
@@ -23398,7 +26198,7 @@
         <w:rPr>
           <w:rStyle w:val="VerbatimChar"/>
         </w:rPr>
-        <w:t xml:space="preserve">  1) Uzaktan, kimlik gerektirmeyen tam ele gecirme</w:t>
+        <w:t xml:space="preserve">  1) Remote, no authentication needed, full takeover (Heartbleed-like severity)</w:t>
       </w:r>
       <w:r>
         <w:br/>
@@ -23416,7 +26216,7 @@
         <w:rPr>
           <w:rStyle w:val="VerbatimChar"/>
         </w:rPr>
-        <w:t xml:space="preserve">    TEMEL PUAN = 9.8  |####################|  Kritik (Critical)</w:t>
+        <w:t xml:space="preserve">    BASE SCORE = 9.8  |####################|  Critical</w:t>
       </w:r>
       <w:r>
         <w:br/>
@@ -23428,7 +26228,7 @@
         <w:rPr>
           <w:rStyle w:val="VerbatimChar"/>
         </w:rPr>
-        <w:t xml:space="preserve">  2) Ayni ama KAPSAM degisti (kutu disina cikan etki) -&gt; daha yuksek</w:t>
+        <w:t xml:space="preserve">  2) The same, but the SCOPE changed (impact spills outside the box) -&gt; higher</w:t>
       </w:r>
       <w:r>
         <w:br/>
@@ -23446,7 +26246,7 @@
         <w:rPr>
           <w:rStyle w:val="VerbatimChar"/>
         </w:rPr>
-        <w:t xml:space="preserve">    TEMEL PUAN = 10.0  |####################|  Kritik (Critical)</w:t>
+        <w:t xml:space="preserve">    BASE SCORE = 10.0  |####################|  Critical</w:t>
       </w:r>
       <w:r>
         <w:br/>
@@ -23458,7 +26258,7 @@
         <w:rPr>
           <w:rStyle w:val="VerbatimChar"/>
         </w:rPr>
-        <w:t xml:space="preserve">  4) Yerel yetki yukseltme (cihaz saldirganin elinde) -&gt; yuksek</w:t>
+        <w:t xml:space="preserve">  4) Local privilege escalation (the device is in the attacker's hands) -&gt; high</w:t>
       </w:r>
       <w:r>
         <w:br/>
@@ -23476,7 +26276,7 @@
         <w:rPr>
           <w:rStyle w:val="VerbatimChar"/>
         </w:rPr>
-        <w:t xml:space="preserve">    TEMEL PUAN = 7.8  |################....|  Yuksek (High)</w:t>
+        <w:t xml:space="preserve">    BASE SCORE = 7.8  |################....|  High</w:t>
       </w:r>
     </w:p>
     <w:p>
@@ -23516,13 +26316,28 @@
         <w:t xml:space="preserve"> </w:t>
       </w:r>
       <w:r>
-        <w:t xml:space="preserve">one (7.8); when the scope changes it goes up to 10.0. We convert scores into severity</w:t>
-      </w:r>
-      <w:r>
-        <w:t xml:space="preserve"> </w:t>
-      </w:r>
-      <w:r>
-        <w:t xml:space="preserve">bands:</w:t>
+        <w:t xml:space="preserve">one (7.8); when the scope changes it goes up to 10.0. FIRST (the Forum of Incident</w:t>
+      </w:r>
+      <w:r>
+        <w:t xml:space="preserve"> </w:t>
+      </w:r>
+      <w:r>
+        <w:t xml:space="preserve">Response and Security Teams) published the CVSS v3.1 specification in June 2019 — this demo’s</w:t>
+      </w:r>
+      <w:r>
+        <w:t xml:space="preserve"> </w:t>
+      </w:r>
+      <w:r>
+        <w:rPr>
+          <w:rStyle w:val="VerbatimChar"/>
+        </w:rPr>
+        <w:t xml:space="preserve">test_cvss.py</w:t>
+      </w:r>
+      <w:r>
+        <w:t xml:space="preserve"> </w:t>
+      </w:r>
+      <w:r>
+        <w:t xml:space="preserve">is validated directly against that document’s example scores. We convert scores into severity bands:</w:t>
       </w:r>
     </w:p>
     <w:tbl>
@@ -23685,407 +26500,28 @@
     </w:tbl>
     <w:p>
       <w:pPr>
-        <w:pStyle w:val="BlockText"/>
-      </w:pPr>
-      <w:r>
-        <w:rPr>
-          <w:b/>
-          <w:bCs/>
-        </w:rPr>
-        <w:t xml:space="preserve">CVSS v4.0 in brief</w:t>
-      </w:r>
-    </w:p>
-    <w:p>
-      <w:pPr>
-        <w:pStyle w:val="BlockText"/>
-      </w:pPr>
-      <w:r>
-        <w:t xml:space="preserve">v4.0, released in 2023, fixes some of v3.1’s weaknesses: the</w:t>
-      </w:r>
-      <w:r>
-        <w:t xml:space="preserve"> </w:t>
-      </w:r>
-      <w:r>
-        <w:rPr>
-          <w:b/>
-          <w:bCs/>
-        </w:rPr>
-        <w:t xml:space="preserve">Base score is now called</w:t>
-      </w:r>
-      <w:r>
-        <w:rPr>
-          <w:b/>
-          <w:bCs/>
-        </w:rPr>
-        <w:t xml:space="preserve"> </w:t>
-      </w:r>
-      <w:r>
-        <w:rPr>
-          <w:rStyle w:val="VerbatimChar"/>
-          <w:b/>
-          <w:bCs/>
-        </w:rPr>
-        <w:t xml:space="preserve">CVSS-B</w:t>
-      </w:r>
-      <w:r>
-        <w:t xml:space="preserve">; the</w:t>
-      </w:r>
-      <w:r>
-        <w:t xml:space="preserve"> </w:t>
-      </w:r>
-      <w:r>
-        <w:t xml:space="preserve">“scope”</w:t>
-      </w:r>
-      <w:r>
-        <w:t xml:space="preserve"> </w:t>
-      </w:r>
-      <w:r>
-        <w:t xml:space="preserve">metric was removed and replaced with</w:t>
-      </w:r>
-      <w:r>
-        <w:t xml:space="preserve"> </w:t>
-      </w:r>
-      <w:r>
-        <w:rPr>
-          <w:b/>
-          <w:bCs/>
-        </w:rPr>
-        <w:t xml:space="preserve">separate Vulnerable System Impact (VC/VI/VA)</w:t>
-      </w:r>
-      <w:r>
-        <w:t xml:space="preserve"> </w:t>
-      </w:r>
-      <w:r>
-        <w:t xml:space="preserve">and</w:t>
-      </w:r>
-      <w:r>
-        <w:t xml:space="preserve"> </w:t>
-      </w:r>
-      <w:r>
-        <w:rPr>
-          <w:b/>
-          <w:bCs/>
-        </w:rPr>
-        <w:t xml:space="preserve">Subsequent System Impact (SC/SI/SA)</w:t>
-      </w:r>
-      <w:r>
-        <w:t xml:space="preserve">; with exploit maturity (E) and threat/environmental metrics,</w:t>
-      </w:r>
-      <w:r>
-        <w:t xml:space="preserve"> </w:t>
-      </w:r>
-      <w:r>
-        <w:rPr>
-          <w:b/>
-          <w:bCs/>
-        </w:rPr>
-        <w:t xml:space="preserve">CVSS-BTE</w:t>
-      </w:r>
-      <w:r>
-        <w:t xml:space="preserve"> </w:t>
-      </w:r>
-      <w:r>
-        <w:t xml:space="preserve">can be computed. The goal is to better reflect real risk. In this course we wrote the</w:t>
-      </w:r>
-      <w:r>
-        <w:t xml:space="preserve"> </w:t>
-      </w:r>
-      <w:r>
-        <w:t xml:space="preserve">calculator for v3.1, because it is still the most common in the field; v4.0’s logic is the same, the</w:t>
-      </w:r>
-      <w:r>
-        <w:t xml:space="preserve"> </w:t>
-      </w:r>
-      <w:r>
-        <w:t xml:space="preserve">weights differ.</w:t>
-      </w:r>
-    </w:p>
-    <w:p>
-      <w:pPr>
-        <w:pStyle w:val="BlockText"/>
-      </w:pPr>
-      <w:r>
-        <w:rPr>
-          <w:b/>
-          <w:bCs/>
-        </w:rPr>
-        <w:t xml:space="preserve">CVSS’s common mistake</w:t>
-      </w:r>
-    </w:p>
-    <w:p>
-      <w:pPr>
-        <w:pStyle w:val="BlockText"/>
-      </w:pPr>
-      <w:r>
-        <w:t xml:space="preserve">“CVSS is 9.8, let’s patch it right away; 4.0 can wait.”</w:t>
-      </w:r>
-      <w:r>
-        <w:t xml:space="preserve"> </w:t>
-      </w:r>
-      <w:r>
-        <w:t xml:space="preserve">The base score</w:t>
-      </w:r>
-      <w:r>
-        <w:t xml:space="preserve"> </w:t>
-      </w:r>
-      <w:r>
-        <w:rPr>
-          <w:b/>
-          <w:bCs/>
-        </w:rPr>
-        <w:t xml:space="preserve">does not know the context</w:t>
-      </w:r>
-      <w:r>
-        <w:t xml:space="preserve">: a</w:t>
-      </w:r>
-      <w:r>
-        <w:t xml:space="preserve"> </w:t>
-      </w:r>
-      <w:r>
-        <w:t xml:space="preserve">4.0 flaw is more important to you than a 9.8 one if it is exactly the door to your most valuable asset.</w:t>
-      </w:r>
-      <w:r>
-        <w:t xml:space="preserve"> </w:t>
-      </w:r>
-      <w:r>
-        <w:t xml:space="preserve">This is why there are</w:t>
-      </w:r>
-      <w:r>
-        <w:t xml:space="preserve"> </w:t>
-      </w:r>
-      <w:r>
-        <w:rPr>
-          <w:b/>
-          <w:bCs/>
-        </w:rPr>
-        <w:t xml:space="preserve">Environmental</w:t>
-      </w:r>
-      <w:r>
-        <w:t xml:space="preserve"> </w:t>
-      </w:r>
-      <w:r>
-        <w:t xml:space="preserve">metrics and your</w:t>
-      </w:r>
-      <w:r>
-        <w:t xml:space="preserve"> </w:t>
-      </w:r>
-      <w:r>
-        <w:rPr>
-          <w:b/>
-          <w:bCs/>
-        </w:rPr>
-        <w:t xml:space="preserve">asset table</w:t>
-      </w:r>
-      <w:r>
-        <w:t xml:space="preserve"> </w:t>
-      </w:r>
-      <w:r>
-        <w:t xml:space="preserve">(S5). The score is a starting</w:t>
-      </w:r>
-      <w:r>
-        <w:t xml:space="preserve"> </w:t>
-      </w:r>
-      <w:r>
-        <w:t xml:space="preserve">point for prioritisation, not the final word.</w:t>
-      </w:r>
-    </w:p>
-    <w:p>
-      <w:pPr>
-        <w:pStyle w:val="BlockText"/>
-      </w:pPr>
-      <w:r>
-        <w:rPr>
-          <w:b/>
-          <w:bCs/>
-        </w:rPr>
-        <w:t xml:space="preserve">How does an assessor test this? — from finding to score</w:t>
-      </w:r>
-    </w:p>
-    <w:p>
-      <w:pPr>
-        <w:pStyle w:val="BlockText"/>
-      </w:pPr>
-      <w:r>
-        <w:t xml:space="preserve">When a security lab finds an issue, it does not just leave it at</w:t>
-      </w:r>
-      <w:r>
-        <w:t xml:space="preserve"> </w:t>
-      </w:r>
-      <w:r>
-        <w:t xml:space="preserve">“bad”</w:t>
-      </w:r>
-      <w:r>
-        <w:t xml:space="preserve">; it grades it</w:t>
-      </w:r>
-      <w:r>
-        <w:t xml:space="preserve"> </w:t>
-      </w:r>
-      <w:r>
-        <w:rPr>
-          <w:b/>
-          <w:bCs/>
-        </w:rPr>
-        <w:t xml:space="preserve">reproducibly</w:t>
-      </w:r>
-      <w:r>
-        <w:t xml:space="preserve">.</w:t>
-      </w:r>
-      <w:r>
-        <w:t xml:space="preserve"> </w:t>
-      </w:r>
-      <w:r>
-        <w:t xml:space="preserve">First it maps the finding to the most concrete</w:t>
-      </w:r>
-      <w:r>
-        <w:t xml:space="preserve"> </w:t>
-      </w:r>
-      <w:r>
-        <w:rPr>
-          <w:b/>
-          <w:bCs/>
-        </w:rPr>
-        <w:t xml:space="preserve">CWE</w:t>
-      </w:r>
-      <w:r>
-        <w:t xml:space="preserve">; then, while constructing a</w:t>
-      </w:r>
-      <w:r>
-        <w:t xml:space="preserve"> </w:t>
-      </w:r>
-      <w:r>
-        <w:rPr>
-          <w:b/>
-          <w:bCs/>
-        </w:rPr>
-        <w:t xml:space="preserve">CVSS</w:t>
-      </w:r>
-      <w:r>
-        <w:t xml:space="preserve"> </w:t>
-      </w:r>
-      <w:r>
-        <w:t xml:space="preserve">vector, it</w:t>
-      </w:r>
-      <w:r>
-        <w:t xml:space="preserve"> </w:t>
-      </w:r>
-      <w:r>
-        <w:t xml:space="preserve">asks concrete questions: can the attacker use this over the network, or only while holding the device</w:t>
-      </w:r>
-      <w:r>
-        <w:t xml:space="preserve"> </w:t>
-      </w:r>
-      <w:r>
-        <w:t xml:space="preserve">(AV)? Is prior authority or user interaction required beforehand (PR, UI)? Does the impact stay inside</w:t>
-      </w:r>
-      <w:r>
-        <w:t xml:space="preserve"> </w:t>
-      </w:r>
-      <w:r>
-        <w:t xml:space="preserve">the vulnerable component or spill outside it (S)? In this course’s context (the program runs on the</w:t>
-      </w:r>
-      <w:r>
-        <w:t xml:space="preserve"> </w:t>
-      </w:r>
-      <w:r>
-        <w:t xml:space="preserve">attacker’s device), most findings come out</w:t>
-      </w:r>
-      <w:r>
-        <w:t xml:space="preserve"> </w:t>
-      </w:r>
-      <w:r>
-        <w:rPr>
-          <w:b/>
-          <w:bCs/>
-        </w:rPr>
-        <w:t xml:space="preserve">local</w:t>
-      </w:r>
-      <w:r>
-        <w:t xml:space="preserve"> </w:t>
-      </w:r>
-      <w:r>
-        <w:t xml:space="preserve">(AV:L); so even when the CVSS score is low, the risk</w:t>
-      </w:r>
-      <w:r>
-        <w:t xml:space="preserve"> </w:t>
-      </w:r>
-      <w:r>
-        <w:t xml:space="preserve">does not decrease — the assessor writes the</w:t>
-      </w:r>
-      <w:r>
-        <w:t xml:space="preserve"> </w:t>
-      </w:r>
-      <w:r>
-        <w:rPr>
-          <w:b/>
-          <w:bCs/>
-        </w:rPr>
-        <w:t xml:space="preserve">attack potential</w:t>
-      </w:r>
-      <w:r>
-        <w:t xml:space="preserve"> </w:t>
-      </w:r>
-      <w:r>
-        <w:t xml:space="preserve">(time spent, expertise, equipment) next</w:t>
-      </w:r>
-      <w:r>
-        <w:t xml:space="preserve"> </w:t>
-      </w:r>
-      <w:r>
-        <w:t xml:space="preserve">to the score. In your project you will record every finding this way, with CWE + CVSS + a short</w:t>
-      </w:r>
-      <w:r>
-        <w:t xml:space="preserve"> </w:t>
-      </w:r>
-      <w:r>
-        <w:t xml:space="preserve">justification (S4, S16).</w:t>
-      </w:r>
-    </w:p>
-    <w:p>
-      <w:r>
-        <w:pict>
-          <v:rect style="width:0;height:1.5pt" o:hralign="center" o:hrstd="t" o:hr="t"/>
-        </w:pict>
-      </w:r>
-    </w:p>
-    <w:bookmarkEnd w:id="116"/>
-    <w:bookmarkEnd w:id="117"/>
-    <w:bookmarkStart w:id="124" w:name="X78975fa92d190b5d9ad6988e4d7f60571e7ba79"/>
-    <w:p>
-      <w:pPr>
-        <w:pStyle w:val="Heading2"/>
-      </w:pPr>
-      <w:r>
-        <w:t xml:space="preserve">16. The Vulnerability Lifecycle and Responsible Disclosure</w:t>
-      </w:r>
-    </w:p>
-    <w:p>
-      <w:pPr>
-        <w:pStyle w:val="FirstParagraph"/>
-      </w:pPr>
-      <w:r>
-        <w:t xml:space="preserve">A flaw goes through a</w:t>
-      </w:r>
-      <w:r>
-        <w:t xml:space="preserve"> </w:t>
-      </w:r>
-      <w:r>
-        <w:rPr>
-          <w:b/>
-          <w:bCs/>
-        </w:rPr>
-        <w:t xml:space="preserve">lifecycle</w:t>
-      </w:r>
-      <w:r>
-        <w:t xml:space="preserve"> </w:t>
-      </w:r>
-      <w:r>
-        <w:t xml:space="preserve">from the moment it is discovered to the moment it is made public. How</w:t>
-      </w:r>
-      <w:r>
-        <w:t xml:space="preserve"> </w:t>
-      </w:r>
-      <w:r>
-        <w:t xml:space="preserve">this cycle is managed determines how long users remain at risk.</w:t>
+        <w:pStyle w:val="BodyText"/>
+      </w:pPr>
+      <w:r>
+        <w:t xml:space="preserve">The animation below steps through</w:t>
+      </w:r>
+      <w:r>
+        <w:t xml:space="preserve"> </w:t>
+      </w:r>
+      <w:r>
+        <w:rPr>
+          <w:rStyle w:val="VerbatimChar"/>
+        </w:rPr>
+        <w:t xml:space="preserve">cvss.py</w:t>
+      </w:r>
+      <w:r>
+        <w:t xml:space="preserve">’s base score calculation: how the Impact and Exploitability</w:t>
+      </w:r>
+      <w:r>
+        <w:t xml:space="preserve"> </w:t>
+      </w:r>
+      <w:r>
+        <w:t xml:space="preserve">sub-scores are computed from the eight metrics, and why the formula changes when the scope changes.</w:t>
       </w:r>
     </w:p>
     <w:p>
@@ -24095,20 +26531,526 @@
       <w:r>
         <w:drawing>
           <wp:inline>
-            <wp:extent cx="5759999" cy="2879999"/>
+            <wp:extent cx="5111999" cy="6404252"/>
             <wp:effectExtent b="0" l="0" r="0" t="0"/>
-            <wp:docPr descr="Who does what on a flaw’s timeline" title="" id="119" name="Picture"/>
+            <wp:docPr descr="CVSS v3.1 base score calculation — step by step" title="" id="153" name="Picture"/>
             <a:graphic>
               <a:graphicData uri="http://schemas.openxmlformats.org/drawingml/2006/picture">
                 <pic:pic>
                   <pic:nvPicPr>
-                    <pic:cNvPr descr="h02-17-acik-yasam-cizgisi.png" id="120" name="Picture"/>
+                    <pic:cNvPr descr="cvss-score.en.png" id="154" name="Picture"/>
                     <pic:cNvPicPr>
                       <a:picLocks noChangeArrowheads="1" noChangeAspect="1"/>
                     </pic:cNvPicPr>
                   </pic:nvPicPr>
                   <pic:blipFill>
-                    <a:blip r:embed="rId118"/>
+                    <a:blip r:embed="rId152"/>
+                    <a:stretch>
+                      <a:fillRect/>
+                    </a:stretch>
+                  </pic:blipFill>
+                  <pic:spPr bwMode="auto">
+                    <a:xfrm>
+                      <a:off x="0" y="0"/>
+                      <a:ext cx="5111999" cy="6404252"/>
+                    </a:xfrm>
+                    <a:prstGeom prst="rect">
+                      <a:avLst/>
+                    </a:prstGeom>
+                    <a:noFill/>
+                    <a:ln w="9525">
+                      <a:noFill/>
+                      <a:headEnd/>
+                      <a:tailEnd/>
+                    </a:ln>
+                  </pic:spPr>
+                </pic:pic>
+              </a:graphicData>
+            </a:graphic>
+          </wp:inline>
+        </w:drawing>
+      </w:r>
+    </w:p>
+    <w:p>
+      <w:pPr>
+        <w:pStyle w:val="BodyText"/>
+      </w:pPr>
+      <w:r>
+        <w:t xml:space="preserve">Try</w:t>
+      </w:r>
+      <w:r>
+        <w:t xml:space="preserve"> </w:t>
+      </w:r>
+      <w:r>
+        <w:rPr>
+          <w:b/>
+          <w:bCs/>
+        </w:rPr>
+        <w:t xml:space="preserve">Normal: Heartbleed-like (remote, no auth, full takeover)</w:t>
+      </w:r>
+      <w:r>
+        <w:t xml:space="preserve"> </w:t>
+      </w:r>
+      <w:r>
+        <w:t xml:space="preserve">and</w:t>
+      </w:r>
+      <w:r>
+        <w:t xml:space="preserve"> </w:t>
+      </w:r>
+      <w:r>
+        <w:rPr>
+          <w:b/>
+          <w:bCs/>
+        </w:rPr>
+        <w:t xml:space="preserve">Hard: the same flaw, Scope Changed —</w:t>
+      </w:r>
+      <w:r>
+        <w:rPr>
+          <w:b/>
+          <w:bCs/>
+        </w:rPr>
+        <w:t xml:space="preserve"> </w:t>
+      </w:r>
+      <w:r>
+        <w:rPr>
+          <w:b/>
+          <w:bCs/>
+        </w:rPr>
+        <w:t xml:space="preserve">a higher score</w:t>
+      </w:r>
+      <w:r>
+        <w:t xml:space="preserve"> </w:t>
+      </w:r>
+      <w:r>
+        <w:t xml:space="preserve">from the preset picker; also look at the edge case with no impact at all, a hard 0.0.</w:t>
+      </w:r>
+    </w:p>
+    <w:p>
+      <w:pPr>
+        <w:pStyle w:val="BlockText"/>
+      </w:pPr>
+      <w:r>
+        <w:rPr>
+          <w:b/>
+          <w:bCs/>
+        </w:rPr>
+        <w:t xml:space="preserve">CVSS v4.0 in brief</w:t>
+      </w:r>
+    </w:p>
+    <w:p>
+      <w:pPr>
+        <w:pStyle w:val="BlockText"/>
+      </w:pPr>
+      <w:r>
+        <w:t xml:space="preserve">v4.0, released in 2023, fixes some of v3.1’s weaknesses: the</w:t>
+      </w:r>
+      <w:r>
+        <w:t xml:space="preserve"> </w:t>
+      </w:r>
+      <w:r>
+        <w:rPr>
+          <w:b/>
+          <w:bCs/>
+        </w:rPr>
+        <w:t xml:space="preserve">Base score is now called</w:t>
+      </w:r>
+      <w:r>
+        <w:rPr>
+          <w:b/>
+          <w:bCs/>
+        </w:rPr>
+        <w:t xml:space="preserve"> </w:t>
+      </w:r>
+      <w:r>
+        <w:rPr>
+          <w:rStyle w:val="VerbatimChar"/>
+          <w:b/>
+          <w:bCs/>
+        </w:rPr>
+        <w:t xml:space="preserve">CVSS-B</w:t>
+      </w:r>
+      <w:r>
+        <w:t xml:space="preserve">; the</w:t>
+      </w:r>
+      <w:r>
+        <w:t xml:space="preserve"> </w:t>
+      </w:r>
+      <w:r>
+        <w:t xml:space="preserve">“scope”</w:t>
+      </w:r>
+      <w:r>
+        <w:t xml:space="preserve"> </w:t>
+      </w:r>
+      <w:r>
+        <w:t xml:space="preserve">metric was removed and replaced with</w:t>
+      </w:r>
+      <w:r>
+        <w:t xml:space="preserve"> </w:t>
+      </w:r>
+      <w:r>
+        <w:rPr>
+          <w:b/>
+          <w:bCs/>
+        </w:rPr>
+        <w:t xml:space="preserve">separate Vulnerable System Impact (VC/VI/VA)</w:t>
+      </w:r>
+      <w:r>
+        <w:t xml:space="preserve"> </w:t>
+      </w:r>
+      <w:r>
+        <w:t xml:space="preserve">and</w:t>
+      </w:r>
+      <w:r>
+        <w:t xml:space="preserve"> </w:t>
+      </w:r>
+      <w:r>
+        <w:rPr>
+          <w:b/>
+          <w:bCs/>
+        </w:rPr>
+        <w:t xml:space="preserve">Subsequent System Impact (SC/SI/SA)</w:t>
+      </w:r>
+      <w:r>
+        <w:t xml:space="preserve">; with exploit maturity (E) and threat/environmental metrics,</w:t>
+      </w:r>
+      <w:r>
+        <w:t xml:space="preserve"> </w:t>
+      </w:r>
+      <w:r>
+        <w:rPr>
+          <w:b/>
+          <w:bCs/>
+        </w:rPr>
+        <w:t xml:space="preserve">CVSS-BTE</w:t>
+      </w:r>
+      <w:r>
+        <w:t xml:space="preserve"> </w:t>
+      </w:r>
+      <w:r>
+        <w:t xml:space="preserve">can be computed. The goal is to better reflect real risk. In this course we wrote the</w:t>
+      </w:r>
+      <w:r>
+        <w:t xml:space="preserve"> </w:t>
+      </w:r>
+      <w:r>
+        <w:t xml:space="preserve">calculator for v3.1, because it is still the most common in the field; v4.0’s logic is the same, the</w:t>
+      </w:r>
+      <w:r>
+        <w:t xml:space="preserve"> </w:t>
+      </w:r>
+      <w:r>
+        <w:t xml:space="preserve">weights differ.</w:t>
+      </w:r>
+    </w:p>
+    <w:p>
+      <w:pPr>
+        <w:pStyle w:val="BlockText"/>
+      </w:pPr>
+      <w:r>
+        <w:rPr>
+          <w:b/>
+          <w:bCs/>
+        </w:rPr>
+        <w:t xml:space="preserve">CVSS’s common mistake</w:t>
+      </w:r>
+    </w:p>
+    <w:p>
+      <w:pPr>
+        <w:pStyle w:val="BlockText"/>
+      </w:pPr>
+      <w:r>
+        <w:t xml:space="preserve">“CVSS is 9.8, let’s patch it right away; 4.0 can wait.”</w:t>
+      </w:r>
+      <w:r>
+        <w:t xml:space="preserve"> </w:t>
+      </w:r>
+      <w:r>
+        <w:t xml:space="preserve">The base score</w:t>
+      </w:r>
+      <w:r>
+        <w:t xml:space="preserve"> </w:t>
+      </w:r>
+      <w:r>
+        <w:rPr>
+          <w:b/>
+          <w:bCs/>
+        </w:rPr>
+        <w:t xml:space="preserve">does not know the context</w:t>
+      </w:r>
+      <w:r>
+        <w:t xml:space="preserve">: a</w:t>
+      </w:r>
+      <w:r>
+        <w:t xml:space="preserve"> </w:t>
+      </w:r>
+      <w:r>
+        <w:t xml:space="preserve">4.0 flaw is more important to you than a 9.8 one if it is exactly the door to your most valuable asset.</w:t>
+      </w:r>
+      <w:r>
+        <w:t xml:space="preserve"> </w:t>
+      </w:r>
+      <w:r>
+        <w:t xml:space="preserve">This is why there are</w:t>
+      </w:r>
+      <w:r>
+        <w:t xml:space="preserve"> </w:t>
+      </w:r>
+      <w:r>
+        <w:rPr>
+          <w:b/>
+          <w:bCs/>
+        </w:rPr>
+        <w:t xml:space="preserve">Environmental</w:t>
+      </w:r>
+      <w:r>
+        <w:t xml:space="preserve"> </w:t>
+      </w:r>
+      <w:r>
+        <w:t xml:space="preserve">metrics and your</w:t>
+      </w:r>
+      <w:r>
+        <w:t xml:space="preserve"> </w:t>
+      </w:r>
+      <w:r>
+        <w:rPr>
+          <w:b/>
+          <w:bCs/>
+        </w:rPr>
+        <w:t xml:space="preserve">asset table</w:t>
+      </w:r>
+      <w:r>
+        <w:t xml:space="preserve"> </w:t>
+      </w:r>
+      <w:r>
+        <w:t xml:space="preserve">(S5). The score is a starting</w:t>
+      </w:r>
+      <w:r>
+        <w:t xml:space="preserve"> </w:t>
+      </w:r>
+      <w:r>
+        <w:t xml:space="preserve">point for prioritisation, not the final word.</w:t>
+      </w:r>
+    </w:p>
+    <w:p>
+      <w:pPr>
+        <w:pStyle w:val="BlockText"/>
+      </w:pPr>
+      <w:r>
+        <w:rPr>
+          <w:b/>
+          <w:bCs/>
+        </w:rPr>
+        <w:t xml:space="preserve">How does an assessor test this? — from finding to score</w:t>
+      </w:r>
+    </w:p>
+    <w:p>
+      <w:pPr>
+        <w:pStyle w:val="BlockText"/>
+      </w:pPr>
+      <w:r>
+        <w:t xml:space="preserve">When a security lab finds an issue, it does not just leave it at</w:t>
+      </w:r>
+      <w:r>
+        <w:t xml:space="preserve"> </w:t>
+      </w:r>
+      <w:r>
+        <w:t xml:space="preserve">“bad”</w:t>
+      </w:r>
+      <w:r>
+        <w:t xml:space="preserve">; it grades it</w:t>
+      </w:r>
+      <w:r>
+        <w:t xml:space="preserve"> </w:t>
+      </w:r>
+      <w:r>
+        <w:rPr>
+          <w:b/>
+          <w:bCs/>
+        </w:rPr>
+        <w:t xml:space="preserve">reproducibly</w:t>
+      </w:r>
+      <w:r>
+        <w:t xml:space="preserve">.</w:t>
+      </w:r>
+      <w:r>
+        <w:t xml:space="preserve"> </w:t>
+      </w:r>
+      <w:r>
+        <w:t xml:space="preserve">First it maps the finding to the most concrete</w:t>
+      </w:r>
+      <w:r>
+        <w:t xml:space="preserve"> </w:t>
+      </w:r>
+      <w:r>
+        <w:rPr>
+          <w:b/>
+          <w:bCs/>
+        </w:rPr>
+        <w:t xml:space="preserve">CWE</w:t>
+      </w:r>
+      <w:r>
+        <w:t xml:space="preserve">; then, while constructing a</w:t>
+      </w:r>
+      <w:r>
+        <w:t xml:space="preserve"> </w:t>
+      </w:r>
+      <w:r>
+        <w:rPr>
+          <w:b/>
+          <w:bCs/>
+        </w:rPr>
+        <w:t xml:space="preserve">CVSS</w:t>
+      </w:r>
+      <w:r>
+        <w:t xml:space="preserve"> </w:t>
+      </w:r>
+      <w:r>
+        <w:t xml:space="preserve">vector, it</w:t>
+      </w:r>
+      <w:r>
+        <w:t xml:space="preserve"> </w:t>
+      </w:r>
+      <w:r>
+        <w:t xml:space="preserve">asks concrete questions: can the attacker use this over the network, or only while holding the device</w:t>
+      </w:r>
+      <w:r>
+        <w:t xml:space="preserve"> </w:t>
+      </w:r>
+      <w:r>
+        <w:t xml:space="preserve">(AV)? Is prior authority or user interaction required beforehand (PR, UI)? Does the impact stay inside</w:t>
+      </w:r>
+      <w:r>
+        <w:t xml:space="preserve"> </w:t>
+      </w:r>
+      <w:r>
+        <w:t xml:space="preserve">the vulnerable component or spill outside it (S)? In this course’s context (the program runs on the</w:t>
+      </w:r>
+      <w:r>
+        <w:t xml:space="preserve"> </w:t>
+      </w:r>
+      <w:r>
+        <w:t xml:space="preserve">attacker’s device), most findings come out</w:t>
+      </w:r>
+      <w:r>
+        <w:t xml:space="preserve"> </w:t>
+      </w:r>
+      <w:r>
+        <w:rPr>
+          <w:b/>
+          <w:bCs/>
+        </w:rPr>
+        <w:t xml:space="preserve">local</w:t>
+      </w:r>
+      <w:r>
+        <w:t xml:space="preserve"> </w:t>
+      </w:r>
+      <w:r>
+        <w:t xml:space="preserve">(AV:L); so even when the CVSS score is low, the risk</w:t>
+      </w:r>
+      <w:r>
+        <w:t xml:space="preserve"> </w:t>
+      </w:r>
+      <w:r>
+        <w:t xml:space="preserve">does not decrease — the assessor writes the</w:t>
+      </w:r>
+      <w:r>
+        <w:t xml:space="preserve"> </w:t>
+      </w:r>
+      <w:r>
+        <w:rPr>
+          <w:b/>
+          <w:bCs/>
+        </w:rPr>
+        <w:t xml:space="preserve">attack potential</w:t>
+      </w:r>
+      <w:r>
+        <w:t xml:space="preserve"> </w:t>
+      </w:r>
+      <w:r>
+        <w:t xml:space="preserve">(time spent, expertise, equipment) next</w:t>
+      </w:r>
+      <w:r>
+        <w:t xml:space="preserve"> </w:t>
+      </w:r>
+      <w:r>
+        <w:t xml:space="preserve">to the score. In your project you will record every finding this way, with CWE + CVSS + a short</w:t>
+      </w:r>
+      <w:r>
+        <w:t xml:space="preserve"> </w:t>
+      </w:r>
+      <w:r>
+        <w:t xml:space="preserve">justification (S4, S16).</w:t>
+      </w:r>
+    </w:p>
+    <w:p>
+      <w:r>
+        <w:pict>
+          <v:rect style="width:0;height:1.5pt" o:hralign="center" o:hrstd="t" o:hr="t"/>
+        </w:pict>
+      </w:r>
+    </w:p>
+    <w:bookmarkEnd w:id="155"/>
+    <w:bookmarkEnd w:id="156"/>
+    <w:bookmarkStart w:id="163" w:name="X78975fa92d190b5d9ad6988e4d7f60571e7ba79"/>
+    <w:p>
+      <w:pPr>
+        <w:pStyle w:val="Heading2"/>
+      </w:pPr>
+      <w:r>
+        <w:t xml:space="preserve">16. The Vulnerability Lifecycle and Responsible Disclosure</w:t>
+      </w:r>
+    </w:p>
+    <w:p>
+      <w:pPr>
+        <w:pStyle w:val="FirstParagraph"/>
+      </w:pPr>
+      <w:r>
+        <w:t xml:space="preserve">A flaw goes through a</w:t>
+      </w:r>
+      <w:r>
+        <w:t xml:space="preserve"> </w:t>
+      </w:r>
+      <w:r>
+        <w:rPr>
+          <w:b/>
+          <w:bCs/>
+        </w:rPr>
+        <w:t xml:space="preserve">lifecycle</w:t>
+      </w:r>
+      <w:r>
+        <w:t xml:space="preserve"> </w:t>
+      </w:r>
+      <w:r>
+        <w:t xml:space="preserve">from the moment it is discovered to the moment it is made public. How</w:t>
+      </w:r>
+      <w:r>
+        <w:t xml:space="preserve"> </w:t>
+      </w:r>
+      <w:r>
+        <w:t xml:space="preserve">this cycle is managed determines how long users remain at risk.</w:t>
+      </w:r>
+    </w:p>
+    <w:p>
+      <w:pPr>
+        <w:pStyle w:val="BodyText"/>
+      </w:pPr>
+      <w:r>
+        <w:drawing>
+          <wp:inline>
+            <wp:extent cx="5759999" cy="2879999"/>
+            <wp:effectExtent b="0" l="0" r="0" t="0"/>
+            <wp:docPr descr="Who does what on a flaw’s timeline" title="" id="158" name="Picture"/>
+            <a:graphic>
+              <a:graphicData uri="http://schemas.openxmlformats.org/drawingml/2006/picture">
+                <pic:pic>
+                  <pic:nvPicPr>
+                    <pic:cNvPr descr="h02-17-acik-yasam-cizgisi.png" id="159" name="Picture"/>
+                    <pic:cNvPicPr>
+                      <a:picLocks noChangeArrowheads="1" noChangeAspect="1"/>
+                    </pic:cNvPicPr>
+                  </pic:nvPicPr>
+                  <pic:blipFill>
+                    <a:blip r:embed="rId157"/>
                     <a:stretch>
                       <a:fillRect/>
                     </a:stretch>
@@ -24144,18 +27086,18 @@
           <wp:inline>
             <wp:extent cx="5759999" cy="2953938"/>
             <wp:effectExtent b="0" l="0" r="0" t="0"/>
-            <wp:docPr descr="The vulnerability lifecycle: from discovery to patch deployment" title="" id="122" name="Picture"/>
+            <wp:docPr descr="The vulnerability lifecycle: from discovery to patch deployment" title="" id="161" name="Picture"/>
             <a:graphic>
               <a:graphicData uri="http://schemas.openxmlformats.org/drawingml/2006/picture">
                 <pic:pic>
                   <pic:nvPicPr>
-                    <pic:cNvPr descr="h02-06-zafiyet-yasam-dongusu.png" id="123" name="Picture"/>
+                    <pic:cNvPr descr="h02-06-zafiyet-yasam-dongusu.png" id="162" name="Picture"/>
                     <pic:cNvPicPr>
                       <a:picLocks noChangeArrowheads="1" noChangeAspect="1"/>
                     </pic:cNvPicPr>
                   </pic:nvPicPr>
                   <pic:blipFill>
-                    <a:blip r:embed="rId121"/>
+                    <a:blip r:embed="rId160"/>
                     <a:stretch>
                       <a:fillRect/>
                     </a:stretch>
@@ -24535,8 +27477,8 @@
         </w:pict>
       </w:r>
     </w:p>
-    <w:bookmarkEnd w:id="124"/>
-    <w:bookmarkStart w:id="129" w:name="common-mistakes-and-checklists"/>
+    <w:bookmarkEnd w:id="163"/>
+    <w:bookmarkStart w:id="168" w:name="common-mistakes-and-checklists"/>
     <w:p>
       <w:pPr>
         <w:pStyle w:val="Heading2"/>
@@ -24628,7 +27570,7 @@
         <w:t xml:space="preserve">, you have learned that topic.</w:t>
       </w:r>
     </w:p>
-    <w:bookmarkStart w:id="125" w:name="malware-and-detection"/>
+    <w:bookmarkStart w:id="164" w:name="malware-and-detection"/>
     <w:p>
       <w:pPr>
         <w:pStyle w:val="Heading3"/>
@@ -25226,8 +28168,8 @@
         <w:t xml:space="preserve">Stuxnet, WannaCry, NotPetya, and SolarWinds incidents.</w:t>
       </w:r>
     </w:p>
-    <w:bookmarkEnd w:id="125"/>
-    <w:bookmarkStart w:id="126" w:name="X274702a7dc277e065e29d679f14c2c0e9e462f9"/>
+    <w:bookmarkEnd w:id="164"/>
+    <w:bookmarkStart w:id="165" w:name="X274702a7dc277e065e29d679f14c2c0e9e462f9"/>
     <w:p>
       <w:pPr>
         <w:pStyle w:val="Heading3"/>
@@ -25715,8 +28657,8 @@
         <w:t xml:space="preserve">cannot catch.</w:t>
       </w:r>
     </w:p>
-    <w:bookmarkEnd w:id="126"/>
-    <w:bookmarkStart w:id="127" w:name="access-control-and-security-models"/>
+    <w:bookmarkEnd w:id="165"/>
+    <w:bookmarkStart w:id="166" w:name="access-control-and-security-models"/>
     <w:p>
       <w:pPr>
         <w:pStyle w:val="Heading3"/>
@@ -26423,8 +29365,8 @@
         <w:t xml:space="preserve">privilege.</w:t>
       </w:r>
     </w:p>
-    <w:bookmarkEnd w:id="127"/>
-    <w:bookmarkStart w:id="128" w:name="X0768dbf33618f889bba3c355594f242a75dd241"/>
+    <w:bookmarkEnd w:id="166"/>
+    <w:bookmarkStart w:id="167" w:name="X0768dbf33618f889bba3c355594f242a75dd241"/>
     <w:p>
       <w:pPr>
         <w:pStyle w:val="Heading3"/>
@@ -26935,9 +29877,9 @@
         </w:pict>
       </w:r>
     </w:p>
-    <w:bookmarkEnd w:id="128"/>
-    <w:bookmarkEnd w:id="129"/>
-    <w:bookmarkStart w:id="137" w:name="term-project-this-week-s4"/>
+    <w:bookmarkEnd w:id="167"/>
+    <w:bookmarkEnd w:id="168"/>
+    <w:bookmarkStart w:id="176" w:name="term-project-this-week-s4"/>
     <w:p>
       <w:pPr>
         <w:pStyle w:val="Heading2"/>
@@ -27205,7 +30147,7 @@
         <w:t xml:space="preserve">is RBAC or a mandatory boundary required?).</w:t>
       </w:r>
     </w:p>
-    <w:bookmarkStart w:id="130" w:name="step-by-step-method"/>
+    <w:bookmarkStart w:id="169" w:name="step-by-step-method"/>
     <w:p>
       <w:pPr>
         <w:pStyle w:val="Heading3"/>
@@ -27534,8 +30476,8 @@
         <w:t xml:space="preserve">the asset’s value decide it together. Write the justification as a paragraph.</w:t>
       </w:r>
     </w:p>
-    <w:bookmarkEnd w:id="130"/>
-    <w:bookmarkStart w:id="131" w:name="a-fully-filled-in-synthetic-example"/>
+    <w:bookmarkEnd w:id="169"/>
+    <w:bookmarkStart w:id="170" w:name="a-fully-filled-in-synthetic-example"/>
     <w:p>
       <w:pPr>
         <w:pStyle w:val="Heading3"/>
@@ -29271,8 +32213,8 @@
         <w:t xml:space="preserve">secure-erasure countermeasures in the midterm submission.</w:t>
       </w:r>
     </w:p>
-    <w:bookmarkEnd w:id="131"/>
-    <w:bookmarkStart w:id="135" w:name="attack-tree-example"/>
+    <w:bookmarkEnd w:id="170"/>
+    <w:bookmarkStart w:id="174" w:name="attack-tree-example"/>
     <w:p>
       <w:pPr>
         <w:pStyle w:val="Heading3"/>
@@ -29320,18 +32262,18 @@
           <wp:inline>
             <wp:extent cx="5759999" cy="3298629"/>
             <wp:effectExtent b="0" l="0" r="0" t="0"/>
-            <wp:docPr descr="Attack tree and costs for paying from someone else’s account" title="" id="133" name="Picture"/>
+            <wp:docPr descr="Attack tree and costs for paying from someone else’s account" title="" id="172" name="Picture"/>
             <a:graphic>
               <a:graphicData uri="http://schemas.openxmlformats.org/drawingml/2006/picture">
                 <pic:pic>
                   <pic:nvPicPr>
-                    <pic:cNvPr descr="h02-07-saldiri-agaci.png" id="134" name="Picture"/>
+                    <pic:cNvPr descr="h02-07-saldiri-agaci.png" id="173" name="Picture"/>
                     <pic:cNvPicPr>
                       <a:picLocks noChangeArrowheads="1" noChangeAspect="1"/>
                     </pic:cNvPicPr>
                   </pic:nvPicPr>
                   <pic:blipFill>
-                    <a:blip r:embed="rId132"/>
+                    <a:blip r:embed="rId171"/>
                     <a:stretch>
                       <a:fillRect/>
                     </a:stretch>
@@ -29363,13 +32305,278 @@
         <w:pStyle w:val="BodyText"/>
       </w:pPr>
       <w:r>
-        <w:t xml:space="preserve">The same tree in Demo 04’s input format (</w:t>
-      </w:r>
-      <w:r>
-        <w:rPr>
-          <w:rStyle w:val="VerbatimChar"/>
-        </w:rPr>
-        <w:t xml:space="preserve">agac-s4.txt</w:t>
+        <w:t xml:space="preserve">The same tree in Demo 04’s REAL input format (</w:t>
+      </w:r>
+      <w:r>
+        <w:rPr>
+          <w:rStyle w:val="VerbatimChar"/>
+        </w:rPr>
+        <w:t xml:space="preserve">tree.c</w:t>
+      </w:r>
+      <w:r>
+        <w:t xml:space="preserve">’s keywords are always English:</w:t>
+      </w:r>
+      <w:r>
+        <w:t xml:space="preserve"> </w:t>
+      </w:r>
+      <w:r>
+        <w:rPr>
+          <w:rStyle w:val="VerbatimChar"/>
+        </w:rPr>
+        <w:t xml:space="preserve">GOAL</w:t>
+      </w:r>
+      <w:r>
+        <w:t xml:space="preserve">,</w:t>
+      </w:r>
+      <w:r>
+        <w:t xml:space="preserve"> </w:t>
+      </w:r>
+      <w:r>
+        <w:rPr>
+          <w:rStyle w:val="VerbatimChar"/>
+        </w:rPr>
+        <w:t xml:space="preserve">AND</w:t>
+      </w:r>
+      <w:r>
+        <w:t xml:space="preserve">,</w:t>
+      </w:r>
+      <w:r>
+        <w:t xml:space="preserve"> </w:t>
+      </w:r>
+      <w:r>
+        <w:rPr>
+          <w:rStyle w:val="VerbatimChar"/>
+        </w:rPr>
+        <w:t xml:space="preserve">OR</w:t>
+      </w:r>
+      <w:r>
+        <w:t xml:space="preserve">,</w:t>
+      </w:r>
+      <w:r>
+        <w:t xml:space="preserve"> </w:t>
+      </w:r>
+      <w:r>
+        <w:rPr>
+          <w:rStyle w:val="VerbatimChar"/>
+        </w:rPr>
+        <w:t xml:space="preserve">LEAF</w:t>
+      </w:r>
+      <w:r>
+        <w:t xml:space="preserve">,</w:t>
+      </w:r>
+      <w:r>
+        <w:t xml:space="preserve"> </w:t>
+      </w:r>
+      <w:r>
+        <w:rPr>
+          <w:rStyle w:val="VerbatimChar"/>
+        </w:rPr>
+        <w:t xml:space="preserve">cost=</w:t>
+      </w:r>
+      <w:r>
+        <w:t xml:space="preserve">; the leaf descriptions are kept in English too, matching the real demo files):</w:t>
+      </w:r>
+    </w:p>
+    <w:p>
+      <w:pPr>
+        <w:pStyle w:val="SourceCode"/>
+      </w:pPr>
+      <w:r>
+        <w:rPr>
+          <w:rStyle w:val="VerbatimChar"/>
+        </w:rPr>
+        <w:t xml:space="preserve">GOAL: Pay from someone else's account</w:t>
+      </w:r>
+      <w:r>
+        <w:br/>
+      </w:r>
+      <w:r>
+        <w:rPr>
+          <w:rStyle w:val="VerbatimChar"/>
+        </w:rPr>
+        <w:t xml:space="preserve">  AND Pay with a stolen device</w:t>
+      </w:r>
+      <w:r>
+        <w:br/>
+      </w:r>
+      <w:r>
+        <w:rPr>
+          <w:rStyle w:val="VerbatimChar"/>
+        </w:rPr>
+        <w:t xml:space="preserve">    LEAF Bypass the screen lock                cost=6</w:t>
+      </w:r>
+      <w:r>
+        <w:br/>
+      </w:r>
+      <w:r>
+        <w:rPr>
+          <w:rStyle w:val="VerbatimChar"/>
+        </w:rPr>
+        <w:t xml:space="preserve">    LEAF Bypass the app PIN                     cost=5</w:t>
+      </w:r>
+      <w:r>
+        <w:br/>
+      </w:r>
+      <w:r>
+        <w:rPr>
+          <w:rStyle w:val="VerbatimChar"/>
+        </w:rPr>
+        <w:t xml:space="preserve">  AND Copy and exfiltrate the session key</w:t>
+      </w:r>
+      <w:r>
+        <w:br/>
+      </w:r>
+      <w:r>
+        <w:rPr>
+          <w:rStyle w:val="VerbatimChar"/>
+        </w:rPr>
+        <w:t xml:space="preserve">    OR Obtain the key</w:t>
+      </w:r>
+      <w:r>
+        <w:br/>
+      </w:r>
+      <w:r>
+        <w:rPr>
+          <w:rStyle w:val="VerbatimChar"/>
+        </w:rPr>
+        <w:t xml:space="preserve">      LEAF Root + debugger (T1)                 cost=4</w:t>
+      </w:r>
+      <w:r>
+        <w:br/>
+      </w:r>
+      <w:r>
+        <w:rPr>
+          <w:rStyle w:val="VerbatimChar"/>
+        </w:rPr>
+        <w:t xml:space="preserve">      LEAF Copy and decrypt the local DB         cost=8</w:t>
+      </w:r>
+      <w:r>
+        <w:br/>
+      </w:r>
+      <w:r>
+        <w:rPr>
+          <w:rStyle w:val="VerbatimChar"/>
+        </w:rPr>
+        <w:t xml:space="preserve">      LEAF Malicious-link code execution (T9)    cost=9</w:t>
+      </w:r>
+      <w:r>
+        <w:br/>
+      </w:r>
+      <w:r>
+        <w:rPr>
+          <w:rStyle w:val="VerbatimChar"/>
+        </w:rPr>
+        <w:t xml:space="preserve">    LEAF Bypass device binding                  cost=6</w:t>
+      </w:r>
+      <w:r>
+        <w:br/>
+      </w:r>
+      <w:r>
+        <w:rPr>
+          <w:rStyle w:val="VerbatimChar"/>
+        </w:rPr>
+        <w:t xml:space="preserve">  AND Man-in-the-middle on the network</w:t>
+      </w:r>
+      <w:r>
+        <w:br/>
+      </w:r>
+      <w:r>
+        <w:rPr>
+          <w:rStyle w:val="VerbatimChar"/>
+        </w:rPr>
+        <w:t xml:space="preserve">    LEAF Set up a rogue access point            cost=1</w:t>
+      </w:r>
+      <w:r>
+        <w:br/>
+      </w:r>
+      <w:r>
+        <w:rPr>
+          <w:rStyle w:val="VerbatimChar"/>
+        </w:rPr>
+        <w:t xml:space="preserve">    LEAF Bypass certificate validation (T3)     cost=2</w:t>
+      </w:r>
+      <w:r>
+        <w:br/>
+      </w:r>
+      <w:r>
+        <w:rPr>
+          <w:rStyle w:val="VerbatimChar"/>
+        </w:rPr>
+        <w:t xml:space="preserve">    LEAF Replay the session token               cost=3</w:t>
+      </w:r>
+      <w:r>
+        <w:br/>
+      </w:r>
+      <w:r>
+        <w:rPr>
+          <w:rStyle w:val="VerbatimChar"/>
+        </w:rPr>
+        <w:t xml:space="preserve">  AND Abuse the server API</w:t>
+      </w:r>
+      <w:r>
+        <w:br/>
+      </w:r>
+      <w:r>
+        <w:rPr>
+          <w:rStyle w:val="VerbatimChar"/>
+        </w:rPr>
+        <w:t xml:space="preserve">    LEAF Log in with your own account           cost=1</w:t>
+      </w:r>
+      <w:r>
+        <w:br/>
+      </w:r>
+      <w:r>
+        <w:rPr>
+          <w:rStyle w:val="VerbatimChar"/>
+        </w:rPr>
+        <w:t xml:space="preserve">    LEAF Tamper with the transaction number (T7) cost=2</w:t>
+      </w:r>
+    </w:p>
+    <w:p>
+      <w:pPr>
+        <w:pStyle w:val="FirstParagraph"/>
+      </w:pPr>
+      <w:r>
+        <w:t xml:space="preserve">The end of the output we get when we actually feed this file to</w:t>
+      </w:r>
+      <w:r>
+        <w:t xml:space="preserve"> </w:t>
+      </w:r>
+      <w:r>
+        <w:rPr>
+          <w:rStyle w:val="VerbatimChar"/>
+        </w:rPr>
+        <w:t xml:space="preserve">tree.exe</w:t>
+      </w:r>
+      <w:r>
+        <w:t xml:space="preserve"> </w:t>
+      </w:r>
+      <w:r>
+        <w:t xml:space="preserve">(saved as</w:t>
+      </w:r>
+      <w:r>
+        <w:t xml:space="preserve"> </w:t>
+      </w:r>
+      <w:r>
+        <w:rPr>
+          <w:rStyle w:val="VerbatimChar"/>
+        </w:rPr>
+        <w:t xml:space="preserve">tree-fraud-example.txt</w:t>
+      </w:r>
+      <w:r>
+        <w:t xml:space="preserve"> </w:t>
+      </w:r>
+      <w:r>
+        <w:t xml:space="preserve">and run as</w:t>
+      </w:r>
+      <w:r>
+        <w:t xml:space="preserve"> </w:t>
+      </w:r>
+      <w:r>
+        <w:rPr>
+          <w:rStyle w:val="VerbatimChar"/>
+        </w:rPr>
+        <w:t xml:space="preserve">tree.exe tree-fraud-example.txt</w:t>
       </w:r>
       <w:r>
         <w:t xml:space="preserve">):</w:t>
@@ -29377,13 +32584,25 @@
     </w:p>
     <w:p>
       <w:pPr>
+        <w:pStyle w:val="BodyText"/>
+      </w:pPr>
+      <w:r>
+        <w:rPr>
+          <w:b/>
+          <w:bCs/>
+        </w:rPr>
+        <w:t xml:space="preserve">tree.exe tree-fraud-example.txt (final part)</w:t>
+      </w:r>
+    </w:p>
+    <w:p>
+      <w:pPr>
         <w:pStyle w:val="SourceCode"/>
       </w:pPr>
       <w:r>
         <w:rPr>
           <w:rStyle w:val="VerbatimChar"/>
         </w:rPr>
-        <w:t xml:space="preserve">TARGET: Make a payment from someone else's account</w:t>
+        <w:t xml:space="preserve">  CHEAPEST ATTACK = 3 unit(s). The chain the defender should</w:t>
       </w:r>
       <w:r>
         <w:br/>
@@ -29392,25 +32611,19 @@
         <w:rPr>
           <w:rStyle w:val="VerbatimChar"/>
         </w:rPr>
-        <w:t xml:space="preserve">  AND Pay with a stolen device</w:t>
+        <w:t xml:space="preserve">  break first (the weakest point):</w:t>
       </w:r>
       <w:r>
         <w:br/>
       </w:r>
       <w:r>
-        <w:rPr>
-          <w:rStyle w:val="VerbatimChar"/>
-        </w:rPr>
-        <w:t xml:space="preserve">    LEAF Bypass the screen lock               cost=6</w:t>
-      </w:r>
-      <w:r>
         <w:br/>
       </w:r>
       <w:r>
         <w:rPr>
           <w:rStyle w:val="VerbatimChar"/>
         </w:rPr>
-        <w:t xml:space="preserve">    LEAF Bypass the app PIN                   cost=5</w:t>
+        <w:t xml:space="preserve">  -&gt; Pay from someone else's account (cost=3)</w:t>
       </w:r>
       <w:r>
         <w:br/>
@@ -29419,7 +32632,7 @@
         <w:rPr>
           <w:rStyle w:val="VerbatimChar"/>
         </w:rPr>
-        <w:t xml:space="preserve">  AND Copy and exfiltrate the session key</w:t>
+        <w:t xml:space="preserve">    -&gt; Abuse the server API [all required] (cost=3)</w:t>
       </w:r>
       <w:r>
         <w:br/>
@@ -29428,7 +32641,7 @@
         <w:rPr>
           <w:rStyle w:val="VerbatimChar"/>
         </w:rPr>
-        <w:t xml:space="preserve">    OR Obtain the key</w:t>
+        <w:t xml:space="preserve">      -&gt; Log in with your own account (cost=1)</w:t>
       </w:r>
       <w:r>
         <w:br/>
@@ -29437,97 +32650,7 @@
         <w:rPr>
           <w:rStyle w:val="VerbatimChar"/>
         </w:rPr>
-        <w:t xml:space="preserve">      LEAF Root + debugger (T1)               cost=4</w:t>
-      </w:r>
-      <w:r>
-        <w:br/>
-      </w:r>
-      <w:r>
-        <w:rPr>
-          <w:rStyle w:val="VerbatimChar"/>
-        </w:rPr>
-        <w:t xml:space="preserve">      LEAF Copy the local DB and decrypt it   cost=8</w:t>
-      </w:r>
-      <w:r>
-        <w:br/>
-      </w:r>
-      <w:r>
-        <w:rPr>
-          <w:rStyle w:val="VerbatimChar"/>
-        </w:rPr>
-        <w:t xml:space="preserve">      LEAF Code via a malicious link (T9)     cost=9</w:t>
-      </w:r>
-      <w:r>
-        <w:br/>
-      </w:r>
-      <w:r>
-        <w:rPr>
-          <w:rStyle w:val="VerbatimChar"/>
-        </w:rPr>
-        <w:t xml:space="preserve">    LEAF Bypass device binding                cost=6</w:t>
-      </w:r>
-      <w:r>
-        <w:br/>
-      </w:r>
-      <w:r>
-        <w:rPr>
-          <w:rStyle w:val="VerbatimChar"/>
-        </w:rPr>
-        <w:t xml:space="preserve">  AND Intercept on the network</w:t>
-      </w:r>
-      <w:r>
-        <w:br/>
-      </w:r>
-      <w:r>
-        <w:rPr>
-          <w:rStyle w:val="VerbatimChar"/>
-        </w:rPr>
-        <w:t xml:space="preserve">    LEAF Set up a rogue access point          cost=1</w:t>
-      </w:r>
-      <w:r>
-        <w:br/>
-      </w:r>
-      <w:r>
-        <w:rPr>
-          <w:rStyle w:val="VerbatimChar"/>
-        </w:rPr>
-        <w:t xml:space="preserve">    LEAF Bypass certificate validation (T3)   cost=2</w:t>
-      </w:r>
-      <w:r>
-        <w:br/>
-      </w:r>
-      <w:r>
-        <w:rPr>
-          <w:rStyle w:val="VerbatimChar"/>
-        </w:rPr>
-        <w:t xml:space="preserve">    LEAF Replay the session token             cost=3</w:t>
-      </w:r>
-      <w:r>
-        <w:br/>
-      </w:r>
-      <w:r>
-        <w:rPr>
-          <w:rStyle w:val="VerbatimChar"/>
-        </w:rPr>
-        <w:t xml:space="preserve">  AND Abuse the server API</w:t>
-      </w:r>
-      <w:r>
-        <w:br/>
-      </w:r>
-      <w:r>
-        <w:rPr>
-          <w:rStyle w:val="VerbatimChar"/>
-        </w:rPr>
-        <w:t xml:space="preserve">    LEAF Log in with your own account         cost=1</w:t>
-      </w:r>
-      <w:r>
-        <w:br/>
-      </w:r>
-      <w:r>
-        <w:rPr>
-          <w:rStyle w:val="VerbatimChar"/>
-        </w:rPr>
-        <w:t xml:space="preserve">    LEAF Change the transaction number (T7)   cost=2</w:t>
+        <w:t xml:space="preserve">      -&gt; Tamper with the transaction number (T7) (cost=2)</w:t>
       </w:r>
     </w:p>
     <w:p>
@@ -29535,92 +32658,28 @@
         <w:pStyle w:val="FirstParagraph"/>
       </w:pPr>
       <w:r>
-        <w:t xml:space="preserve">The end of the output we get when we run this through Demo 04’s calculator:</w:t>
-      </w:r>
-    </w:p>
-    <w:p>
-      <w:pPr>
-        <w:pStyle w:val="BodyText"/>
-      </w:pPr>
-      <w:r>
-        <w:rPr>
-          <w:b/>
-          <w:bCs/>
-        </w:rPr>
-        <w:t xml:space="preserve">agac agac-s4.txt (final part)</w:t>
-      </w:r>
-    </w:p>
-    <w:p>
-      <w:pPr>
-        <w:pStyle w:val="SourceCode"/>
-      </w:pPr>
-      <w:r>
-        <w:rPr>
-          <w:rStyle w:val="VerbatimChar"/>
-        </w:rPr>
-        <w:t xml:space="preserve">  CHEAPEST ATTACK = 3 units. The chain the defender must break</w:t>
-      </w:r>
-      <w:r>
-        <w:br/>
-      </w:r>
-      <w:r>
-        <w:rPr>
-          <w:rStyle w:val="VerbatimChar"/>
-        </w:rPr>
-        <w:t xml:space="preserve">  first (the weakest point):</w:t>
-      </w:r>
-      <w:r>
-        <w:br/>
-      </w:r>
-      <w:r>
-        <w:br/>
-      </w:r>
-      <w:r>
-        <w:rPr>
-          <w:rStyle w:val="VerbatimChar"/>
-        </w:rPr>
-        <w:t xml:space="preserve">  -&gt; Make a payment from someone else's account (cost=3)</w:t>
-      </w:r>
-      <w:r>
-        <w:br/>
-      </w:r>
-      <w:r>
-        <w:rPr>
-          <w:rStyle w:val="VerbatimChar"/>
-        </w:rPr>
-        <w:t xml:space="preserve">    -&gt; Abuse the server API [all required] (cost=3)</w:t>
-      </w:r>
-      <w:r>
-        <w:br/>
-      </w:r>
-      <w:r>
-        <w:rPr>
-          <w:rStyle w:val="VerbatimChar"/>
-        </w:rPr>
-        <w:t xml:space="preserve">      -&gt; Log in with your own account (cost=1)</w:t>
-      </w:r>
-      <w:r>
-        <w:br/>
-      </w:r>
-      <w:r>
-        <w:rPr>
-          <w:rStyle w:val="VerbatimChar"/>
-        </w:rPr>
-        <w:t xml:space="preserve">      -&gt; Change the transaction number (T7) (cost=2)</w:t>
-      </w:r>
-    </w:p>
-    <w:p>
-      <w:pPr>
-        <w:pStyle w:val="FirstParagraph"/>
-      </w:pPr>
-      <w:r>
-        <w:t xml:space="preserve">When we applied the countermeasures in order, the cheapest path changed as follows (the same program, with</w:t>
-      </w:r>
-      <w:r>
-        <w:t xml:space="preserve"> </w:t>
-      </w:r>
-      <w:r>
-        <w:t xml:space="preserve">leaf costs updated):</w:t>
+        <w:t xml:space="preserve">When we applied the countermeasures in order, the cheapest path changed as follows (the same file, only the</w:t>
+      </w:r>
+      <w:r>
+        <w:t xml:space="preserve"> </w:t>
+      </w:r>
+      <w:r>
+        <w:t xml:space="preserve">relevant</w:t>
+      </w:r>
+      <w:r>
+        <w:t xml:space="preserve"> </w:t>
+      </w:r>
+      <w:r>
+        <w:rPr>
+          <w:rStyle w:val="VerbatimChar"/>
+        </w:rPr>
+        <w:t xml:space="preserve">cost=</w:t>
+      </w:r>
+      <w:r>
+        <w:t xml:space="preserve"> </w:t>
+      </w:r>
+      <w:r>
+        <w:t xml:space="preserve">value updated and rerun — every row was actually verified):</w:t>
       </w:r>
     </w:p>
     <w:tbl>
@@ -29715,7 +32774,7 @@
               <w:pStyle w:val="Compact"/>
             </w:pPr>
             <w:r>
-              <w:t xml:space="preserve">Server API (T7)</w:t>
+              <w:t xml:space="preserve">Abuse the server API (T7)</w:t>
             </w:r>
           </w:p>
         </w:tc>
@@ -29750,18 +32809,42 @@
               <w:pStyle w:val="Compact"/>
             </w:pPr>
             <w:r>
-              <w:t xml:space="preserve">T7: 2 → 20</w:t>
-            </w:r>
-          </w:p>
-        </w:tc>
-        <w:tc>
-          <w:tcPr/>
-          <w:p>
-            <w:pPr>
-              <w:pStyle w:val="Compact"/>
-            </w:pPr>
-            <w:r>
-              <w:t xml:space="preserve">MITM on the network (T3)</w:t>
+              <w:t xml:space="preserve">T7:</w:t>
+            </w:r>
+            <w:r>
+              <w:t xml:space="preserve"> </w:t>
+            </w:r>
+            <w:r>
+              <w:rPr>
+                <w:rStyle w:val="VerbatimChar"/>
+              </w:rPr>
+              <w:t xml:space="preserve">cost=2</w:t>
+            </w:r>
+            <w:r>
+              <w:t xml:space="preserve"> </w:t>
+            </w:r>
+            <w:r>
+              <w:t xml:space="preserve">→</w:t>
+            </w:r>
+            <w:r>
+              <w:t xml:space="preserve"> </w:t>
+            </w:r>
+            <w:r>
+              <w:rPr>
+                <w:rStyle w:val="VerbatimChar"/>
+              </w:rPr>
+              <w:t xml:space="preserve">cost=20</w:t>
+            </w:r>
+          </w:p>
+        </w:tc>
+        <w:tc>
+          <w:tcPr/>
+          <w:p>
+            <w:pPr>
+              <w:pStyle w:val="Compact"/>
+            </w:pPr>
+            <w:r>
+              <w:t xml:space="preserve">Man-in-the-middle on the network (T3)</w:t>
             </w:r>
           </w:p>
         </w:tc>
@@ -29796,18 +32879,42 @@
               <w:pStyle w:val="Compact"/>
             </w:pPr>
             <w:r>
-              <w:t xml:space="preserve">T3: 2 → 12</w:t>
-            </w:r>
-          </w:p>
-        </w:tc>
-        <w:tc>
-          <w:tcPr/>
-          <w:p>
-            <w:pPr>
-              <w:pStyle w:val="Compact"/>
-            </w:pPr>
-            <w:r>
-              <w:t xml:space="preserve">Extract the session key (T1)</w:t>
+              <w:t xml:space="preserve">T3:</w:t>
+            </w:r>
+            <w:r>
+              <w:t xml:space="preserve"> </w:t>
+            </w:r>
+            <w:r>
+              <w:rPr>
+                <w:rStyle w:val="VerbatimChar"/>
+              </w:rPr>
+              <w:t xml:space="preserve">cost=2</w:t>
+            </w:r>
+            <w:r>
+              <w:t xml:space="preserve"> </w:t>
+            </w:r>
+            <w:r>
+              <w:t xml:space="preserve">→</w:t>
+            </w:r>
+            <w:r>
+              <w:t xml:space="preserve"> </w:t>
+            </w:r>
+            <w:r>
+              <w:rPr>
+                <w:rStyle w:val="VerbatimChar"/>
+              </w:rPr>
+              <w:t xml:space="preserve">cost=12</w:t>
+            </w:r>
+          </w:p>
+        </w:tc>
+        <w:tc>
+          <w:tcPr/>
+          <w:p>
+            <w:pPr>
+              <w:pStyle w:val="Compact"/>
+            </w:pPr>
+            <w:r>
+              <w:t xml:space="preserve">Copy and exfiltrate the session key (T1)</w:t>
             </w:r>
           </w:p>
         </w:tc>
@@ -29874,8 +32981,8 @@
         <w:t xml:space="preserve">this is exactly why the two tools are read together.</w:t>
       </w:r>
     </w:p>
-    <w:bookmarkEnd w:id="135"/>
-    <w:bookmarkStart w:id="136" w:name="grading-criteria"/>
+    <w:bookmarkEnd w:id="174"/>
+    <w:bookmarkStart w:id="175" w:name="grading-criteria"/>
     <w:p>
       <w:pPr>
         <w:pStyle w:val="Heading3"/>
@@ -30378,9 +33485,9 @@
         </w:pict>
       </w:r>
     </w:p>
-    <w:bookmarkEnd w:id="136"/>
-    <w:bookmarkEnd w:id="137"/>
-    <w:bookmarkStart w:id="138" w:name="class-activities"/>
+    <w:bookmarkEnd w:id="175"/>
+    <w:bookmarkEnd w:id="176"/>
+    <w:bookmarkStart w:id="177" w:name="class-activities"/>
     <w:p>
       <w:pPr>
         <w:pStyle w:val="Heading2"/>
@@ -30991,106 +34098,82 @@
         <w:rPr>
           <w:rStyle w:val="VerbatimChar"/>
         </w:rPr>
-        <w:t xml:space="preserve">uygulama</w:t>
-      </w:r>
-      <w:r>
-        <w:t xml:space="preserve"> </w:t>
-      </w:r>
-      <w:r>
-        <w:t xml:space="preserve">(application),</w:t>
-      </w:r>
-      <w:r>
-        <w:t xml:space="preserve"> </w:t>
-      </w:r>
-      <w:r>
-        <w:rPr>
-          <w:rStyle w:val="VerbatimChar"/>
-        </w:rPr>
-        <w:t xml:space="preserve">kutuphane</w:t>
-      </w:r>
-      <w:r>
-        <w:t xml:space="preserve"> </w:t>
-      </w:r>
-      <w:r>
-        <w:t xml:space="preserve">(library),</w:t>
-      </w:r>
-      <w:r>
-        <w:t xml:space="preserve"> </w:t>
-      </w:r>
-      <w:r>
-        <w:rPr>
-          <w:rStyle w:val="VerbatimChar"/>
-        </w:rPr>
-        <w:t xml:space="preserve">raporlayici</w:t>
-      </w:r>
-      <w:r>
-        <w:t xml:space="preserve"> </w:t>
-      </w:r>
-      <w:r>
-        <w:t xml:space="preserve">(reporter);</w:t>
-      </w:r>
-      <w:r>
-        <w:t xml:space="preserve"> </w:t>
-      </w:r>
-      <w:r>
-        <w:t xml:space="preserve">the objects are</w:t>
-      </w:r>
-      <w:r>
-        <w:t xml:space="preserve"> </w:t>
-      </w:r>
-      <w:r>
-        <w:rPr>
-          <w:rStyle w:val="VerbatimChar"/>
-        </w:rPr>
-        <w:t xml:space="preserve">oturum_anahtari</w:t>
-      </w:r>
-      <w:r>
-        <w:t xml:space="preserve"> </w:t>
-      </w:r>
-      <w:r>
-        <w:t xml:space="preserve">(session key),</w:t>
-      </w:r>
-      <w:r>
-        <w:t xml:space="preserve"> </w:t>
-      </w:r>
-      <w:r>
-        <w:rPr>
-          <w:rStyle w:val="VerbatimChar"/>
-        </w:rPr>
-        <w:t xml:space="preserve">islem_kaydi</w:t>
-      </w:r>
-      <w:r>
-        <w:t xml:space="preserve"> </w:t>
-      </w:r>
-      <w:r>
-        <w:t xml:space="preserve">(transaction log),</w:t>
-      </w:r>
-      <w:r>
-        <w:t xml:space="preserve"> </w:t>
-      </w:r>
-      <w:r>
-        <w:rPr>
-          <w:rStyle w:val="VerbatimChar"/>
-        </w:rPr>
-        <w:t xml:space="preserve">hata_raporu</w:t>
-      </w:r>
-      <w:r>
-        <w:t xml:space="preserve"> </w:t>
-      </w:r>
-      <w:r>
-        <w:t xml:space="preserve">(error</w:t>
-      </w:r>
-      <w:r>
-        <w:t xml:space="preserve"> </w:t>
-      </w:r>
-      <w:r>
-        <w:t xml:space="preserve">report). The library reads/writes the key and writes to the transaction log; the application reads the</w:t>
-      </w:r>
-      <w:r>
-        <w:t xml:space="preserve"> </w:t>
-      </w:r>
-      <w:r>
-        <w:t xml:space="preserve">transaction log and writes to the error report; the reporter only reads the error report.</w:t>
+        <w:t xml:space="preserve">application</w:t>
+      </w:r>
+      <w:r>
+        <w:t xml:space="preserve">,</w:t>
+      </w:r>
+      <w:r>
+        <w:t xml:space="preserve"> </w:t>
+      </w:r>
+      <w:r>
+        <w:rPr>
+          <w:rStyle w:val="VerbatimChar"/>
+        </w:rPr>
+        <w:t xml:space="preserve">library</w:t>
+      </w:r>
+      <w:r>
+        <w:t xml:space="preserve">,</w:t>
+      </w:r>
+      <w:r>
+        <w:t xml:space="preserve"> </w:t>
+      </w:r>
+      <w:r>
+        <w:rPr>
+          <w:rStyle w:val="VerbatimChar"/>
+        </w:rPr>
+        <w:t xml:space="preserve">reporter</w:t>
+      </w:r>
+      <w:r>
+        <w:t xml:space="preserve">; the objects are</w:t>
+      </w:r>
+      <w:r>
+        <w:t xml:space="preserve"> </w:t>
+      </w:r>
+      <w:r>
+        <w:rPr>
+          <w:rStyle w:val="VerbatimChar"/>
+        </w:rPr>
+        <w:t xml:space="preserve">session_key</w:t>
+      </w:r>
+      <w:r>
+        <w:t xml:space="preserve">,</w:t>
+      </w:r>
+      <w:r>
+        <w:t xml:space="preserve"> </w:t>
+      </w:r>
+      <w:r>
+        <w:rPr>
+          <w:rStyle w:val="VerbatimChar"/>
+        </w:rPr>
+        <w:t xml:space="preserve">transaction_log</w:t>
+      </w:r>
+      <w:r>
+        <w:t xml:space="preserve">,</w:t>
+      </w:r>
+      <w:r>
+        <w:t xml:space="preserve"> </w:t>
+      </w:r>
+      <w:r>
+        <w:rPr>
+          <w:rStyle w:val="VerbatimChar"/>
+        </w:rPr>
+        <w:t xml:space="preserve">error_report</w:t>
+      </w:r>
+      <w:r>
+        <w:t xml:space="preserve">. The library reads/writes the key and writes to the transaction log;</w:t>
+      </w:r>
+      <w:r>
+        <w:t xml:space="preserve"> </w:t>
+      </w:r>
+      <w:r>
+        <w:t xml:space="preserve">the application reads the transaction log and writes to the error report; the reporter only reads the</w:t>
+      </w:r>
+      <w:r>
+        <w:t xml:space="preserve"> </w:t>
+      </w:r>
+      <w:r>
+        <w:t xml:space="preserve">error report.</w:t>
       </w:r>
     </w:p>
     <w:p>
@@ -31144,7 +34227,7 @@
         <w:rPr>
           <w:rStyle w:val="VerbatimChar"/>
         </w:rPr>
-        <w:t xml:space="preserve">oturum_anahtari</w:t>
+        <w:t xml:space="preserve">session_key</w:t>
       </w:r>
       <w:r>
         <w:t xml:space="preserve">: Confidential, the others: Unclassified)</w:t>
@@ -31187,7 +34270,7 @@
         <w:rPr>
           <w:rStyle w:val="VerbatimChar"/>
         </w:rPr>
-        <w:t xml:space="preserve">hata_raporu</w:t>
+        <w:t xml:space="preserve">error_report</w:t>
       </w:r>
       <w:r>
         <w:t xml:space="preserve"> </w:t>
@@ -31232,19 +34315,19 @@
         <w:rPr>
           <w:rStyle w:val="VerbatimChar"/>
         </w:rPr>
-        <w:t xml:space="preserve">islem_kaydi</w:t>
-      </w:r>
-      <w:r>
-        <w:t xml:space="preserve"> </w:t>
-      </w:r>
-      <w:r>
-        <w:t xml:space="preserve">violates BLP’s *-property; so either the log only receives</w:t>
-      </w:r>
-      <w:r>
-        <w:t xml:space="preserve"> </w:t>
-      </w:r>
-      <w:r>
-        <w:t xml:space="preserve">non-confidential fields, or the library is split into two parts.”</w:t>
+        <w:t xml:space="preserve">transaction_log</w:t>
+      </w:r>
+      <w:r>
+        <w:t xml:space="preserve"> </w:t>
+      </w:r>
+      <w:r>
+        <w:t xml:space="preserve">violates BLP’s *-property; so either the log only</w:t>
+      </w:r>
+      <w:r>
+        <w:t xml:space="preserve"> </w:t>
+      </w:r>
+      <w:r>
+        <w:t xml:space="preserve">receives non-confidential fields, or the library is split into two parts.”</w:t>
       </w:r>
     </w:p>
     <w:p>
@@ -32571,8 +35654,8 @@
         </w:pict>
       </w:r>
     </w:p>
-    <w:bookmarkEnd w:id="138"/>
-    <w:bookmarkStart w:id="139" w:name="X452e7b0c4c0017eb1d41794c81d901e9e7c8a0f"/>
+    <w:bookmarkEnd w:id="177"/>
+    <w:bookmarkStart w:id="178" w:name="X452e7b0c4c0017eb1d41794c81d901e9e7c8a0f"/>
     <w:p>
       <w:pPr>
         <w:pStyle w:val="Heading2"/>
@@ -32654,7 +35737,7 @@
         <w:rPr>
           <w:rStyle w:val="NormalTok"/>
         </w:rPr>
-        <w:t xml:space="preserve">dosya</w:t>
+        <w:t xml:space="preserve">file</w:t>
       </w:r>
       <w:r>
         <w:rPr>
@@ -32771,7 +35854,7 @@
         <w:rPr>
           <w:rStyle w:val="NormalTok"/>
         </w:rPr>
-        <w:t xml:space="preserve">dosya</w:t>
+        <w:t xml:space="preserve">file</w:t>
       </w:r>
       <w:r>
         <w:rPr>
@@ -32870,7 +35953,7 @@
         <w:rPr>
           <w:rStyle w:val="NormalTok"/>
         </w:rPr>
-        <w:t xml:space="preserve"> kayit</w:t>
+        <w:t xml:space="preserve"> record</w:t>
       </w:r>
       <w:r>
         <w:rPr>
@@ -33051,7 +36134,7 @@
         <w:rPr>
           <w:rStyle w:val="VerbatimChar"/>
         </w:rPr>
-        <w:t xml:space="preserve">open(dosya, O_WRONLY|O_CREAT|O_NOFOLLOW, 0600)</w:t>
+        <w:t xml:space="preserve">open(file, O_WRONLY|O_CREAT|O_NOFOLLOW, 0600)</w:t>
       </w:r>
       <w:r>
         <w:t xml:space="preserve">, then work through the fd.</w:t>
@@ -33083,7 +36166,7 @@
         <w:rPr>
           <w:rStyle w:val="NormalTok"/>
         </w:rPr>
-        <w:t xml:space="preserve"> beklenen </w:t>
+        <w:t xml:space="preserve"> expected </w:t>
       </w:r>
       <w:r>
         <w:rPr>
@@ -33122,7 +36205,7 @@
         <w:rPr>
           <w:rStyle w:val="NormalTok"/>
         </w:rPr>
-        <w:t xml:space="preserve"> bulunan  </w:t>
+        <w:t xml:space="preserve"> found     </w:t>
       </w:r>
       <w:r>
         <w:rPr>
@@ -33146,7 +36229,7 @@
         <w:rPr>
           <w:rStyle w:val="NormalTok"/>
         </w:rPr>
-        <w:t xml:space="preserve">kod_bolgesi</w:t>
+        <w:t xml:space="preserve">code_region</w:t>
       </w:r>
       <w:r>
         <w:rPr>
@@ -33158,7 +36241,7 @@
         <w:rPr>
           <w:rStyle w:val="NormalTok"/>
         </w:rPr>
-        <w:t xml:space="preserve"> boyut</w:t>
+        <w:t xml:space="preserve"> size</w:t>
       </w:r>
       <w:r>
         <w:rPr>
@@ -33191,7 +36274,7 @@
         <w:rPr>
           <w:rStyle w:val="NormalTok"/>
         </w:rPr>
-        <w:t xml:space="preserve">bulunan </w:t>
+        <w:t xml:space="preserve">found </w:t>
       </w:r>
       <w:r>
         <w:rPr>
@@ -33203,7 +36286,7 @@
         <w:rPr>
           <w:rStyle w:val="NormalTok"/>
         </w:rPr>
-        <w:t xml:space="preserve"> beklenen</w:t>
+        <w:t xml:space="preserve"> expected</w:t>
       </w:r>
       <w:r>
         <w:rPr>
@@ -33230,7 +36313,7 @@
         <w:rPr>
           <w:rStyle w:val="NormalTok"/>
         </w:rPr>
-        <w:t xml:space="preserve"> HATA</w:t>
+        <w:t xml:space="preserve"> ERROR</w:t>
       </w:r>
       <w:r>
         <w:rPr>
@@ -33257,7 +36340,7 @@
         <w:rPr>
           <w:rStyle w:val="NormalTok"/>
         </w:rPr>
-        <w:t xml:space="preserve">calistir</w:t>
+        <w:t xml:space="preserve">run</w:t>
       </w:r>
       <w:r>
         <w:rPr>
@@ -33393,7 +36476,7 @@
       <w:r>
         <w:t xml:space="preserve">to a single branch. (</w:t>
       </w:r>
-      <w:hyperlink r:id="rId59">
+      <w:hyperlink r:id="rId71">
         <w:r>
           <w:rPr>
             <w:rStyle w:val="Hyperlink"/>
@@ -33431,7 +36514,7 @@
         <w:rPr>
           <w:rStyle w:val="NormalTok"/>
         </w:rPr>
-        <w:t xml:space="preserve"> kullanici k</w:t>
+        <w:t xml:space="preserve"> user u</w:t>
       </w:r>
       <w:r>
         <w:rPr>
@@ -33458,7 +36541,7 @@
         <w:rPr>
           <w:rStyle w:val="NormalTok"/>
         </w:rPr>
-        <w:t xml:space="preserve">k</w:t>
+        <w:t xml:space="preserve">u</w:t>
       </w:r>
       <w:r>
         <w:rPr>
@@ -33470,7 +36553,7 @@
         <w:rPr>
           <w:rStyle w:val="NormalTok"/>
         </w:rPr>
-        <w:t xml:space="preserve">ad</w:t>
+        <w:t xml:space="preserve">name</w:t>
       </w:r>
       <w:r>
         <w:rPr>
@@ -33482,7 +36565,7 @@
         <w:rPr>
           <w:rStyle w:val="NormalTok"/>
         </w:rPr>
-        <w:t xml:space="preserve"> girdi</w:t>
+        <w:t xml:space="preserve"> input</w:t>
       </w:r>
       <w:r>
         <w:rPr>
@@ -33506,7 +36589,7 @@
         <w:rPr>
           <w:rStyle w:val="NormalTok"/>
         </w:rPr>
-        <w:t xml:space="preserve"> k</w:t>
+        <w:t xml:space="preserve"> u</w:t>
       </w:r>
       <w:r>
         <w:rPr>
@@ -33518,7 +36601,7 @@
         <w:rPr>
           <w:rStyle w:val="NormalTok"/>
         </w:rPr>
-        <w:t xml:space="preserve">ad</w:t>
+        <w:t xml:space="preserve">name</w:t>
       </w:r>
       <w:r>
         <w:rPr>
@@ -33533,7 +36616,7 @@
         <w:rPr>
           <w:rStyle w:val="CommentTok"/>
         </w:rPr>
-        <w:t xml:space="preserve">/* k.yonetici field is never assigned */</w:t>
+        <w:t xml:space="preserve">/* u.admin field is never assigned */</w:t>
       </w:r>
       <w:r>
         <w:br/>
@@ -33560,7 +36643,7 @@
         <w:rPr>
           <w:rStyle w:val="NormalTok"/>
         </w:rPr>
-        <w:t xml:space="preserve">k</w:t>
+        <w:t xml:space="preserve">u</w:t>
       </w:r>
       <w:r>
         <w:rPr>
@@ -33572,7 +36655,7 @@
         <w:rPr>
           <w:rStyle w:val="NormalTok"/>
         </w:rPr>
-        <w:t xml:space="preserve">yonetici</w:t>
+        <w:t xml:space="preserve">admin</w:t>
       </w:r>
       <w:r>
         <w:rPr>
@@ -33584,7 +36667,7 @@
         <w:rPr>
           <w:rStyle w:val="NormalTok"/>
         </w:rPr>
-        <w:t xml:space="preserve"> ver_yonetici_paneli</w:t>
+        <w:t xml:space="preserve"> grant_admin_panel</w:t>
       </w:r>
       <w:r>
         <w:rPr>
@@ -33643,7 +36726,7 @@
         <w:rPr>
           <w:rStyle w:val="VerbatimChar"/>
         </w:rPr>
-        <w:t xml:space="preserve">k.yonetici</w:t>
+        <w:t xml:space="preserve">u.admin</w:t>
       </w:r>
       <w:r>
         <w:t xml:space="preserve"> </w:t>
@@ -33680,7 +36763,7 @@
         <w:rPr>
           <w:rStyle w:val="VerbatimChar"/>
         </w:rPr>
-        <w:t xml:space="preserve">struct kullanici k = {0};</w:t>
+        <w:t xml:space="preserve">struct user u = {0};</w:t>
       </w:r>
       <w:r>
         <w:t xml:space="preserve"> </w:t>
@@ -33695,7 +36778,7 @@
         <w:rPr>
           <w:rStyle w:val="VerbatimChar"/>
         </w:rPr>
-        <w:t xml:space="preserve">.yonetici = 0</w:t>
+        <w:t xml:space="preserve">.admin = 0</w:t>
       </w:r>
       <w:r>
         <w:t xml:space="preserve">.</w:t>
@@ -33708,8 +36791,8 @@
         </w:pict>
       </w:r>
     </w:p>
-    <w:bookmarkEnd w:id="139"/>
-    <w:bookmarkStart w:id="140" w:name="work-on-your-own"/>
+    <w:bookmarkEnd w:id="178"/>
+    <w:bookmarkStart w:id="179" w:name="work-on-your-own"/>
     <w:p>
       <w:pPr>
         <w:pStyle w:val="Heading2"/>
@@ -33770,7 +36853,7 @@
         <w:rPr>
           <w:rStyle w:val="VerbatimChar"/>
         </w:rPr>
-        <w:t xml:space="preserve">ornek_uret.c</w:t>
+        <w:t xml:space="preserve">generate_samples.c</w:t>
       </w:r>
       <w:r>
         <w:t xml:space="preserve"> </w:t>
@@ -33785,7 +36868,7 @@
         <w:rPr>
           <w:rStyle w:val="VerbatimChar"/>
         </w:rPr>
-        <w:t xml:space="preserve">poli_3</w:t>
+        <w:t xml:space="preserve">poly_3</w:t>
       </w:r>
       <w:r>
         <w:t xml:space="preserve"> </w:t>
@@ -33841,7 +36924,7 @@
         <w:rPr>
           <w:rStyle w:val="VerbatimChar"/>
         </w:rPr>
-        <w:t xml:space="preserve">KAPSUL/1</w:t>
+        <w:t xml:space="preserve">CAPSULE/1</w:t>
       </w:r>
       <w:r>
         <w:t xml:space="preserve">, line 2 is the decryptor commands, then the body. Emulation</w:t>
@@ -33859,7 +36942,7 @@
         <w:rPr>
           <w:rStyle w:val="VerbatimChar"/>
         </w:rPr>
-        <w:t xml:space="preserve">MAVI-KEDI-42</w:t>
+        <w:t xml:space="preserve">BLUE-CAT-42</w:t>
       </w:r>
       <w:r>
         <w:t xml:space="preserve"> </w:t>
@@ -34082,61 +37165,123 @@
         <w:pStyle w:val="BlockText"/>
       </w:pPr>
       <w:r>
-        <w:t xml:space="preserve">Both must be at the same level. BLP requires</w:t>
-      </w:r>
-      <w:r>
-        <w:t xml:space="preserve"> </w:t>
-      </w:r>
-      <w:r>
-        <w:rPr>
-          <w:rStyle w:val="VerbatimChar"/>
-        </w:rPr>
-        <w:t xml:space="preserve">os ≥ ns</w:t>
-      </w:r>
-      <w:r>
-        <w:t xml:space="preserve"> </w:t>
-      </w:r>
-      <w:r>
-        <w:t xml:space="preserve">for reading and</w:t>
-      </w:r>
-      <w:r>
-        <w:t xml:space="preserve"> </w:t>
-      </w:r>
-      <w:r>
-        <w:rPr>
-          <w:rStyle w:val="VerbatimChar"/>
-        </w:rPr>
-        <w:t xml:space="preserve">os ≤ ns</w:t>
-      </w:r>
-      <w:r>
-        <w:t xml:space="preserve"> </w:t>
-      </w:r>
-      <w:r>
-        <w:t xml:space="preserve">for writing; Biba</w:t>
-      </w:r>
-      <w:r>
-        <w:t xml:space="preserve"> </w:t>
-      </w:r>
-      <w:r>
-        <w:t xml:space="preserve">requires the reverse. Both are satisfied only when</w:t>
-      </w:r>
-      <w:r>
-        <w:t xml:space="preserve"> </w:t>
-      </w:r>
-      <w:r>
-        <w:rPr>
-          <w:rStyle w:val="VerbatimChar"/>
-        </w:rPr>
-        <w:t xml:space="preserve">os = ns</w:t>
-      </w:r>
-      <w:r>
-        <w:t xml:space="preserve">. Conclusion: data requiring both high</w:t>
-      </w:r>
-      <w:r>
-        <w:t xml:space="preserve"> </w:t>
-      </w:r>
-      <w:r>
-        <w:t xml:space="preserve">confidentiality and high integrity can only be processed</w:t>
+        <w:t xml:space="preserve">Both must be at the same level. BLP requires the object’s level to be</w:t>
+      </w:r>
+      <w:r>
+        <w:t xml:space="preserve"> </w:t>
+      </w:r>
+      <w:r>
+        <w:rPr>
+          <w:b/>
+          <w:bCs/>
+        </w:rPr>
+        <w:t xml:space="preserve">at or below</w:t>
+      </w:r>
+      <w:r>
+        <w:t xml:space="preserve"> </w:t>
+      </w:r>
+      <w:r>
+        <w:t xml:space="preserve">the subject’s</w:t>
+      </w:r>
+      <w:r>
+        <w:t xml:space="preserve"> </w:t>
+      </w:r>
+      <w:r>
+        <w:t xml:space="preserve">for reading, and</w:t>
+      </w:r>
+      <w:r>
+        <w:t xml:space="preserve"> </w:t>
+      </w:r>
+      <w:r>
+        <w:rPr>
+          <w:b/>
+          <w:bCs/>
+        </w:rPr>
+        <w:t xml:space="preserve">at or above</w:t>
+      </w:r>
+      <w:r>
+        <w:t xml:space="preserve"> </w:t>
+      </w:r>
+      <w:r>
+        <w:t xml:space="preserve">it for writing (</w:t>
+      </w:r>
+      <w:r>
+        <w:t xml:space="preserve">“no read up, no write down”</w:t>
+      </w:r>
+      <w:r>
+        <w:t xml:space="preserve">); Biba requires the</w:t>
+      </w:r>
+      <w:r>
+        <w:t xml:space="preserve"> </w:t>
+      </w:r>
+      <w:r>
+        <w:t xml:space="preserve">reverse — the object’s level</w:t>
+      </w:r>
+      <w:r>
+        <w:t xml:space="preserve"> </w:t>
+      </w:r>
+      <w:r>
+        <w:rPr>
+          <w:b/>
+          <w:bCs/>
+        </w:rPr>
+        <w:t xml:space="preserve">at or above</w:t>
+      </w:r>
+      <w:r>
+        <w:t xml:space="preserve"> </w:t>
+      </w:r>
+      <w:r>
+        <w:t xml:space="preserve">for reading,</w:t>
+      </w:r>
+      <w:r>
+        <w:t xml:space="preserve"> </w:t>
+      </w:r>
+      <w:r>
+        <w:rPr>
+          <w:b/>
+          <w:bCs/>
+        </w:rPr>
+        <w:t xml:space="preserve">at or below</w:t>
+      </w:r>
+      <w:r>
+        <w:t xml:space="preserve"> </w:t>
+      </w:r>
+      <w:r>
+        <w:t xml:space="preserve">for writing (</w:t>
+      </w:r>
+      <w:r>
+        <w:t xml:space="preserve">“no read</w:t>
+      </w:r>
+      <w:r>
+        <w:t xml:space="preserve"> </w:t>
+      </w:r>
+      <w:r>
+        <w:t xml:space="preserve">down, no write up”</w:t>
+      </w:r>
+      <w:r>
+        <w:t xml:space="preserve">). Both sets of rules are satisfied at once only when the object’s level</w:t>
+      </w:r>
+      <w:r>
+        <w:t xml:space="preserve"> </w:t>
+      </w:r>
+      <w:r>
+        <w:rPr>
+          <w:b/>
+          <w:bCs/>
+        </w:rPr>
+        <w:t xml:space="preserve">equals</w:t>
+      </w:r>
+      <w:r>
+        <w:t xml:space="preserve"> </w:t>
+      </w:r>
+      <w:r>
+        <w:t xml:space="preserve">the subject’s. Conclusion: data requiring both high confidentiality and high integrity can only be</w:t>
+      </w:r>
+      <w:r>
+        <w:t xml:space="preserve"> </w:t>
+      </w:r>
+      <w:r>
+        <w:t xml:space="preserve">processed</w:t>
       </w:r>
       <w:r>
         <w:t xml:space="preserve"> </w:t>
@@ -34178,7 +37323,7 @@
         <w:rPr>
           <w:rStyle w:val="VerbatimChar"/>
         </w:rPr>
-        <w:t xml:space="preserve">agac-odeme.txt</w:t>
+        <w:t xml:space="preserve">tree-payment.txt</w:t>
       </w:r>
       <w:r>
         <w:t xml:space="preserve"> </w:t>
@@ -34443,7 +37588,7 @@
         <w:rPr>
           <w:rStyle w:val="VerbatimChar"/>
         </w:rPr>
-        <w:t xml:space="preserve">export TOCTOU_GECIKME_US=...</w:t>
+        <w:t xml:space="preserve">export TOCTOU_DELAY_US=...</w:t>
       </w:r>
       <w:r>
         <w:t xml:space="preserve"> </w:t>
@@ -34458,7 +37603,7 @@
         <w:rPr>
           <w:rStyle w:val="VerbatimChar"/>
         </w:rPr>
-        <w:t xml:space="preserve">saldiri.sh</w:t>
+        <w:t xml:space="preserve">attack.sh</w:t>
       </w:r>
       <w:r>
         <w:t xml:space="preserve"> </w:t>
@@ -34687,8 +37832,8 @@
         </w:pict>
       </w:r>
     </w:p>
-    <w:bookmarkEnd w:id="140"/>
-    <w:bookmarkStart w:id="141" w:name="self-check"/>
+    <w:bookmarkEnd w:id="179"/>
+    <w:bookmarkStart w:id="180" w:name="self-check"/>
     <w:p>
       <w:pPr>
         <w:pStyle w:val="Heading2"/>
@@ -35841,7 +38986,7 @@
       <w:r>
         <w:t xml:space="preserve">6), and whitebox cryptography (</w:t>
       </w:r>
-      <w:hyperlink r:id="rId111">
+      <w:hyperlink r:id="rId147">
         <w:r>
           <w:rPr>
             <w:rStyle w:val="Hyperlink"/>
@@ -35956,8 +39101,8 @@
         </w:pict>
       </w:r>
     </w:p>
-    <w:bookmarkEnd w:id="141"/>
-    <w:bookmarkStart w:id="143" w:name="sample-quiz-1-style-questions"/>
+    <w:bookmarkEnd w:id="180"/>
+    <w:bookmarkStart w:id="182" w:name="sample-quiz-1-style-questions"/>
     <w:p>
       <w:pPr>
         <w:pStyle w:val="Heading2"/>
@@ -35973,7 +39118,7 @@
       <w:r>
         <w:t xml:space="preserve">Quiz-1 (</w:t>
       </w:r>
-      <w:hyperlink r:id="rId142">
+      <w:hyperlink r:id="rId181">
         <w:r>
           <w:rPr>
             <w:rStyle w:val="Hyperlink"/>
@@ -36142,8 +39287,8 @@
         </w:pict>
       </w:r>
     </w:p>
-    <w:bookmarkEnd w:id="143"/>
-    <w:bookmarkStart w:id="146" w:name="resources-and-further-reading"/>
+    <w:bookmarkEnd w:id="182"/>
+    <w:bookmarkStart w:id="185" w:name="resources-and-further-reading"/>
     <w:p>
       <w:pPr>
         <w:pStyle w:val="Heading2"/>
@@ -37354,7 +40499,7 @@
       <w:r>
         <w:t xml:space="preserve">(</w:t>
       </w:r>
-      <w:hyperlink r:id="rId144">
+      <w:hyperlink r:id="rId183">
         <w:r>
           <w:rPr>
             <w:rStyle w:val="Hyperlink"/>
@@ -37374,7 +40519,7 @@
       <w:r>
         <w:t xml:space="preserve"> </w:t>
       </w:r>
-      <w:hyperlink r:id="rId145">
+      <w:hyperlink r:id="rId184">
         <w:r>
           <w:rPr>
             <w:rStyle w:val="Hyperlink"/>
@@ -37392,8 +40537,8 @@
         <w:t xml:space="preserve">to penetration-test planning.</w:t>
       </w:r>
     </w:p>
-    <w:bookmarkEnd w:id="146"/>
-    <w:bookmarkEnd w:id="147"/>
+    <w:bookmarkEnd w:id="185"/>
+    <w:bookmarkEnd w:id="186"/>
     <w:sectPr>
       <w:headerReference r:id="rId9" w:type="default"/>
       <w:footerReference r:id="rId10" w:type="default"/>
